--- a/Church/2026/2026_0606_MenloChurch.docx
+++ b/Church/2026/2026_0606_MenloChurch.docx
@@ -298,6 +298,9 @@
     </w:p>
     <w:p>
       <w:r>
+        <w:rPr>
+          <w:noProof/>
+        </w:rPr>
         <w:drawing>
           <wp:inline distT="0" distB="0" distL="0" distR="0" wp14:anchorId="31394117" wp14:editId="039941FF">
             <wp:extent cx="2200275" cy="1737292"/>
@@ -338,6 +341,9 @@
         <w:t xml:space="preserve">  </w:t>
       </w:r>
       <w:r>
+        <w:rPr>
+          <w:noProof/>
+        </w:rPr>
         <w:drawing>
           <wp:inline distT="0" distB="0" distL="0" distR="0" wp14:anchorId="30588276" wp14:editId="03F8B718">
             <wp:extent cx="2438400" cy="1876357"/>
@@ -378,6 +384,9 @@
     <w:p/>
     <w:p>
       <w:r>
+        <w:rPr>
+          <w:noProof/>
+        </w:rPr>
         <w:lastRenderedPageBreak/>
         <w:drawing>
           <wp:inline distT="0" distB="0" distL="0" distR="0" wp14:anchorId="5F62B155" wp14:editId="5534DA2E">
@@ -419,6 +428,9 @@
         <w:t xml:space="preserve">  </w:t>
       </w:r>
       <w:r>
+        <w:rPr>
+          <w:noProof/>
+        </w:rPr>
         <w:drawing>
           <wp:inline distT="0" distB="0" distL="0" distR="0" wp14:anchorId="78ACE664" wp14:editId="79D93CC1">
             <wp:extent cx="2609850" cy="1728747"/>
@@ -467,6 +479,9 @@
     </w:p>
     <w:p>
       <w:r>
+        <w:rPr>
+          <w:noProof/>
+        </w:rPr>
         <w:drawing>
           <wp:inline distT="0" distB="0" distL="0" distR="0" wp14:anchorId="74B21AB8" wp14:editId="1A75C38B">
             <wp:extent cx="2351618" cy="1295400"/>
@@ -630,19 +645,7 @@
     <w:p/>
     <w:p>
       <w:r>
-        <w:t>2</w:t>
-      </w:r>
-      <w:r>
-        <w:t>5</w:t>
-      </w:r>
-      <w:r>
-        <w:t>:</w:t>
-      </w:r>
-      <w:r>
-        <w:t>28</w:t>
-      </w:r>
-      <w:r>
-        <w:t>/1:16:07</w:t>
+        <w:t>25:28/1:16:07</w:t>
       </w:r>
     </w:p>
     <w:p>
@@ -655,9 +658,57 @@
       <w:r>
         <w:t>, and not just bugs.</w:t>
       </w:r>
+      <w:r>
+        <w:t xml:space="preserve"> What is the anxiety that you are feeling? What if exhaustion that we are all feeling?</w:t>
+      </w:r>
+      <w:r>
+        <w:t xml:space="preserve"> What if the rage maybe that you took out on someone this week?</w:t>
+      </w:r>
+      <w:r>
+        <w:t xml:space="preserve"> They are not like these things that you just have to patch the symptoms</w:t>
+      </w:r>
+      <w:r>
+        <w:t xml:space="preserve"> away of, but they are signals to follow</w:t>
+      </w:r>
+      <w:r>
+        <w:t xml:space="preserve"> for something deeper in your life.</w:t>
+      </w:r>
     </w:p>
     <w:p>
       <w:r>
+        <w:t>We talked about a God who is different than the algorithms that we all spend so</w:t>
+      </w:r>
+      <w:r>
+        <w:t xml:space="preserve"> much time in.</w:t>
+      </w:r>
+    </w:p>
+    <w:p>
+      <w:r>
+        <w:t>He does not about you</w:t>
+      </w:r>
+      <w:r>
+        <w:t>. God does not know you but God loves you.</w:t>
+      </w:r>
+    </w:p>
+    <w:p/>
+    <w:p>
+      <w:r>
+        <w:t>Today, we want to talk about human in AI age. We based on some work from the last week.</w:t>
+      </w:r>
+    </w:p>
+    <w:p>
+      <w:r>
+        <w:t xml:space="preserve">Paul Taylor and I are </w:t>
+      </w:r>
+      <w:r>
+        <w:t>going to release a podcast in next couple weeks.</w:t>
+      </w:r>
+    </w:p>
+    <w:p>
+      <w:r>
+        <w:rPr>
+          <w:noProof/>
+        </w:rPr>
         <w:drawing>
           <wp:inline distT="0" distB="0" distL="0" distR="0" wp14:anchorId="770764F9" wp14:editId="07EC07A0">
             <wp:extent cx="5943600" cy="769620"/>
@@ -695,6 +746,60 @@
         </w:drawing>
       </w:r>
     </w:p>
+    <w:p/>
+    <w:p>
+      <w:r>
+        <w:t>2</w:t>
+      </w:r>
+      <w:r>
+        <w:t>6</w:t>
+      </w:r>
+      <w:r>
+        <w:t>:</w:t>
+      </w:r>
+      <w:r>
+        <w:t>46</w:t>
+      </w:r>
+      <w:r>
+        <w:t>/1:16:07</w:t>
+      </w:r>
+    </w:p>
+    <w:p>
+      <w:r>
+        <w:lastRenderedPageBreak/>
+        <w:t xml:space="preserve">Pray: </w:t>
+      </w:r>
+      <w:r>
+        <w:t xml:space="preserve">God, we don’t know how to be a human in the AI age. </w:t>
+      </w:r>
+      <w:r>
+        <w:t>We need a example to follow and love Gid more each day.</w:t>
+      </w:r>
+      <w:r>
+        <w:t xml:space="preserve"> In Jesus name.</w:t>
+      </w:r>
+    </w:p>
+    <w:p/>
+    <w:p>
+      <w:r>
+        <w:t>2</w:t>
+      </w:r>
+      <w:r>
+        <w:t>7</w:t>
+      </w:r>
+      <w:r>
+        <w:t>:</w:t>
+      </w:r>
+      <w:r>
+        <w:t>1</w:t>
+      </w:r>
+      <w:r>
+        <w:t>6/1:16:07</w:t>
+      </w:r>
+    </w:p>
+    <w:p/>
+    <w:p/>
+    <w:p/>
     <w:p/>
     <w:p>
       <w:r>

--- a/Church/2026/2026_0606_MenloChurch.docx
+++ b/Church/2026/2026_0606_MenloChurch.docx
@@ -797,40 +797,364 @@
         <w:t>6/1:16:07</w:t>
       </w:r>
     </w:p>
-    <w:p/>
-    <w:p/>
-    <w:p/>
+    <w:p>
+      <w:r>
+        <w:t>There is a Podcast author Carey Nieuwhof that I listen to. He said something that stuck me. He said the algorithm is most misguided and hardest working pastor</w:t>
+      </w:r>
+      <w:r>
+        <w:t xml:space="preserve"> in America.</w:t>
+      </w:r>
+    </w:p>
+    <w:p>
+      <w:r>
+        <w:t>We have 1 hour</w:t>
+      </w:r>
+      <w:r>
+        <w:t xml:space="preserve"> a week</w:t>
+      </w:r>
+      <w:r>
+        <w:t xml:space="preserve"> </w:t>
+      </w:r>
+      <w:r>
+        <w:t xml:space="preserve">on Sunday to </w:t>
+      </w:r>
+      <w:r>
+        <w:t>get together</w:t>
+      </w:r>
+      <w:r>
+        <w:t xml:space="preserve">. </w:t>
+      </w:r>
+      <w:r>
+        <w:t>W</w:t>
+      </w:r>
+      <w:r>
+        <w:t>e ha</w:t>
+      </w:r>
+      <w:r>
+        <w:t>ve</w:t>
+      </w:r>
+      <w:r>
+        <w:t xml:space="preserve"> 1 hour for spiritual formation and </w:t>
+      </w:r>
+      <w:r>
+        <w:t xml:space="preserve"> 49 hours </w:t>
+      </w:r>
+      <w:r>
+        <w:t>to</w:t>
+      </w:r>
+      <w:r>
+        <w:t xml:space="preserve"> the algorithm.</w:t>
+      </w:r>
+      <w:r>
+        <w:t xml:space="preserve"> God gives you 1 hour; other</w:t>
+      </w:r>
+      <w:r>
+        <w:t xml:space="preserve"> activities</w:t>
+      </w:r>
+      <w:r>
+        <w:t xml:space="preserve"> give you 49 hours. Who win?</w:t>
+      </w:r>
+    </w:p>
+    <w:p>
+      <w:r>
+        <w:t xml:space="preserve">The 49 hours includes </w:t>
+      </w:r>
+      <w:r>
+        <w:t>left (</w:t>
+      </w:r>
+      <w:r>
+        <w:t>TikTok, X,</w:t>
+      </w:r>
+      <w:r>
+        <w:t xml:space="preserve"> </w:t>
+      </w:r>
+      <w:r>
+        <w:t>Anthropic Claude, Instagram</w:t>
+      </w:r>
+      <w:r>
+        <w:t>) and</w:t>
+      </w:r>
+      <w:r>
+        <w:t xml:space="preserve"> </w:t>
+      </w:r>
+      <w:r>
+        <w:t>Right (</w:t>
+      </w:r>
+      <w:r>
+        <w:t xml:space="preserve">YouTube, </w:t>
+      </w:r>
+      <w:r>
+        <w:t>Google, Facebook,</w:t>
+      </w:r>
+      <w:r>
+        <w:t xml:space="preserve"> </w:t>
+      </w:r>
+      <w:r>
+        <w:t xml:space="preserve">OpenAI </w:t>
+      </w:r>
+      <w:r>
+        <w:t>ChatGPT</w:t>
+      </w:r>
+      <w:r>
+        <w:t>)</w:t>
+      </w:r>
+      <w:r>
+        <w:t>.</w:t>
+      </w:r>
+    </w:p>
+    <w:p>
+      <w:r>
+        <w:t>Last week we talked about</w:t>
+      </w:r>
+      <w:r>
+        <w:t xml:space="preserve"> the firs</w:t>
+      </w:r>
+      <w:r>
+        <w:t>t</w:t>
+      </w:r>
+      <w:r>
+        <w:t xml:space="preserve"> component:</w:t>
+      </w:r>
+      <w:r>
+        <w:t xml:space="preserve"> what is</w:t>
+      </w:r>
+      <w:r>
+        <w:t xml:space="preserve"> </w:t>
+      </w:r>
+      <w:r>
+        <w:t>human</w:t>
+      </w:r>
+      <w:r>
+        <w:t xml:space="preserve"> in AI world</w:t>
+      </w:r>
+      <w:r>
+        <w:t>.</w:t>
+      </w:r>
+      <w:r>
+        <w:t xml:space="preserve"> We talked about idea of AWE (</w:t>
+      </w:r>
+      <w:r>
+        <w:t xml:space="preserve">Augmented World Expo) industry </w:t>
+      </w:r>
+      <w:r>
+        <w:t>AR</w:t>
+      </w:r>
+      <w:r>
+        <w:t xml:space="preserve">, </w:t>
+      </w:r>
+      <w:r>
+        <w:t>VR</w:t>
+      </w:r>
+      <w:r>
+        <w:t>, and Mixed Reality</w:t>
+      </w:r>
+      <w:r>
+        <w:t>.</w:t>
+      </w:r>
+    </w:p>
     <w:p/>
     <w:p>
       <w:r>
-        <w:t>======</w:t>
+        <w:drawing>
+          <wp:inline distT="0" distB="0" distL="0" distR="0" wp14:anchorId="3FE8B188" wp14:editId="19B796AE">
+            <wp:extent cx="1704975" cy="2421968"/>
+            <wp:effectExtent l="0" t="0" r="0" b="0"/>
+            <wp:docPr id="416200133" name="Picture 1"/>
+            <wp:cNvGraphicFramePr>
+              <a:graphicFrameLocks xmlns:a="http://schemas.openxmlformats.org/drawingml/2006/main" noChangeAspect="1"/>
+            </wp:cNvGraphicFramePr>
+            <a:graphic xmlns:a="http://schemas.openxmlformats.org/drawingml/2006/main">
+              <a:graphicData uri="http://schemas.openxmlformats.org/drawingml/2006/picture">
+                <pic:pic xmlns:pic="http://schemas.openxmlformats.org/drawingml/2006/picture">
+                  <pic:nvPicPr>
+                    <pic:cNvPr id="416200133" name=""/>
+                    <pic:cNvPicPr/>
+                  </pic:nvPicPr>
+                  <pic:blipFill>
+                    <a:blip r:embed="rId20"/>
+                    <a:stretch>
+                      <a:fillRect/>
+                    </a:stretch>
+                  </pic:blipFill>
+                  <pic:spPr>
+                    <a:xfrm>
+                      <a:off x="0" y="0"/>
+                      <a:ext cx="1707147" cy="2425054"/>
+                    </a:xfrm>
+                    <a:prstGeom prst="rect">
+                      <a:avLst/>
+                    </a:prstGeom>
+                  </pic:spPr>
+                </pic:pic>
+              </a:graphicData>
+            </a:graphic>
+          </wp:inline>
+        </w:drawing>
+      </w:r>
+    </w:p>
+    <w:p/>
+    <w:p>
+      <w:r>
+        <w:t>2</w:t>
+      </w:r>
+      <w:r>
+        <w:t>9</w:t>
+      </w:r>
+      <w:r>
+        <w:t>:</w:t>
+      </w:r>
+      <w:r>
+        <w:t>30</w:t>
+      </w:r>
+      <w:r>
+        <w:t>/1:16:07</w:t>
       </w:r>
     </w:p>
     <w:p>
       <w:r>
-        <w:t>06</w:t>
-      </w:r>
-      <w:r>
-        <w:t>/</w:t>
-      </w:r>
-      <w:r>
-        <w:t>06/</w:t>
-      </w:r>
-      <w:r>
-        <w:t>202</w:t>
-      </w:r>
-      <w:r>
-        <w:t>6</w:t>
-      </w:r>
-      <w:r>
-        <w:t xml:space="preserve">, </w:t>
-      </w:r>
-      <w:r>
-        <w:t>Menlo Church Worship (Summary of last week, 05/31/2028)</w:t>
+        <w:t>This week, we talk about AWE Agency</w:t>
+      </w:r>
+      <w:r>
+        <w:t>. What does it mean to be human in an age of AI, in an age of Technology.</w:t>
+      </w:r>
+      <w:r>
+        <w:t xml:space="preserve"> What is agency</w:t>
+      </w:r>
+      <w:r>
+        <w:t>? God gives us the ability to make independent</w:t>
+      </w:r>
+      <w:r>
+        <w:t xml:space="preserve"> choices.</w:t>
+      </w:r>
+    </w:p>
+    <w:p/>
+    <w:p>
+      <w:r>
+        <w:drawing>
+          <wp:inline distT="0" distB="0" distL="0" distR="0" wp14:anchorId="74360CE3" wp14:editId="47E0DFBC">
+            <wp:extent cx="2209800" cy="1745367"/>
+            <wp:effectExtent l="0" t="0" r="0" b="7620"/>
+            <wp:docPr id="1361720024" name="Picture 1"/>
+            <wp:cNvGraphicFramePr>
+              <a:graphicFrameLocks xmlns:a="http://schemas.openxmlformats.org/drawingml/2006/main" noChangeAspect="1"/>
+            </wp:cNvGraphicFramePr>
+            <a:graphic xmlns:a="http://schemas.openxmlformats.org/drawingml/2006/main">
+              <a:graphicData uri="http://schemas.openxmlformats.org/drawingml/2006/picture">
+                <pic:pic xmlns:pic="http://schemas.openxmlformats.org/drawingml/2006/picture">
+                  <pic:nvPicPr>
+                    <pic:cNvPr id="1361720024" name=""/>
+                    <pic:cNvPicPr/>
+                  </pic:nvPicPr>
+                  <pic:blipFill>
+                    <a:blip r:embed="rId21"/>
+                    <a:stretch>
+                      <a:fillRect/>
+                    </a:stretch>
+                  </pic:blipFill>
+                  <pic:spPr>
+                    <a:xfrm>
+                      <a:off x="0" y="0"/>
+                      <a:ext cx="2215627" cy="1749969"/>
+                    </a:xfrm>
+                    <a:prstGeom prst="rect">
+                      <a:avLst/>
+                    </a:prstGeom>
+                  </pic:spPr>
+                </pic:pic>
+              </a:graphicData>
+            </a:graphic>
+          </wp:inline>
+        </w:drawing>
+      </w:r>
+    </w:p>
+    <w:p/>
+    <w:p>
+      <w:r>
+        <w:t>29:</w:t>
+      </w:r>
+      <w:r>
+        <w:t>59</w:t>
+      </w:r>
+      <w:r>
+        <w:t>/1:16:07</w:t>
       </w:r>
     </w:p>
     <w:p>
-      <w:hyperlink r:id="rId20" w:history="1">
+      <w:r>
+        <w:t>You will either surrender your agency or use your agency to surrender.</w:t>
+      </w:r>
+    </w:p>
+    <w:p>
+      <w:r>
+        <w:lastRenderedPageBreak/>
+        <w:drawing>
+          <wp:inline distT="0" distB="0" distL="0" distR="0" wp14:anchorId="0DE82F25" wp14:editId="635FA274">
+            <wp:extent cx="2695575" cy="1742950"/>
+            <wp:effectExtent l="0" t="0" r="0" b="0"/>
+            <wp:docPr id="1014830847" name="Picture 1"/>
+            <wp:cNvGraphicFramePr>
+              <a:graphicFrameLocks xmlns:a="http://schemas.openxmlformats.org/drawingml/2006/main" noChangeAspect="1"/>
+            </wp:cNvGraphicFramePr>
+            <a:graphic xmlns:a="http://schemas.openxmlformats.org/drawingml/2006/main">
+              <a:graphicData uri="http://schemas.openxmlformats.org/drawingml/2006/picture">
+                <pic:pic xmlns:pic="http://schemas.openxmlformats.org/drawingml/2006/picture">
+                  <pic:nvPicPr>
+                    <pic:cNvPr id="1014830847" name=""/>
+                    <pic:cNvPicPr/>
+                  </pic:nvPicPr>
+                  <pic:blipFill>
+                    <a:blip r:embed="rId22"/>
+                    <a:stretch>
+                      <a:fillRect/>
+                    </a:stretch>
+                  </pic:blipFill>
+                  <pic:spPr>
+                    <a:xfrm>
+                      <a:off x="0" y="0"/>
+                      <a:ext cx="2699648" cy="1745584"/>
+                    </a:xfrm>
+                    <a:prstGeom prst="rect">
+                      <a:avLst/>
+                    </a:prstGeom>
+                  </pic:spPr>
+                </pic:pic>
+              </a:graphicData>
+            </a:graphic>
+          </wp:inline>
+        </w:drawing>
+      </w:r>
+    </w:p>
+    <w:p/>
+    <w:p>
+      <w:r>
+        <w:t>======</w:t>
+      </w:r>
+    </w:p>
+    <w:p>
+      <w:r>
+        <w:t>06</w:t>
+      </w:r>
+      <w:r>
+        <w:t>/</w:t>
+      </w:r>
+      <w:r>
+        <w:t>06/</w:t>
+      </w:r>
+      <w:r>
+        <w:t>202</w:t>
+      </w:r>
+      <w:r>
+        <w:t>6</w:t>
+      </w:r>
+      <w:r>
+        <w:t xml:space="preserve">, </w:t>
+      </w:r>
+      <w:r>
+        <w:t>Menlo Church Worship (Summary of last week, 05/31/2028)</w:t>
+      </w:r>
+    </w:p>
+    <w:p>
+      <w:hyperlink r:id="rId23" w:history="1">
         <w:r>
           <w:rPr>
             <w:rStyle w:val="Hyperlink"/>
@@ -862,7 +1186,7 @@
     <w:p/>
     <w:p/>
     <w:sectPr>
-      <w:footerReference w:type="default" r:id="rId21"/>
+      <w:footerReference w:type="default" r:id="rId24"/>
       <w:pgSz w:w="12240" w:h="15840"/>
       <w:pgMar w:top="1440" w:right="1440" w:bottom="1530" w:left="1440" w:header="0" w:footer="720" w:gutter="0"/>
       <w:cols w:space="720"/>

--- a/Church/2026/2026_0606_MenloChurch.docx
+++ b/Church/2026/2026_0606_MenloChurch.docx
@@ -1081,12 +1081,150 @@
     </w:p>
     <w:p>
       <w:r>
-        <w:t>You will either surrender your agency or use your agency to surrender.</w:t>
+        <w:t xml:space="preserve">You either surrender </w:t>
+      </w:r>
+      <w:r>
+        <w:t>to</w:t>
+      </w:r>
+      <w:r>
+        <w:t xml:space="preserve"> agency or use your agency to surrender.</w:t>
       </w:r>
     </w:p>
     <w:p>
       <w:r>
+        <w:t>We will talk this today.</w:t>
+      </w:r>
+      <w:r>
+        <w:t xml:space="preserve"> But for the algorithm, no matter what kind of technology, it is an agent</w:t>
+      </w:r>
+      <w:r>
+        <w:t>. Think about the agent, we put in a prompt and get something back.</w:t>
+      </w:r>
+      <w:r>
+        <w:t xml:space="preserve"> It does some work for us. </w:t>
+      </w:r>
+      <w:r>
+        <w:t xml:space="preserve">We are the guy </w:t>
+      </w:r>
+      <w:r>
         <w:lastRenderedPageBreak/>
+        <w:t>to make decision</w:t>
+      </w:r>
+      <w:r>
+        <w:t>.</w:t>
+      </w:r>
+      <w:r>
+        <w:t xml:space="preserve"> The AI agent cannot rob from you.</w:t>
+      </w:r>
+      <w:r>
+        <w:t xml:space="preserve"> The agent tr</w:t>
+      </w:r>
+      <w:r>
+        <w:t>ies</w:t>
+      </w:r>
+      <w:r>
+        <w:t xml:space="preserve"> to behalf of you but you are the real decision maker.</w:t>
+      </w:r>
+      <w:r>
+        <w:t xml:space="preserve"> We surrender to the technology without realize it.</w:t>
+      </w:r>
+    </w:p>
+    <w:p/>
+    <w:p>
+      <w:r>
+        <w:t>29:59/1:16:07</w:t>
+      </w:r>
+    </w:p>
+    <w:p>
+      <w:r>
+        <w:t>In MIT media lab, we have three different conditions</w:t>
+      </w:r>
+      <w:r>
+        <w:t xml:space="preserve"> to write essays</w:t>
+      </w:r>
+      <w:r>
+        <w:t xml:space="preserve">. </w:t>
+      </w:r>
+      <w:r>
+        <w:t>First</w:t>
+      </w:r>
+      <w:r>
+        <w:t xml:space="preserve"> group was given ChatGPT to write it, </w:t>
+      </w:r>
+      <w:r>
+        <w:t>second</w:t>
+      </w:r>
+      <w:r>
+        <w:t xml:space="preserve"> group was given an internet search engine to write it</w:t>
+      </w:r>
+      <w:r>
+        <w:t>, and third group use their brains and a blank page.</w:t>
+      </w:r>
+      <w:r>
+        <w:t xml:space="preserve"> The results: ChatGPT group showed the weakest neural engagement of all three.</w:t>
+      </w:r>
+      <w:r>
+        <w:t xml:space="preserve"> The search engine is in the middle. The brain only group showed strongest and most distributed brain activity of all three groups.</w:t>
+      </w:r>
+      <w:r>
+        <w:t xml:space="preserve"> The ChatGPT group shows the lowest sense of ownership over what they had</w:t>
+      </w:r>
+      <w:r>
+        <w:t xml:space="preserve"> written and many struggled to accurately</w:t>
+      </w:r>
+      <w:r>
+        <w:t xml:space="preserve"> or even quote their own argument shortly after that.</w:t>
+      </w:r>
+    </w:p>
+    <w:p/>
+    <w:p>
+      <w:r>
+        <w:t>33</w:t>
+      </w:r>
+      <w:r>
+        <w:t>:</w:t>
+      </w:r>
+      <w:r>
+        <w:t>00</w:t>
+      </w:r>
+      <w:r>
+        <w:t>/1:16:07</w:t>
+      </w:r>
+    </w:p>
+    <w:p>
+      <w:r>
+        <w:t>The researcher came up with a cognitive debt. In other words,</w:t>
+      </w:r>
+      <w:r>
+        <w:t xml:space="preserve"> when we outsourcing work of thinking too quick, the bill eventually come due. The concern is not the tools are bad. The concern is that if we keep letting the tool do for us, then muscles of our attention, memory, judgement, and critical thinking will atrophy (shrink) over time.</w:t>
+      </w:r>
+    </w:p>
+    <w:p>
+      <w:r>
+        <w:t>Silicon Valley has a lot of people work on AI technology. We are not against the technology</w:t>
+      </w:r>
+      <w:r>
+        <w:t>. The enemy is not the tool. The enemy is indiscriminate</w:t>
+      </w:r>
+      <w:r>
+        <w:t xml:space="preserve">, </w:t>
+      </w:r>
+      <w:r>
+        <w:t>unintentional</w:t>
+      </w:r>
+      <w:r>
+        <w:t xml:space="preserve">, and undisciplined use of </w:t>
+      </w:r>
+      <w:r>
+        <w:t>tool.</w:t>
+      </w:r>
+      <w:r>
+        <w:t xml:space="preserve"> </w:t>
+      </w:r>
+    </w:p>
+    <w:p/>
+    <w:p>
+      <w:r>
         <w:drawing>
           <wp:inline distT="0" distB="0" distL="0" distR="0" wp14:anchorId="0DE82F25" wp14:editId="635FA274">
             <wp:extent cx="2695575" cy="1742950"/>
@@ -1127,6 +1265,64 @@
     <w:p/>
     <w:p>
       <w:r>
+        <w:t>3</w:t>
+      </w:r>
+      <w:r>
+        <w:t>4</w:t>
+      </w:r>
+      <w:r>
+        <w:t>:</w:t>
+      </w:r>
+      <w:r>
+        <w:t>55</w:t>
+      </w:r>
+      <w:r>
+        <w:t>/1:16:07</w:t>
+      </w:r>
+    </w:p>
+    <w:p/>
+    <w:p>
+      <w:r>
+        <w:drawing>
+          <wp:inline distT="0" distB="0" distL="0" distR="0" wp14:anchorId="4603850A" wp14:editId="4D13EE66">
+            <wp:extent cx="5943600" cy="767080"/>
+            <wp:effectExtent l="0" t="0" r="0" b="0"/>
+            <wp:docPr id="187070690" name="Picture 1"/>
+            <wp:cNvGraphicFramePr>
+              <a:graphicFrameLocks xmlns:a="http://schemas.openxmlformats.org/drawingml/2006/main" noChangeAspect="1"/>
+            </wp:cNvGraphicFramePr>
+            <a:graphic xmlns:a="http://schemas.openxmlformats.org/drawingml/2006/main">
+              <a:graphicData uri="http://schemas.openxmlformats.org/drawingml/2006/picture">
+                <pic:pic xmlns:pic="http://schemas.openxmlformats.org/drawingml/2006/picture">
+                  <pic:nvPicPr>
+                    <pic:cNvPr id="187070690" name=""/>
+                    <pic:cNvPicPr/>
+                  </pic:nvPicPr>
+                  <pic:blipFill>
+                    <a:blip r:embed="rId23"/>
+                    <a:stretch>
+                      <a:fillRect/>
+                    </a:stretch>
+                  </pic:blipFill>
+                  <pic:spPr>
+                    <a:xfrm>
+                      <a:off x="0" y="0"/>
+                      <a:ext cx="5943600" cy="767080"/>
+                    </a:xfrm>
+                    <a:prstGeom prst="rect">
+                      <a:avLst/>
+                    </a:prstGeom>
+                  </pic:spPr>
+                </pic:pic>
+              </a:graphicData>
+            </a:graphic>
+          </wp:inline>
+        </w:drawing>
+      </w:r>
+    </w:p>
+    <w:p/>
+    <w:p>
+      <w:r>
         <w:t>======</w:t>
       </w:r>
     </w:p>
@@ -1154,7 +1350,7 @@
       </w:r>
     </w:p>
     <w:p>
-      <w:hyperlink r:id="rId23" w:history="1">
+      <w:hyperlink r:id="rId24" w:history="1">
         <w:r>
           <w:rPr>
             <w:rStyle w:val="Hyperlink"/>
@@ -1186,7 +1382,7 @@
     <w:p/>
     <w:p/>
     <w:sectPr>
-      <w:footerReference w:type="default" r:id="rId24"/>
+      <w:footerReference w:type="default" r:id="rId25"/>
       <w:pgSz w:w="12240" w:h="15840"/>
       <w:pgMar w:top="1440" w:right="1440" w:bottom="1530" w:left="1440" w:header="0" w:footer="720" w:gutter="0"/>
       <w:cols w:space="720"/>

--- a/Church/2026/2026_0606_MenloChurch.docx
+++ b/Church/2026/2026_0606_MenloChurch.docx
@@ -749,19 +749,7 @@
     <w:p/>
     <w:p>
       <w:r>
-        <w:t>2</w:t>
-      </w:r>
-      <w:r>
-        <w:t>6</w:t>
-      </w:r>
-      <w:r>
-        <w:t>:</w:t>
-      </w:r>
-      <w:r>
-        <w:t>46</w:t>
-      </w:r>
-      <w:r>
-        <w:t>/1:16:07</w:t>
+        <w:t>26:46/1:16:07</w:t>
       </w:r>
     </w:p>
     <w:p>
@@ -782,19 +770,7 @@
     <w:p/>
     <w:p>
       <w:r>
-        <w:t>2</w:t>
-      </w:r>
-      <w:r>
-        <w:t>7</w:t>
-      </w:r>
-      <w:r>
-        <w:t>:</w:t>
-      </w:r>
-      <w:r>
-        <w:t>1</w:t>
-      </w:r>
-      <w:r>
-        <w:t>6/1:16:07</w:t>
+        <w:t>27:16/1:16:07</w:t>
       </w:r>
     </w:p>
     <w:p>
@@ -955,6 +931,9 @@
     <w:p/>
     <w:p>
       <w:r>
+        <w:rPr>
+          <w:noProof/>
+        </w:rPr>
         <w:drawing>
           <wp:inline distT="0" distB="0" distL="0" distR="0" wp14:anchorId="3FE8B188" wp14:editId="19B796AE">
             <wp:extent cx="1704975" cy="2421968"/>
@@ -995,19 +974,7 @@
     <w:p/>
     <w:p>
       <w:r>
-        <w:t>2</w:t>
-      </w:r>
-      <w:r>
-        <w:t>9</w:t>
-      </w:r>
-      <w:r>
-        <w:t>:</w:t>
-      </w:r>
-      <w:r>
-        <w:t>30</w:t>
-      </w:r>
-      <w:r>
-        <w:t>/1:16:07</w:t>
+        <w:t>29:30/1:16:07</w:t>
       </w:r>
     </w:p>
     <w:p>
@@ -1030,6 +997,9 @@
     <w:p/>
     <w:p>
       <w:r>
+        <w:rPr>
+          <w:noProof/>
+        </w:rPr>
         <w:drawing>
           <wp:inline distT="0" distB="0" distL="0" distR="0" wp14:anchorId="74360CE3" wp14:editId="47E0DFBC">
             <wp:extent cx="2209800" cy="1745367"/>
@@ -1070,13 +1040,7 @@
     <w:p/>
     <w:p>
       <w:r>
-        <w:t>29:</w:t>
-      </w:r>
-      <w:r>
-        <w:t>59</w:t>
-      </w:r>
-      <w:r>
-        <w:t>/1:16:07</w:t>
+        <w:t>29:59/1:16:07</w:t>
       </w:r>
     </w:p>
     <w:p>
@@ -1179,16 +1143,7 @@
     <w:p/>
     <w:p>
       <w:r>
-        <w:t>33</w:t>
-      </w:r>
-      <w:r>
-        <w:t>:</w:t>
-      </w:r>
-      <w:r>
-        <w:t>00</w:t>
-      </w:r>
-      <w:r>
-        <w:t>/1:16:07</w:t>
+        <w:t>33:00/1:16:07</w:t>
       </w:r>
     </w:p>
     <w:p>
@@ -1225,6 +1180,9 @@
     <w:p/>
     <w:p>
       <w:r>
+        <w:rPr>
+          <w:noProof/>
+        </w:rPr>
         <w:drawing>
           <wp:inline distT="0" distB="0" distL="0" distR="0" wp14:anchorId="0DE82F25" wp14:editId="635FA274">
             <wp:extent cx="2695575" cy="1742950"/>
@@ -1265,24 +1223,87 @@
     <w:p/>
     <w:p>
       <w:r>
-        <w:t>3</w:t>
-      </w:r>
-      <w:r>
-        <w:t>4</w:t>
-      </w:r>
-      <w:r>
-        <w:t>:</w:t>
-      </w:r>
-      <w:r>
-        <w:t>55</w:t>
-      </w:r>
-      <w:r>
-        <w:t>/1:16:07</w:t>
+        <w:t>34:55/1:16:07</w:t>
+      </w:r>
+    </w:p>
+    <w:p>
+      <w:r>
+        <w:t>We need the original thought.</w:t>
+      </w:r>
+      <w:r>
+        <w:t xml:space="preserve"> If we use predictive text algorithm over and over </w:t>
+      </w:r>
+      <w:r>
+        <w:t>to tell us thing we try to do faster</w:t>
+      </w:r>
+      <w:r>
+        <w:t xml:space="preserve">, we can use </w:t>
+      </w:r>
+      <w:r>
+        <w:t>chatbot</w:t>
+      </w:r>
+      <w:r>
+        <w:t xml:space="preserve">. </w:t>
+      </w:r>
+      <w:r>
+        <w:t>But remember, you will either surrender your agency or use your agency to surrender.</w:t>
+      </w:r>
+    </w:p>
+    <w:p>
+      <w:r>
+        <w:t xml:space="preserve">In the Roman book written by Apostle Paul. </w:t>
+      </w:r>
+      <w:r>
+        <w:t>Paul</w:t>
+      </w:r>
+      <w:r>
+        <w:t xml:space="preserve"> is a convert to Christianity</w:t>
+      </w:r>
+      <w:r>
+        <w:t xml:space="preserve"> in early 1</w:t>
+      </w:r>
+      <w:r>
+        <w:rPr>
+          <w:vertAlign w:val="superscript"/>
+        </w:rPr>
+        <w:t>st</w:t>
+      </w:r>
+      <w:r>
+        <w:t xml:space="preserve"> century</w:t>
+      </w:r>
+      <w:r>
+        <w:t>. Paul tried to</w:t>
+      </w:r>
+      <w:r>
+        <w:t xml:space="preserve"> persecut</w:t>
+      </w:r>
+      <w:r>
+        <w:t>e</w:t>
+      </w:r>
+      <w:r>
+        <w:t xml:space="preserve"> </w:t>
+      </w:r>
+      <w:r>
+        <w:t xml:space="preserve">Christian at very </w:t>
+      </w:r>
+      <w:r>
+        <w:t xml:space="preserve">beginning and try to end the </w:t>
+      </w:r>
+      <w:r>
+        <w:t>movement of persecuting christian</w:t>
+      </w:r>
+      <w:r>
+        <w:t>.</w:t>
       </w:r>
     </w:p>
     <w:p/>
+    <w:p/>
+    <w:p/>
     <w:p>
       <w:r>
+        <w:rPr>
+          <w:noProof/>
+        </w:rPr>
         <w:drawing>
           <wp:inline distT="0" distB="0" distL="0" distR="0" wp14:anchorId="4603850A" wp14:editId="4D13EE66">
             <wp:extent cx="5943600" cy="767080"/>
@@ -1361,6 +1382,7 @@
     </w:p>
     <w:p>
       <w:r>
+        <w:lastRenderedPageBreak/>
         <w:t>Infinite Loop | Glitch</w:t>
       </w:r>
       <w:r>

--- a/Church/2026/2026_0606_MenloChurch.docx
+++ b/Church/2026/2026_0606_MenloChurch.docx
@@ -1249,54 +1249,6 @@
         <w:t>But remember, you will either surrender your agency or use your agency to surrender.</w:t>
       </w:r>
     </w:p>
-    <w:p>
-      <w:r>
-        <w:t xml:space="preserve">In the Roman book written by Apostle Paul. </w:t>
-      </w:r>
-      <w:r>
-        <w:t>Paul</w:t>
-      </w:r>
-      <w:r>
-        <w:t xml:space="preserve"> is a convert to Christianity</w:t>
-      </w:r>
-      <w:r>
-        <w:t xml:space="preserve"> in early 1</w:t>
-      </w:r>
-      <w:r>
-        <w:rPr>
-          <w:vertAlign w:val="superscript"/>
-        </w:rPr>
-        <w:t>st</w:t>
-      </w:r>
-      <w:r>
-        <w:t xml:space="preserve"> century</w:t>
-      </w:r>
-      <w:r>
-        <w:t>. Paul tried to</w:t>
-      </w:r>
-      <w:r>
-        <w:t xml:space="preserve"> persecut</w:t>
-      </w:r>
-      <w:r>
-        <w:t>e</w:t>
-      </w:r>
-      <w:r>
-        <w:t xml:space="preserve"> </w:t>
-      </w:r>
-      <w:r>
-        <w:t xml:space="preserve">Christian at very </w:t>
-      </w:r>
-      <w:r>
-        <w:t xml:space="preserve">beginning and try to end the </w:t>
-      </w:r>
-      <w:r>
-        <w:t>movement of persecuting christian</w:t>
-      </w:r>
-      <w:r>
-        <w:t>.</w:t>
-      </w:r>
-    </w:p>
-    <w:p/>
     <w:p/>
     <w:p/>
     <w:p>
@@ -1344,6 +1296,229 @@
     <w:p/>
     <w:p>
       <w:r>
+        <w:t>3</w:t>
+      </w:r>
+      <w:r>
+        <w:t>5</w:t>
+      </w:r>
+      <w:r>
+        <w:t>:5</w:t>
+      </w:r>
+      <w:r>
+        <w:t>6</w:t>
+      </w:r>
+      <w:r>
+        <w:t>/1:16:07</w:t>
+      </w:r>
+    </w:p>
+    <w:p>
+      <w:r>
+        <w:t>In the Roman book written by Apostle Paul. Paul is a convert to Christianity in early 1</w:t>
+      </w:r>
+      <w:r>
+        <w:rPr>
+          <w:vertAlign w:val="superscript"/>
+        </w:rPr>
+        <w:t>st</w:t>
+      </w:r>
+      <w:r>
+        <w:t xml:space="preserve"> century. Paul tried to persecute Christian at very beginning and try to end the movement of persecuting Christian.</w:t>
+      </w:r>
+    </w:p>
+    <w:p>
+      <w:r>
+        <w:t>Paul spends 11 chapters of incredible book for human condition and God consistent love in human history.</w:t>
+      </w:r>
+    </w:p>
+    <w:p/>
+    <w:p>
+      <w:r>
+        <w:lastRenderedPageBreak/>
+        <w:t>3</w:t>
+      </w:r>
+      <w:r>
+        <w:t>6</w:t>
+      </w:r>
+      <w:r>
+        <w:t>:</w:t>
+      </w:r>
+      <w:r>
+        <w:t>00</w:t>
+      </w:r>
+      <w:r>
+        <w:t>/1:16:07</w:t>
+      </w:r>
+    </w:p>
+    <w:p>
+      <w:r>
+        <w:t>Roaman 12:1 ESV</w:t>
+      </w:r>
+    </w:p>
+    <w:p>
+      <w:r>
+        <w:t>Paul begins chapter 12. New Test scholar N.T. Wright calls it the most loaded in New Testament.</w:t>
+      </w:r>
+    </w:p>
+    <w:p>
+      <w:r>
+        <w:t>Paul said, “I appeal to you, therefore, brothers and sisters, by the mercies of God, to present your bodies as living sacrifice, holy and acceptable to God, which is your spiritual worship.”</w:t>
+      </w:r>
+    </w:p>
+    <w:p>
+      <w:r>
+        <w:t>“Living sacrifice” is one of those concepts.</w:t>
+      </w:r>
+      <w:r>
+        <w:t xml:space="preserve"> Jesus is permanent sacrifice for everyone who know him.</w:t>
+      </w:r>
+    </w:p>
+    <w:p/>
+    <w:p>
+      <w:r>
+        <w:t>Paul sa</w:t>
+      </w:r>
+      <w:r>
+        <w:t>id</w:t>
+      </w:r>
+      <w:r>
+        <w:t>, “Don’t give your body, your loyalty to Caesar or pledge supreme</w:t>
+      </w:r>
+      <w:r>
+        <w:t xml:space="preserve"> allegiance to a earthly </w:t>
+      </w:r>
+      <w:r>
+        <w:t>kingdom or to a political affiliation,</w:t>
+      </w:r>
+      <w:r>
+        <w:t xml:space="preserve"> but hold it back to the greater kingdom to which you have the deepest </w:t>
+      </w:r>
+      <w:r>
+        <w:t>allegiance,</w:t>
+      </w:r>
+      <w:r>
+        <w:t xml:space="preserve"> to the kind of loyalty that shapes every other loyalty.”</w:t>
+      </w:r>
+    </w:p>
+    <w:p/>
+    <w:p>
+      <w:r>
+        <w:drawing>
+          <wp:inline distT="0" distB="0" distL="0" distR="0" wp14:anchorId="763D2460" wp14:editId="22A96CF7">
+            <wp:extent cx="2314898" cy="2229161"/>
+            <wp:effectExtent l="0" t="0" r="9525" b="0"/>
+            <wp:docPr id="1697432049" name="Picture 1"/>
+            <wp:cNvGraphicFramePr>
+              <a:graphicFrameLocks xmlns:a="http://schemas.openxmlformats.org/drawingml/2006/main" noChangeAspect="1"/>
+            </wp:cNvGraphicFramePr>
+            <a:graphic xmlns:a="http://schemas.openxmlformats.org/drawingml/2006/main">
+              <a:graphicData uri="http://schemas.openxmlformats.org/drawingml/2006/picture">
+                <pic:pic xmlns:pic="http://schemas.openxmlformats.org/drawingml/2006/picture">
+                  <pic:nvPicPr>
+                    <pic:cNvPr id="1697432049" name=""/>
+                    <pic:cNvPicPr/>
+                  </pic:nvPicPr>
+                  <pic:blipFill>
+                    <a:blip r:embed="rId24"/>
+                    <a:stretch>
+                      <a:fillRect/>
+                    </a:stretch>
+                  </pic:blipFill>
+                  <pic:spPr>
+                    <a:xfrm>
+                      <a:off x="0" y="0"/>
+                      <a:ext cx="2314898" cy="2229161"/>
+                    </a:xfrm>
+                    <a:prstGeom prst="rect">
+                      <a:avLst/>
+                    </a:prstGeom>
+                  </pic:spPr>
+                </pic:pic>
+              </a:graphicData>
+            </a:graphic>
+          </wp:inline>
+        </w:drawing>
+      </w:r>
+    </w:p>
+    <w:p/>
+    <w:p>
+      <w:r>
+        <w:t>3</w:t>
+      </w:r>
+      <w:r>
+        <w:t>8</w:t>
+      </w:r>
+      <w:r>
+        <w:t>:</w:t>
+      </w:r>
+      <w:r>
+        <w:t>27</w:t>
+      </w:r>
+      <w:r>
+        <w:t>/1:16:07</w:t>
+      </w:r>
+    </w:p>
+    <w:p>
+      <w:r>
+        <w:t>Caterpillar transform</w:t>
+      </w:r>
+      <w:r>
+        <w:t>s</w:t>
+      </w:r>
+      <w:r>
+        <w:t xml:space="preserve"> into buffer fly</w:t>
+      </w:r>
+      <w:r>
+        <w:t xml:space="preserve"> is a complete metamorphosis.</w:t>
+      </w:r>
+    </w:p>
+    <w:p>
+      <w:r>
+        <w:t>Do not be confirmed to this world, but be transformed by renewal of our mind,</w:t>
+      </w:r>
+    </w:p>
+    <w:p/>
+    <w:p>
+      <w:r>
+        <w:drawing>
+          <wp:inline distT="0" distB="0" distL="0" distR="0" wp14:anchorId="74602307" wp14:editId="272CBCEE">
+            <wp:extent cx="2514951" cy="2610214"/>
+            <wp:effectExtent l="0" t="0" r="0" b="0"/>
+            <wp:docPr id="611121455" name="Picture 1"/>
+            <wp:cNvGraphicFramePr>
+              <a:graphicFrameLocks xmlns:a="http://schemas.openxmlformats.org/drawingml/2006/main" noChangeAspect="1"/>
+            </wp:cNvGraphicFramePr>
+            <a:graphic xmlns:a="http://schemas.openxmlformats.org/drawingml/2006/main">
+              <a:graphicData uri="http://schemas.openxmlformats.org/drawingml/2006/picture">
+                <pic:pic xmlns:pic="http://schemas.openxmlformats.org/drawingml/2006/picture">
+                  <pic:nvPicPr>
+                    <pic:cNvPr id="611121455" name=""/>
+                    <pic:cNvPicPr/>
+                  </pic:nvPicPr>
+                  <pic:blipFill>
+                    <a:blip r:embed="rId25"/>
+                    <a:stretch>
+                      <a:fillRect/>
+                    </a:stretch>
+                  </pic:blipFill>
+                  <pic:spPr>
+                    <a:xfrm>
+                      <a:off x="0" y="0"/>
+                      <a:ext cx="2514951" cy="2610214"/>
+                    </a:xfrm>
+                    <a:prstGeom prst="rect">
+                      <a:avLst/>
+                    </a:prstGeom>
+                  </pic:spPr>
+                </pic:pic>
+              </a:graphicData>
+            </a:graphic>
+          </wp:inline>
+        </w:drawing>
+      </w:r>
+    </w:p>
+    <w:p/>
+    <w:p>
+      <w:r>
         <w:t>======</w:t>
       </w:r>
     </w:p>
@@ -1371,7 +1546,7 @@
       </w:r>
     </w:p>
     <w:p>
-      <w:hyperlink r:id="rId24" w:history="1">
+      <w:hyperlink r:id="rId26" w:history="1">
         <w:r>
           <w:rPr>
             <w:rStyle w:val="Hyperlink"/>
@@ -1382,7 +1557,6 @@
     </w:p>
     <w:p>
       <w:r>
-        <w:lastRenderedPageBreak/>
         <w:t>Infinite Loop | Glitch</w:t>
       </w:r>
       <w:r>
@@ -1404,7 +1578,7 @@
     <w:p/>
     <w:p/>
     <w:sectPr>
-      <w:footerReference w:type="default" r:id="rId25"/>
+      <w:footerReference w:type="default" r:id="rId27"/>
       <w:pgSz w:w="12240" w:h="15840"/>
       <w:pgMar w:top="1440" w:right="1440" w:bottom="1530" w:left="1440" w:header="0" w:footer="720" w:gutter="0"/>
       <w:cols w:space="720"/>

--- a/Church/2026/2026_0606_MenloChurch.docx
+++ b/Church/2026/2026_0606_MenloChurch.docx
@@ -761,7 +761,15 @@
         <w:t xml:space="preserve">God, we don’t know how to be a human in the AI age. </w:t>
       </w:r>
       <w:r>
-        <w:t>We need a example to follow and love Gid more each day.</w:t>
+        <w:t xml:space="preserve">We need </w:t>
+      </w:r>
+      <w:proofErr w:type="spellStart"/>
+      <w:r>
+        <w:t>a</w:t>
+      </w:r>
+      <w:proofErr w:type="spellEnd"/>
+      <w:r>
+        <w:t xml:space="preserve"> example to follow and love Gid more each day.</w:t>
       </w:r>
       <w:r>
         <w:t xml:space="preserve"> In Jesus name.</w:t>
@@ -1296,19 +1304,7 @@
     <w:p/>
     <w:p>
       <w:r>
-        <w:t>3</w:t>
-      </w:r>
-      <w:r>
-        <w:t>5</w:t>
-      </w:r>
-      <w:r>
-        <w:t>:5</w:t>
-      </w:r>
-      <w:r>
-        <w:t>6</w:t>
-      </w:r>
-      <w:r>
-        <w:t>/1:16:07</w:t>
+        <w:t>35:56/1:16:07</w:t>
       </w:r>
     </w:p>
     <w:p>
@@ -1334,19 +1330,7 @@
     <w:p>
       <w:r>
         <w:lastRenderedPageBreak/>
-        <w:t>3</w:t>
-      </w:r>
-      <w:r>
-        <w:t>6</w:t>
-      </w:r>
-      <w:r>
-        <w:t>:</w:t>
-      </w:r>
-      <w:r>
-        <w:t>00</w:t>
-      </w:r>
-      <w:r>
-        <w:t>/1:16:07</w:t>
+        <w:t>36:00/1:16:07</w:t>
       </w:r>
     </w:p>
     <w:p>
@@ -1384,7 +1368,15 @@
         <w:t>, “Don’t give your body, your loyalty to Caesar or pledge supreme</w:t>
       </w:r>
       <w:r>
-        <w:t xml:space="preserve"> allegiance to a earthly </w:t>
+        <w:t xml:space="preserve"> allegiance to </w:t>
+      </w:r>
+      <w:proofErr w:type="spellStart"/>
+      <w:r>
+        <w:t>a</w:t>
+      </w:r>
+      <w:proofErr w:type="spellEnd"/>
+      <w:r>
+        <w:t xml:space="preserve"> earthly </w:t>
       </w:r>
       <w:r>
         <w:t>kingdom or to a political affiliation,</w:t>
@@ -1402,10 +1394,13 @@
     <w:p/>
     <w:p>
       <w:r>
+        <w:rPr>
+          <w:noProof/>
+        </w:rPr>
         <w:drawing>
-          <wp:inline distT="0" distB="0" distL="0" distR="0" wp14:anchorId="763D2460" wp14:editId="22A96CF7">
-            <wp:extent cx="2314898" cy="2229161"/>
-            <wp:effectExtent l="0" t="0" r="9525" b="0"/>
+          <wp:inline distT="0" distB="0" distL="0" distR="0" wp14:anchorId="763D2460" wp14:editId="0524D090">
+            <wp:extent cx="2007943" cy="1933575"/>
+            <wp:effectExtent l="0" t="0" r="0" b="0"/>
             <wp:docPr id="1697432049" name="Picture 1"/>
             <wp:cNvGraphicFramePr>
               <a:graphicFrameLocks xmlns:a="http://schemas.openxmlformats.org/drawingml/2006/main" noChangeAspect="1"/>
@@ -1426,7 +1421,7 @@
                   <pic:spPr>
                     <a:xfrm>
                       <a:off x="0" y="0"/>
-                      <a:ext cx="2314898" cy="2229161"/>
+                      <a:ext cx="2010904" cy="1936426"/>
                     </a:xfrm>
                     <a:prstGeom prst="rect">
                       <a:avLst/>
@@ -1442,16 +1437,134 @@
     <w:p/>
     <w:p>
       <w:r>
-        <w:t>3</w:t>
-      </w:r>
-      <w:r>
-        <w:t>8</w:t>
+        <w:t>38:27/1:16:07</w:t>
+      </w:r>
+    </w:p>
+    <w:p>
+      <w:r>
+        <w:t>Caterpillar transform</w:t>
+      </w:r>
+      <w:r>
+        <w:t>s</w:t>
+      </w:r>
+      <w:r>
+        <w:t xml:space="preserve"> into buffer fly</w:t>
+      </w:r>
+      <w:r>
+        <w:t xml:space="preserve"> is a complete metamorphosis.</w:t>
+      </w:r>
+    </w:p>
+    <w:p>
+      <w:r>
+        <w:t>Do not be confirmed to this world, but be transformed by renewal of our mind</w:t>
+      </w:r>
+      <w:r>
+        <w:t>.</w:t>
+      </w:r>
+    </w:p>
+    <w:p>
+      <w:r>
+        <w:t xml:space="preserve">What is caterpillar life? </w:t>
+      </w:r>
+      <w:r>
+        <w:t>The caterpillar transforms into a butterfly</w:t>
+      </w:r>
+      <w:r>
+        <w:t xml:space="preserve"> is a complete </w:t>
+      </w:r>
+      <w:r>
+        <w:t>metamorphosis (</w:t>
+      </w:r>
+      <w:r>
+        <w:t>蛻變</w:t>
+      </w:r>
+      <w:r>
+        <w:t>)</w:t>
+      </w:r>
+      <w:r>
+        <w:t xml:space="preserve">. </w:t>
+      </w:r>
+    </w:p>
+    <w:p>
+      <w:r>
+        <w:t xml:space="preserve">It is a complete restructuring, everything changes, and what is means to know Jesus and </w:t>
+      </w:r>
+      <w:r>
+        <w:t>then transformed yourself</w:t>
+      </w:r>
+      <w:r>
+        <w:t>.</w:t>
+      </w:r>
+      <w:r>
+        <w:t xml:space="preserve"> The metamorphosis is a Greek word. </w:t>
+      </w:r>
+      <w:r>
+        <w:t xml:space="preserve">Metamorphosis is a </w:t>
+      </w:r>
+      <w:r>
+        <w:t>passive transform, be transformed.</w:t>
+      </w:r>
+    </w:p>
+    <w:p/>
+    <w:p>
+      <w:r>
+        <w:t>4</w:t>
+      </w:r>
+      <w:r>
+        <w:t>0</w:t>
+      </w:r>
+      <w:r>
+        <w:t>:00/1:16:07</w:t>
+      </w:r>
+    </w:p>
+    <w:p>
+      <w:r>
+        <w:t xml:space="preserve">We are not transformed but we increase using agency </w:t>
+      </w:r>
+      <w:r>
+        <w:t xml:space="preserve">and forgot to use </w:t>
+      </w:r>
+      <w:r>
+        <w:t>Go</w:t>
+      </w:r>
+      <w:r>
+        <w:t>d</w:t>
+      </w:r>
+      <w:r>
+        <w:t>-given ability to make choices</w:t>
+      </w:r>
+      <w:r>
+        <w:t>, to submit, to surrender to the transformation that Gid is bringing</w:t>
+      </w:r>
+      <w:r>
+        <w:t>.</w:t>
+      </w:r>
+      <w:r>
+        <w:t xml:space="preserve"> We do not want this because we want to transform without terms but </w:t>
+      </w:r>
+      <w:r>
+        <w:t xml:space="preserve">we need to be transformed in out lives </w:t>
+      </w:r>
+      <w:r>
+        <w:t>is in the blind spot. We do not even pick it, we do not see it, and we cannot see it.</w:t>
+      </w:r>
+      <w:r>
+        <w:t xml:space="preserve"> </w:t>
+      </w:r>
+    </w:p>
+    <w:p/>
+    <w:p>
+      <w:r>
+        <w:t>4</w:t>
+      </w:r>
+      <w:r>
+        <w:t>1</w:t>
       </w:r>
       <w:r>
         <w:t>:</w:t>
       </w:r>
       <w:r>
-        <w:t>27</w:t>
+        <w:t>00</w:t>
       </w:r>
       <w:r>
         <w:t>/1:16:07</w:t>
@@ -1459,30 +1572,41 @@
     </w:p>
     <w:p>
       <w:r>
-        <w:t>Caterpillar transform</w:t>
-      </w:r>
-      <w:r>
-        <w:t>s</w:t>
-      </w:r>
-      <w:r>
-        <w:t xml:space="preserve"> into buffer fly</w:t>
-      </w:r>
-      <w:r>
-        <w:t xml:space="preserve"> is a complete metamorphosis.</w:t>
-      </w:r>
-    </w:p>
-    <w:p>
-      <w:r>
-        <w:t>Do not be confirmed to this world, but be transformed by renewal of our mind,</w:t>
-      </w:r>
-    </w:p>
-    <w:p/>
-    <w:p>
-      <w:r>
+        <w:t xml:space="preserve">The greatest agency is God. </w:t>
+      </w:r>
+      <w:r>
+        <w:t>If we constantly tweaking with AI tools</w:t>
+      </w:r>
+      <w:r>
+        <w:t xml:space="preserve"> every day.</w:t>
+      </w:r>
+      <w:r>
+        <w:t xml:space="preserve"> The God agency will be disabled. </w:t>
+      </w:r>
+      <w:r>
+        <w:t>Paul told us to review our mind every day and make meta</w:t>
+      </w:r>
+      <w:r>
+        <w:t>mor</w:t>
+      </w:r>
+      <w:r>
+        <w:t>phosis.</w:t>
+      </w:r>
+      <w:r>
+        <w:t xml:space="preserve"> The neurology of our cognitive debt  through the unintentional use of AI agency is rewiring your mind,</w:t>
+      </w:r>
+    </w:p>
+    <w:p/>
+    <w:p>
+      <w:r>
+        <w:rPr>
+          <w:noProof/>
+        </w:rPr>
+        <w:lastRenderedPageBreak/>
         <w:drawing>
-          <wp:inline distT="0" distB="0" distL="0" distR="0" wp14:anchorId="74602307" wp14:editId="272CBCEE">
-            <wp:extent cx="2514951" cy="2610214"/>
-            <wp:effectExtent l="0" t="0" r="0" b="0"/>
+          <wp:inline distT="0" distB="0" distL="0" distR="0" wp14:anchorId="74602307" wp14:editId="68B7BB1A">
+            <wp:extent cx="2000250" cy="2076017"/>
+            <wp:effectExtent l="0" t="0" r="0" b="635"/>
             <wp:docPr id="611121455" name="Picture 1"/>
             <wp:cNvGraphicFramePr>
               <a:graphicFrameLocks xmlns:a="http://schemas.openxmlformats.org/drawingml/2006/main" noChangeAspect="1"/>
@@ -1503,7 +1627,7 @@
                   <pic:spPr>
                     <a:xfrm>
                       <a:off x="0" y="0"/>
-                      <a:ext cx="2514951" cy="2610214"/>
+                      <a:ext cx="2002158" cy="2077997"/>
                     </a:xfrm>
                     <a:prstGeom prst="rect">
                       <a:avLst/>
@@ -1519,6 +1643,547 @@
     <w:p/>
     <w:p>
       <w:r>
+        <w:t>42:00/1:16:07</w:t>
+      </w:r>
+    </w:p>
+    <w:p>
+      <w:r>
+        <w:t>Every chatbot conversation that review, modify your mind in every notification when we open our iPhone.</w:t>
+      </w:r>
+    </w:p>
+    <w:p/>
+    <w:p>
+      <w:r>
+        <w:t>42:45/1:16:07</w:t>
+      </w:r>
+    </w:p>
+    <w:p>
+      <w:r>
+        <w:t>We will either surrender our agency or use our agency to surrender.</w:t>
+      </w:r>
+    </w:p>
+    <w:p>
+      <w:r>
+        <w:t>If we use the AI Agency, we will surrender to AI technology. If we worship God, we will surrender to God. God love us all the time.</w:t>
+      </w:r>
+    </w:p>
+    <w:p/>
+    <w:p>
+      <w:r>
+        <w:drawing>
+          <wp:inline distT="0" distB="0" distL="0" distR="0" wp14:anchorId="3FEBFAA0" wp14:editId="5AFAACDB">
+            <wp:extent cx="5943600" cy="796290"/>
+            <wp:effectExtent l="0" t="0" r="0" b="3810"/>
+            <wp:docPr id="430862662" name="Picture 1"/>
+            <wp:cNvGraphicFramePr>
+              <a:graphicFrameLocks xmlns:a="http://schemas.openxmlformats.org/drawingml/2006/main" noChangeAspect="1"/>
+            </wp:cNvGraphicFramePr>
+            <a:graphic xmlns:a="http://schemas.openxmlformats.org/drawingml/2006/main">
+              <a:graphicData uri="http://schemas.openxmlformats.org/drawingml/2006/picture">
+                <pic:pic xmlns:pic="http://schemas.openxmlformats.org/drawingml/2006/picture">
+                  <pic:nvPicPr>
+                    <pic:cNvPr id="430862662" name=""/>
+                    <pic:cNvPicPr/>
+                  </pic:nvPicPr>
+                  <pic:blipFill>
+                    <a:blip r:embed="rId26"/>
+                    <a:stretch>
+                      <a:fillRect/>
+                    </a:stretch>
+                  </pic:blipFill>
+                  <pic:spPr>
+                    <a:xfrm>
+                      <a:off x="0" y="0"/>
+                      <a:ext cx="5943600" cy="796290"/>
+                    </a:xfrm>
+                    <a:prstGeom prst="rect">
+                      <a:avLst/>
+                    </a:prstGeom>
+                  </pic:spPr>
+                </pic:pic>
+              </a:graphicData>
+            </a:graphic>
+          </wp:inline>
+        </w:drawing>
+      </w:r>
+    </w:p>
+    <w:p/>
+    <w:p>
+      <w:r>
+        <w:t>4</w:t>
+      </w:r>
+      <w:r>
+        <w:t>3</w:t>
+      </w:r>
+      <w:r>
+        <w:t>:</w:t>
+      </w:r>
+      <w:r>
+        <w:t>34</w:t>
+      </w:r>
+      <w:r>
+        <w:t>/1:16:07</w:t>
+      </w:r>
+    </w:p>
+    <w:p>
+      <w:r>
+        <w:t xml:space="preserve">2 Corinthians 10:5-6 ESV </w:t>
+      </w:r>
+    </w:p>
+    <w:p>
+      <w:r>
+        <w:t xml:space="preserve">We destroy arguments and every lofty opinion raised against the knowledge of God, and take every thought captive to obey Christ, being ready to punish every disobedience, when your obedience is complete. </w:t>
+      </w:r>
+    </w:p>
+    <w:p/>
+    <w:p>
+      <w:r>
+        <w:t xml:space="preserve">Paul uses </w:t>
+      </w:r>
+      <w:r>
+        <w:t xml:space="preserve">military </w:t>
+      </w:r>
+      <w:r>
+        <w:t xml:space="preserve"> language of 21</w:t>
+      </w:r>
+      <w:r>
+        <w:rPr>
+          <w:vertAlign w:val="superscript"/>
+        </w:rPr>
+        <w:t>st</w:t>
+      </w:r>
+      <w:r>
+        <w:t xml:space="preserve"> century terms  to tell us. </w:t>
+      </w:r>
+    </w:p>
+    <w:p>
+      <w:r>
+        <w:t>Paul remind</w:t>
+      </w:r>
+      <w:r>
+        <w:t>s</w:t>
+      </w:r>
+      <w:r>
+        <w:t xml:space="preserve"> us God made us </w:t>
+      </w:r>
+      <w:r>
+        <w:t>and love us. W</w:t>
+      </w:r>
+      <w:r>
+        <w:t xml:space="preserve">e should </w:t>
+      </w:r>
+      <w:r>
+        <w:t>use</w:t>
+      </w:r>
+      <w:r>
+        <w:t xml:space="preserve"> God </w:t>
+      </w:r>
+      <w:r>
+        <w:t>as our agency</w:t>
+      </w:r>
+      <w:r>
+        <w:t xml:space="preserve"> for eternity world</w:t>
+      </w:r>
+      <w:r>
+        <w:t xml:space="preserve"> instead of AI agency</w:t>
+      </w:r>
+      <w:r>
+        <w:t xml:space="preserve"> which will leads us to another world.</w:t>
+      </w:r>
+      <w:r>
+        <w:t xml:space="preserve"> AI agency does not have love.</w:t>
+      </w:r>
+    </w:p>
+    <w:p/>
+    <w:p>
+      <w:r>
+        <w:t>4</w:t>
+      </w:r>
+      <w:r>
+        <w:t>8</w:t>
+      </w:r>
+      <w:r>
+        <w:t>:</w:t>
+      </w:r>
+      <w:r>
+        <w:t>00</w:t>
+      </w:r>
+      <w:r>
+        <w:t>/1:16:07</w:t>
+      </w:r>
+    </w:p>
+    <w:p>
+      <w:r>
+        <w:t xml:space="preserve">We </w:t>
+      </w:r>
+      <w:r>
+        <w:t xml:space="preserve">should </w:t>
+      </w:r>
+      <w:r>
+        <w:t>use God for our infinity dignity</w:t>
+      </w:r>
+      <w:r>
+        <w:t>, value,</w:t>
+      </w:r>
+      <w:r>
+        <w:t xml:space="preserve"> and worth.</w:t>
+      </w:r>
+    </w:p>
+    <w:p>
+      <w:r>
+        <w:lastRenderedPageBreak/>
+        <w:drawing>
+          <wp:inline distT="0" distB="0" distL="0" distR="0" wp14:anchorId="449B698B" wp14:editId="2BFB8379">
+            <wp:extent cx="2381250" cy="2249655"/>
+            <wp:effectExtent l="0" t="0" r="0" b="0"/>
+            <wp:docPr id="1640378142" name="Picture 1"/>
+            <wp:cNvGraphicFramePr>
+              <a:graphicFrameLocks xmlns:a="http://schemas.openxmlformats.org/drawingml/2006/main" noChangeAspect="1"/>
+            </wp:cNvGraphicFramePr>
+            <a:graphic xmlns:a="http://schemas.openxmlformats.org/drawingml/2006/main">
+              <a:graphicData uri="http://schemas.openxmlformats.org/drawingml/2006/picture">
+                <pic:pic xmlns:pic="http://schemas.openxmlformats.org/drawingml/2006/picture">
+                  <pic:nvPicPr>
+                    <pic:cNvPr id="1640378142" name=""/>
+                    <pic:cNvPicPr/>
+                  </pic:nvPicPr>
+                  <pic:blipFill>
+                    <a:blip r:embed="rId27"/>
+                    <a:stretch>
+                      <a:fillRect/>
+                    </a:stretch>
+                  </pic:blipFill>
+                  <pic:spPr>
+                    <a:xfrm>
+                      <a:off x="0" y="0"/>
+                      <a:ext cx="2384212" cy="2252454"/>
+                    </a:xfrm>
+                    <a:prstGeom prst="rect">
+                      <a:avLst/>
+                    </a:prstGeom>
+                  </pic:spPr>
+                </pic:pic>
+              </a:graphicData>
+            </a:graphic>
+          </wp:inline>
+        </w:drawing>
+      </w:r>
+    </w:p>
+    <w:p/>
+    <w:p>
+      <w:r>
+        <w:t>50</w:t>
+      </w:r>
+      <w:r>
+        <w:t>:00/1:16:07</w:t>
+      </w:r>
+    </w:p>
+    <w:p>
+      <w:r>
+        <w:t xml:space="preserve">We take back out agency. </w:t>
+      </w:r>
+    </w:p>
+    <w:p>
+      <w:r>
+        <w:t xml:space="preserve">In your life, what is the system errors? What are the things that your going? </w:t>
+      </w:r>
+      <w:r>
+        <w:t>What</w:t>
+      </w:r>
+      <w:r>
+        <w:t xml:space="preserve"> I am getting more stressed out</w:t>
+      </w:r>
+      <w:r>
+        <w:t>?</w:t>
+      </w:r>
+      <w:r>
+        <w:t xml:space="preserve"> What seed are you protecting?</w:t>
+      </w:r>
+      <w:r>
+        <w:t xml:space="preserve"> What are the habits? What are the areas of your life </w:t>
+      </w:r>
+      <w:r>
+        <w:t xml:space="preserve">key relationship that you are going? It is worth being intentional with </w:t>
+      </w:r>
+      <w:r>
+        <w:t>my technology of what God is doing here. This is the problem</w:t>
+      </w:r>
+      <w:r>
+        <w:t xml:space="preserve"> and worth fighting for.</w:t>
+      </w:r>
+    </w:p>
+    <w:p>
+      <w:r>
+        <w:t>We get together with other people and discuss the solution.</w:t>
+      </w:r>
+      <w:r>
+        <w:t xml:space="preserve"> This is a true life</w:t>
+      </w:r>
+      <w:r>
+        <w:t xml:space="preserve"> that God given to us.</w:t>
+      </w:r>
+    </w:p>
+    <w:p/>
+    <w:p/>
+    <w:p>
+      <w:r>
+        <w:drawing>
+          <wp:inline distT="0" distB="0" distL="0" distR="0" wp14:anchorId="12B962D1" wp14:editId="6D10A000">
+            <wp:extent cx="2695951" cy="3991532"/>
+            <wp:effectExtent l="0" t="0" r="9525" b="9525"/>
+            <wp:docPr id="747297982" name="Picture 1"/>
+            <wp:cNvGraphicFramePr>
+              <a:graphicFrameLocks xmlns:a="http://schemas.openxmlformats.org/drawingml/2006/main" noChangeAspect="1"/>
+            </wp:cNvGraphicFramePr>
+            <a:graphic xmlns:a="http://schemas.openxmlformats.org/drawingml/2006/main">
+              <a:graphicData uri="http://schemas.openxmlformats.org/drawingml/2006/picture">
+                <pic:pic xmlns:pic="http://schemas.openxmlformats.org/drawingml/2006/picture">
+                  <pic:nvPicPr>
+                    <pic:cNvPr id="747297982" name=""/>
+                    <pic:cNvPicPr/>
+                  </pic:nvPicPr>
+                  <pic:blipFill>
+                    <a:blip r:embed="rId28"/>
+                    <a:stretch>
+                      <a:fillRect/>
+                    </a:stretch>
+                  </pic:blipFill>
+                  <pic:spPr>
+                    <a:xfrm>
+                      <a:off x="0" y="0"/>
+                      <a:ext cx="2695951" cy="3991532"/>
+                    </a:xfrm>
+                    <a:prstGeom prst="rect">
+                      <a:avLst/>
+                    </a:prstGeom>
+                  </pic:spPr>
+                </pic:pic>
+              </a:graphicData>
+            </a:graphic>
+          </wp:inline>
+        </w:drawing>
+      </w:r>
+    </w:p>
+    <w:p/>
+    <w:p>
+      <w:r>
+        <w:lastRenderedPageBreak/>
+        <w:t>5</w:t>
+      </w:r>
+      <w:r>
+        <w:t>2</w:t>
+      </w:r>
+      <w:r>
+        <w:t>:</w:t>
+      </w:r>
+      <w:r>
+        <w:t>54</w:t>
+      </w:r>
+      <w:r>
+        <w:t>/1:16:07</w:t>
+      </w:r>
+    </w:p>
+    <w:p>
+      <w:r>
+        <w:t>“And who knows but that you have come to your royal position for such as time as this?”</w:t>
+      </w:r>
+    </w:p>
+    <w:p>
+      <w:r>
+        <w:t>But that you have come to your royal position at Google, meta, Open AI, or Oracle?</w:t>
+      </w:r>
+    </w:p>
+    <w:p>
+      <w:r>
+        <w:t xml:space="preserve">Ester </w:t>
+      </w:r>
+      <w:r>
+        <w:t>use</w:t>
+      </w:r>
+      <w:r>
+        <w:t>s</w:t>
+      </w:r>
+      <w:r>
+        <w:t xml:space="preserve"> the agency</w:t>
+      </w:r>
+      <w:r>
+        <w:t xml:space="preserve"> (Jesus, Angeles, or prophets)</w:t>
+      </w:r>
+      <w:r>
+        <w:t xml:space="preserve"> to surrender to God.</w:t>
+      </w:r>
+      <w:r>
+        <w:t xml:space="preserve"> She asked whatever the question, problems, answers from God, not from AI.</w:t>
+      </w:r>
+    </w:p>
+    <w:p/>
+    <w:p>
+      <w:r>
+        <w:drawing>
+          <wp:inline distT="0" distB="0" distL="0" distR="0" wp14:anchorId="699913A1" wp14:editId="2B30B903">
+            <wp:extent cx="5943600" cy="675005"/>
+            <wp:effectExtent l="0" t="0" r="0" b="0"/>
+            <wp:docPr id="315398549" name="Picture 1"/>
+            <wp:cNvGraphicFramePr>
+              <a:graphicFrameLocks xmlns:a="http://schemas.openxmlformats.org/drawingml/2006/main" noChangeAspect="1"/>
+            </wp:cNvGraphicFramePr>
+            <a:graphic xmlns:a="http://schemas.openxmlformats.org/drawingml/2006/main">
+              <a:graphicData uri="http://schemas.openxmlformats.org/drawingml/2006/picture">
+                <pic:pic xmlns:pic="http://schemas.openxmlformats.org/drawingml/2006/picture">
+                  <pic:nvPicPr>
+                    <pic:cNvPr id="315398549" name=""/>
+                    <pic:cNvPicPr/>
+                  </pic:nvPicPr>
+                  <pic:blipFill>
+                    <a:blip r:embed="rId29"/>
+                    <a:stretch>
+                      <a:fillRect/>
+                    </a:stretch>
+                  </pic:blipFill>
+                  <pic:spPr>
+                    <a:xfrm>
+                      <a:off x="0" y="0"/>
+                      <a:ext cx="5943600" cy="675005"/>
+                    </a:xfrm>
+                    <a:prstGeom prst="rect">
+                      <a:avLst/>
+                    </a:prstGeom>
+                  </pic:spPr>
+                </pic:pic>
+              </a:graphicData>
+            </a:graphic>
+          </wp:inline>
+        </w:drawing>
+      </w:r>
+    </w:p>
+    <w:p/>
+    <w:p/>
+    <w:p>
+      <w:r>
+        <w:t>5</w:t>
+      </w:r>
+      <w:r>
+        <w:t>4</w:t>
+      </w:r>
+      <w:r>
+        <w:t>:5</w:t>
+      </w:r>
+      <w:r>
+        <w:t>0</w:t>
+      </w:r>
+      <w:r>
+        <w:t>/1:16:07</w:t>
+      </w:r>
+    </w:p>
+    <w:p>
+      <w:r>
+        <w:t xml:space="preserve">1. </w:t>
+      </w:r>
+      <w:r>
+        <w:t>We can experiment the God Agency (Jesus) for 30 days</w:t>
+      </w:r>
+      <w:r>
+        <w:t xml:space="preserve"> to reset our mind from factory</w:t>
+      </w:r>
+      <w:r>
+        <w:t xml:space="preserve"> and see what results we will get</w:t>
+      </w:r>
+      <w:r>
+        <w:t xml:space="preserve"> instead of AI agency.</w:t>
+      </w:r>
+    </w:p>
+    <w:p>
+      <w:r>
+        <w:t xml:space="preserve">2. </w:t>
+      </w:r>
+      <w:r>
+        <w:t>We have infinity calls from God agency.</w:t>
+      </w:r>
+    </w:p>
+    <w:p>
+      <w:r>
+        <w:t>3. Ask your friend, family, etc. to use God Agency.</w:t>
+      </w:r>
+    </w:p>
+    <w:p/>
+    <w:p>
+      <w:r>
+        <w:drawing>
+          <wp:inline distT="0" distB="0" distL="0" distR="0" wp14:anchorId="29B58026" wp14:editId="3A7A3FBB">
+            <wp:extent cx="1325149" cy="2943224"/>
+            <wp:effectExtent l="0" t="0" r="8890" b="0"/>
+            <wp:docPr id="1625301417" name="Picture 1"/>
+            <wp:cNvGraphicFramePr>
+              <a:graphicFrameLocks xmlns:a="http://schemas.openxmlformats.org/drawingml/2006/main" noChangeAspect="1"/>
+            </wp:cNvGraphicFramePr>
+            <a:graphic xmlns:a="http://schemas.openxmlformats.org/drawingml/2006/main">
+              <a:graphicData uri="http://schemas.openxmlformats.org/drawingml/2006/picture">
+                <pic:pic xmlns:pic="http://schemas.openxmlformats.org/drawingml/2006/picture">
+                  <pic:nvPicPr>
+                    <pic:cNvPr id="1625301417" name=""/>
+                    <pic:cNvPicPr/>
+                  </pic:nvPicPr>
+                  <pic:blipFill>
+                    <a:blip r:embed="rId30"/>
+                    <a:stretch>
+                      <a:fillRect/>
+                    </a:stretch>
+                  </pic:blipFill>
+                  <pic:spPr>
+                    <a:xfrm>
+                      <a:off x="0" y="0"/>
+                      <a:ext cx="1330954" cy="2956118"/>
+                    </a:xfrm>
+                    <a:prstGeom prst="rect">
+                      <a:avLst/>
+                    </a:prstGeom>
+                  </pic:spPr>
+                </pic:pic>
+              </a:graphicData>
+            </a:graphic>
+          </wp:inline>
+        </w:drawing>
+      </w:r>
+    </w:p>
+    <w:p/>
+    <w:p>
+      <w:r>
+        <w:t>5</w:t>
+      </w:r>
+      <w:r>
+        <w:t>8</w:t>
+      </w:r>
+      <w:r>
+        <w:t>:</w:t>
+      </w:r>
+      <w:r>
+        <w:t>45</w:t>
+      </w:r>
+      <w:r>
+        <w:t>/1:16:07</w:t>
+      </w:r>
+    </w:p>
+    <w:p>
+      <w:r>
+        <w:t>Pray: We try God agency (jesus) to surrender God.</w:t>
+      </w:r>
+    </w:p>
+    <w:p/>
+    <w:p/>
+    <w:p/>
+    <w:p/>
+    <w:p/>
+    <w:p/>
+    <w:p/>
+    <w:p/>
+    <w:p/>
+    <w:p/>
+    <w:p/>
+    <w:p/>
+    <w:p/>
+    <w:p/>
+    <w:p>
+      <w:r>
         <w:t>======</w:t>
       </w:r>
     </w:p>
@@ -1546,7 +2211,7 @@
       </w:r>
     </w:p>
     <w:p>
-      <w:hyperlink r:id="rId26" w:history="1">
+      <w:hyperlink r:id="rId31" w:history="1">
         <w:r>
           <w:rPr>
             <w:rStyle w:val="Hyperlink"/>
@@ -1576,9 +2241,491 @@
       </w:r>
     </w:p>
     <w:p/>
+    <w:p>
+      <w:r>
+        <w:t xml:space="preserve">1. </w:t>
+      </w:r>
+      <w:r>
+        <w:t>Today, we want to talk about human in AI age. We based on some work from the last week.</w:t>
+      </w:r>
+    </w:p>
+    <w:p>
+      <w:r>
+        <w:t>Paul Taylor and I are going to release a podcast in next couple weeks.</w:t>
+      </w:r>
+    </w:p>
+    <w:p>
+      <w:r>
+        <w:t xml:space="preserve">2. </w:t>
+      </w:r>
+      <w:r>
+        <w:t xml:space="preserve">Pray: God, we don’t know how to be a human in the AI age. We need </w:t>
+      </w:r>
+      <w:proofErr w:type="spellStart"/>
+      <w:r>
+        <w:t>a</w:t>
+      </w:r>
+      <w:proofErr w:type="spellEnd"/>
+      <w:r>
+        <w:t xml:space="preserve"> example to follow and love Gid more each day. In Jesus name.</w:t>
+      </w:r>
+    </w:p>
+    <w:p>
+      <w:r>
+        <w:t xml:space="preserve">3. </w:t>
+      </w:r>
+      <w:r>
+        <w:t>There is a Podcast author Carey Nieuwhof that I listen to. He said something that stuck me. He said the algorithm is most misguided and hardest working pastor in America.</w:t>
+      </w:r>
+    </w:p>
+    <w:p>
+      <w:r>
+        <w:t>We have 1 hour a week on Sunday to get together. We have 1 hour for spiritual formation and  49 hours to the algorithm. God gives you 1 hour; other activities give you 49 hours. Who win?</w:t>
+      </w:r>
+    </w:p>
+    <w:p>
+      <w:r>
+        <w:t>The 49 hours includes left (TikTok, X, Anthropic Claude, Instagram) and Right (YouTube, Google, Facebook, OpenAI ChatGPT).</w:t>
+      </w:r>
+    </w:p>
+    <w:p>
+      <w:r>
+        <w:t>Last week we talked about the first component: what is human in AI world. We talked about idea of AWE (Augmented World Expo) industry AR, VR, and Mixed Reality.</w:t>
+      </w:r>
+    </w:p>
+    <w:p>
+      <w:r>
+        <w:t xml:space="preserve">4. </w:t>
+      </w:r>
+      <w:r>
+        <w:t>This week, we talk about AWE Agency. What does it mean to be human in an age of AI, in an age of Technology. What is agency? God gives us the ability to make independent choices.</w:t>
+      </w:r>
+    </w:p>
+    <w:p>
+      <w:r>
+        <w:t xml:space="preserve">5. </w:t>
+      </w:r>
+      <w:r>
+        <w:t>You either surrender to agency or use your agency to surrender.</w:t>
+      </w:r>
+    </w:p>
+    <w:p>
+      <w:r>
+        <w:t>We will talk this today. But for the algorithm, no matter what kind of technology, it is an agent. Think about the agent, we put in a prompt and get something back. It does some work for us. We are the guy to make decision. The AI agent cannot rob from you. The agent tries to behalf of you but you are the real decision maker. We surrender to the technology without realize it.</w:t>
+      </w:r>
+    </w:p>
+    <w:p>
+      <w:r>
+        <w:t xml:space="preserve">5. </w:t>
+      </w:r>
+      <w:r>
+        <w:t>In MIT media lab, we have three different conditions to write essays. First group was given ChatGPT to write it, second group was given an internet search engine to write it, and third group use their brains and a blank page. The results: ChatGPT group showed the weakest neural engagement of all three. The search engine is in the middle. The brain only group showed strongest and most distributed brain activity of all three groups. The ChatGPT group shows the lowest sense of ownership over what they had written and many struggled to accurately or even quote their own argument shortly after that.</w:t>
+      </w:r>
+    </w:p>
+    <w:p>
+      <w:r>
+        <w:t>The researcher came up with a cognitive debt. In other words, when we outsourcing work of thinking too quick, the bill eventually come due. The concern is not the tools are bad. The concern is that if we keep letting the tool do for us, then muscles of our attention, memory, judgement, and critical thinking will atrophy (shrink) over time.</w:t>
+      </w:r>
+    </w:p>
+    <w:p>
+      <w:r>
+        <w:t xml:space="preserve">Silicon Valley has a lot of people work on AI technology. We are not against the technology. The enemy is not the tool. The enemy is indiscriminate, unintentional, and undisciplined use of tool. </w:t>
+      </w:r>
+    </w:p>
+    <w:p/>
+    <w:p>
+      <w:r>
+        <w:t xml:space="preserve">6. </w:t>
+      </w:r>
+      <w:r>
+        <w:t>We need the original thought. If we use predictive text algorithm over and over to tell us thing we try to do faster, we can use chatbot. But remember, you will either surrender your agency or use your agency to surrender.</w:t>
+      </w:r>
+    </w:p>
+    <w:p/>
+    <w:p/>
+    <w:p/>
+    <w:p/>
+    <w:p>
+      <w:r>
+        <w:t xml:space="preserve">7. </w:t>
+      </w:r>
+      <w:r>
+        <w:t>In the Roman book written by Apostle Paul. Paul is a convert to Christianity in early 1</w:t>
+      </w:r>
+      <w:r>
+        <w:rPr>
+          <w:vertAlign w:val="superscript"/>
+        </w:rPr>
+        <w:t>st</w:t>
+      </w:r>
+      <w:r>
+        <w:t xml:space="preserve"> century. Paul tried to persecute Christian at very beginning and try to end the movement of persecuting Christian.</w:t>
+      </w:r>
+    </w:p>
+    <w:p>
+      <w:r>
+        <w:t>Paul spends 11 chapters of incredible book for human condition and God consistent love in human history.</w:t>
+      </w:r>
+    </w:p>
+    <w:p/>
+    <w:p>
+      <w:r>
+        <w:t xml:space="preserve">8. </w:t>
+      </w:r>
+      <w:r>
+        <w:t>Roaman 12:1 ESV</w:t>
+      </w:r>
+    </w:p>
+    <w:p>
+      <w:r>
+        <w:t>Paul begins chapter 12. New Test scholar N.T. Wright calls it the most loaded in New Testament.</w:t>
+      </w:r>
+    </w:p>
+    <w:p>
+      <w:r>
+        <w:t>Paul said, “I appeal to you, therefore, brothers and sisters, by the mercies of God, to present your bodies as living sacrifice, holy and acceptable to God, which is your spiritual worship.”</w:t>
+      </w:r>
+    </w:p>
+    <w:p>
+      <w:r>
+        <w:t>“Living sacrifice” is one of those concepts. Jesus is permanent sacrifice for everyone who know him.</w:t>
+      </w:r>
+    </w:p>
+    <w:p/>
+    <w:p>
+      <w:r>
+        <w:t xml:space="preserve">Paul said, “Don’t give your body, your loyalty to Caesar or pledge supreme allegiance to </w:t>
+      </w:r>
+      <w:proofErr w:type="spellStart"/>
+      <w:r>
+        <w:t>a</w:t>
+      </w:r>
+      <w:proofErr w:type="spellEnd"/>
+      <w:r>
+        <w:t xml:space="preserve"> earthly kingdom or to a political affiliation, but hold it back to the greater kingdom to which you have the deepest allegiance, to the kind of loyalty that shapes every other loyalty.”</w:t>
+      </w:r>
+    </w:p>
+    <w:p/>
+    <w:p>
+      <w:r>
+        <w:t xml:space="preserve">9. </w:t>
+      </w:r>
+      <w:r>
+        <w:t>Caterpillar transforms into buffer fly is a complete metamorphosis.</w:t>
+      </w:r>
+    </w:p>
+    <w:p>
+      <w:r>
+        <w:t>Do not be confirmed to this world, but be transformed by renewal of our mind.</w:t>
+      </w:r>
+    </w:p>
+    <w:p>
+      <w:r>
+        <w:t>What is caterpillar life? The caterpillar transforms into a butterfly is a complete metamorphosis (</w:t>
+      </w:r>
+      <w:r>
+        <w:t>蛻變</w:t>
+      </w:r>
+      <w:r>
+        <w:t xml:space="preserve">). </w:t>
+      </w:r>
+    </w:p>
+    <w:p>
+      <w:r>
+        <w:t>It is a complete restructuring, everything changes, and what is means to know Jesus and then transformed yourself. The metamorphosis is a Greek word. Metamorphosis is a passive transform, be transformed.</w:t>
+      </w:r>
+    </w:p>
+    <w:p/>
+    <w:p>
+      <w:r>
+        <w:t xml:space="preserve">10. </w:t>
+      </w:r>
+      <w:r>
+        <w:t xml:space="preserve">We are not transformed but we increase using agency and forgot to use God-given ability to make choices, to submit, to surrender to the transformation that Gid is bringing. We do not want this because we want to transform without terms but we need to be transformed in </w:t>
+      </w:r>
+      <w:proofErr w:type="spellStart"/>
+      <w:r>
+        <w:t>out</w:t>
+      </w:r>
+      <w:proofErr w:type="spellEnd"/>
+      <w:r>
+        <w:t xml:space="preserve"> lives is in the blind spot. We do not even pick it, we do not see it, and we cannot see it. </w:t>
+      </w:r>
+    </w:p>
+    <w:p/>
+    <w:p>
+      <w:r>
+        <w:t xml:space="preserve">11. Roman 12:2 ESV </w:t>
+      </w:r>
+    </w:p>
+    <w:p>
+      <w:r>
+        <w:t>The greatest agency is God. If we constantly tweaking with AI tools every day. The God agency will be disabled. Paul told us to review our mind every day and make metamorphosis. The neurology of our cognitive debt  through the unintentional use of AI agency is rewiring your mind,</w:t>
+      </w:r>
+    </w:p>
+    <w:p/>
+    <w:p>
+      <w:r>
+        <w:rPr>
+          <w:noProof/>
+        </w:rPr>
+        <w:drawing>
+          <wp:inline distT="0" distB="0" distL="0" distR="0" wp14:anchorId="264977BE" wp14:editId="6B838CF6">
+            <wp:extent cx="2000250" cy="2076017"/>
+            <wp:effectExtent l="0" t="0" r="0" b="635"/>
+            <wp:docPr id="805108904" name="Picture 1"/>
+            <wp:cNvGraphicFramePr>
+              <a:graphicFrameLocks xmlns:a="http://schemas.openxmlformats.org/drawingml/2006/main" noChangeAspect="1"/>
+            </wp:cNvGraphicFramePr>
+            <a:graphic xmlns:a="http://schemas.openxmlformats.org/drawingml/2006/main">
+              <a:graphicData uri="http://schemas.openxmlformats.org/drawingml/2006/picture">
+                <pic:pic xmlns:pic="http://schemas.openxmlformats.org/drawingml/2006/picture">
+                  <pic:nvPicPr>
+                    <pic:cNvPr id="611121455" name=""/>
+                    <pic:cNvPicPr/>
+                  </pic:nvPicPr>
+                  <pic:blipFill>
+                    <a:blip r:embed="rId25"/>
+                    <a:stretch>
+                      <a:fillRect/>
+                    </a:stretch>
+                  </pic:blipFill>
+                  <pic:spPr>
+                    <a:xfrm>
+                      <a:off x="0" y="0"/>
+                      <a:ext cx="2002158" cy="2077997"/>
+                    </a:xfrm>
+                    <a:prstGeom prst="rect">
+                      <a:avLst/>
+                    </a:prstGeom>
+                  </pic:spPr>
+                </pic:pic>
+              </a:graphicData>
+            </a:graphic>
+          </wp:inline>
+        </w:drawing>
+      </w:r>
+    </w:p>
+    <w:p/>
+    <w:p>
+      <w:r>
+        <w:lastRenderedPageBreak/>
+        <w:t xml:space="preserve">12. </w:t>
+      </w:r>
+      <w:r>
+        <w:t>We will either surrender our agency or use our agency to surrender.</w:t>
+      </w:r>
+    </w:p>
+    <w:p>
+      <w:r>
+        <w:t>If we use the AI Agency, we will surrender to AI technology. If we worship God, we will surrender to God. God love us all the time.</w:t>
+      </w:r>
+    </w:p>
+    <w:p/>
+    <w:p>
+      <w:r>
+        <w:t xml:space="preserve">13. </w:t>
+      </w:r>
+      <w:r>
+        <w:t>2 Corinthians 10:5-6 ESV</w:t>
+      </w:r>
+      <w:r>
+        <w:t xml:space="preserve">: </w:t>
+      </w:r>
+      <w:r>
+        <w:t xml:space="preserve">We destroy arguments and every lofty opinion raised against the knowledge of God, and take every thought captive to obey Christ, being ready to punish every disobedience, when your obedience is complete. </w:t>
+      </w:r>
+    </w:p>
+    <w:p/>
+    <w:p>
+      <w:r>
+        <w:t>Paul uses military  language of 21</w:t>
+      </w:r>
+      <w:r>
+        <w:rPr>
+          <w:vertAlign w:val="superscript"/>
+        </w:rPr>
+        <w:t>st</w:t>
+      </w:r>
+      <w:r>
+        <w:t xml:space="preserve"> century terms  to tell us. </w:t>
+      </w:r>
+    </w:p>
+    <w:p>
+      <w:r>
+        <w:t>Paul reminds us God made us and love us. We should use God as our agency for eternity world instead of AI agency which will leads us to another world. AI agency does not have love.</w:t>
+      </w:r>
+    </w:p>
+    <w:p>
+      <w:r>
+        <w:t>We should use God for our infinity dignity, value, and worth.</w:t>
+      </w:r>
+    </w:p>
+    <w:p>
+      <w:r>
+        <w:drawing>
+          <wp:inline distT="0" distB="0" distL="0" distR="0" wp14:anchorId="582CA639" wp14:editId="43F1C67A">
+            <wp:extent cx="2381250" cy="2249655"/>
+            <wp:effectExtent l="0" t="0" r="0" b="0"/>
+            <wp:docPr id="1292546536" name="Picture 1"/>
+            <wp:cNvGraphicFramePr>
+              <a:graphicFrameLocks xmlns:a="http://schemas.openxmlformats.org/drawingml/2006/main" noChangeAspect="1"/>
+            </wp:cNvGraphicFramePr>
+            <a:graphic xmlns:a="http://schemas.openxmlformats.org/drawingml/2006/main">
+              <a:graphicData uri="http://schemas.openxmlformats.org/drawingml/2006/picture">
+                <pic:pic xmlns:pic="http://schemas.openxmlformats.org/drawingml/2006/picture">
+                  <pic:nvPicPr>
+                    <pic:cNvPr id="1640378142" name=""/>
+                    <pic:cNvPicPr/>
+                  </pic:nvPicPr>
+                  <pic:blipFill>
+                    <a:blip r:embed="rId27"/>
+                    <a:stretch>
+                      <a:fillRect/>
+                    </a:stretch>
+                  </pic:blipFill>
+                  <pic:spPr>
+                    <a:xfrm>
+                      <a:off x="0" y="0"/>
+                      <a:ext cx="2384212" cy="2252454"/>
+                    </a:xfrm>
+                    <a:prstGeom prst="rect">
+                      <a:avLst/>
+                    </a:prstGeom>
+                  </pic:spPr>
+                </pic:pic>
+              </a:graphicData>
+            </a:graphic>
+          </wp:inline>
+        </w:drawing>
+      </w:r>
+    </w:p>
+    <w:p/>
+    <w:p>
+      <w:r>
+        <w:t xml:space="preserve">14. </w:t>
+      </w:r>
+      <w:r>
+        <w:t xml:space="preserve">We take back out agency. </w:t>
+      </w:r>
+    </w:p>
+    <w:p>
+      <w:r>
+        <w:t xml:space="preserve">In your life, what is the system errors? What are the things that </w:t>
+      </w:r>
+      <w:proofErr w:type="spellStart"/>
+      <w:r>
+        <w:t>your</w:t>
+      </w:r>
+      <w:proofErr w:type="spellEnd"/>
+      <w:r>
+        <w:t xml:space="preserve"> going? What I am getting more stressed out? What seed are you protecting? What are the habits? What are the areas of your life key relationship that you are going? It is worth being intentional with my technology of what God is doing here. This is the problem and worth fighting for.</w:t>
+      </w:r>
+    </w:p>
+    <w:p>
+      <w:r>
+        <w:t>We get together with other people and discuss the solution. This is a true life that God given to us.</w:t>
+      </w:r>
+    </w:p>
+    <w:p/>
+    <w:p>
+      <w:r>
+        <w:t xml:space="preserve">15  </w:t>
+      </w:r>
+      <w:r>
+        <w:t>“And who knows but that you have come to your royal position for such as time as this?”</w:t>
+      </w:r>
+    </w:p>
+    <w:p>
+      <w:r>
+        <w:t>But that you have come to your royal position at Google, meta, Open AI, or Oracle?</w:t>
+      </w:r>
+    </w:p>
+    <w:p>
+      <w:r>
+        <w:t>Ester uses the agency (Jesus, Angeles, or prophets) to surrender to God. She asked whatever the question, problems, answers from God, not from AI.</w:t>
+      </w:r>
+    </w:p>
+    <w:p/>
+    <w:p>
+      <w:r>
+        <w:drawing>
+          <wp:inline distT="0" distB="0" distL="0" distR="0" wp14:anchorId="24126E46" wp14:editId="721D2F25">
+            <wp:extent cx="5943600" cy="675005"/>
+            <wp:effectExtent l="0" t="0" r="0" b="0"/>
+            <wp:docPr id="1506709524" name="Picture 1"/>
+            <wp:cNvGraphicFramePr>
+              <a:graphicFrameLocks xmlns:a="http://schemas.openxmlformats.org/drawingml/2006/main" noChangeAspect="1"/>
+            </wp:cNvGraphicFramePr>
+            <a:graphic xmlns:a="http://schemas.openxmlformats.org/drawingml/2006/main">
+              <a:graphicData uri="http://schemas.openxmlformats.org/drawingml/2006/picture">
+                <pic:pic xmlns:pic="http://schemas.openxmlformats.org/drawingml/2006/picture">
+                  <pic:nvPicPr>
+                    <pic:cNvPr id="315398549" name=""/>
+                    <pic:cNvPicPr/>
+                  </pic:nvPicPr>
+                  <pic:blipFill>
+                    <a:blip r:embed="rId29"/>
+                    <a:stretch>
+                      <a:fillRect/>
+                    </a:stretch>
+                  </pic:blipFill>
+                  <pic:spPr>
+                    <a:xfrm>
+                      <a:off x="0" y="0"/>
+                      <a:ext cx="5943600" cy="675005"/>
+                    </a:xfrm>
+                    <a:prstGeom prst="rect">
+                      <a:avLst/>
+                    </a:prstGeom>
+                  </pic:spPr>
+                </pic:pic>
+              </a:graphicData>
+            </a:graphic>
+          </wp:inline>
+        </w:drawing>
+      </w:r>
+    </w:p>
+    <w:p/>
+    <w:p/>
+    <w:p>
+      <w:r>
+        <w:t>16. Conclusion:</w:t>
+      </w:r>
+    </w:p>
+    <w:p>
+      <w:r>
+        <w:t xml:space="preserve">a. </w:t>
+      </w:r>
+      <w:r>
+        <w:t>We can experiment the God Agency (Jesus) for 30 days to reset our mind from factory and see what results we will get instead of AI agency.</w:t>
+      </w:r>
+    </w:p>
+    <w:p>
+      <w:r>
+        <w:lastRenderedPageBreak/>
+        <w:t>b</w:t>
+      </w:r>
+      <w:r>
+        <w:t>. We have infinity calls from God agency.</w:t>
+      </w:r>
+    </w:p>
+    <w:p>
+      <w:r>
+        <w:t>c</w:t>
+      </w:r>
+      <w:r>
+        <w:t>. Ask your friend, family, etc. to use God Agency.</w:t>
+      </w:r>
+    </w:p>
+    <w:p>
+      <w:r>
+        <w:t>Pray: We try God agency (jesus) to surrender God.</w:t>
+      </w:r>
+    </w:p>
     <w:p/>
     <w:sectPr>
-      <w:footerReference w:type="default" r:id="rId27"/>
+      <w:footerReference w:type="default" r:id="rId32"/>
       <w:pgSz w:w="12240" w:h="15840"/>
       <w:pgMar w:top="1440" w:right="1440" w:bottom="1530" w:left="1440" w:header="0" w:footer="720" w:gutter="0"/>
       <w:cols w:space="720"/>
@@ -5755,7 +6902,6 @@
   <w:style w:type="character" w:default="1" w:styleId="DefaultParagraphFont">
     <w:name w:val="Default Paragraph Font"/>
     <w:uiPriority w:val="1"/>
-    <w:semiHidden/>
     <w:unhideWhenUsed/>
   </w:style>
   <w:style w:type="table" w:default="1" w:styleId="TableNormal">

--- a/Church/2026/2026_0606_MenloChurch.docx
+++ b/Church/2026/2026_0606_MenloChurch.docx
@@ -77,6 +77,90 @@
       </w:r>
     </w:p>
     <w:p/>
+    <w:p>
+      <w:r>
+        <w:t xml:space="preserve">The "Infinite Loop" </w:t>
+      </w:r>
+      <w:r>
+        <w:t>discussed</w:t>
+      </w:r>
+      <w:r>
+        <w:t xml:space="preserve"> </w:t>
+      </w:r>
+      <w:r>
+        <w:t>the</w:t>
+      </w:r>
+      <w:r>
+        <w:t xml:space="preserve"> anxiety cannot be managed through logic</w:t>
+      </w:r>
+      <w:r>
+        <w:t>.</w:t>
+      </w:r>
+    </w:p>
+    <w:p>
+      <w:r>
+        <w:t>The</w:t>
+      </w:r>
+      <w:r>
+        <w:t xml:space="preserve"> true peace comes from the </w:t>
+      </w:r>
+      <w:r>
+        <w:t>Holy Spirit by God,</w:t>
+      </w:r>
+      <w:r>
+        <w:t xml:space="preserve"> </w:t>
+      </w:r>
+      <w:r>
+        <w:t>not</w:t>
+      </w:r>
+      <w:r>
+        <w:t xml:space="preserve"> </w:t>
+      </w:r>
+      <w:r>
+        <w:t xml:space="preserve">by mental </w:t>
+      </w:r>
+      <w:r>
+        <w:t>processing</w:t>
+      </w:r>
+      <w:r>
+        <w:t xml:space="preserve"> by AI/algorithm</w:t>
+      </w:r>
+      <w:r>
+        <w:t xml:space="preserve">. </w:t>
+      </w:r>
+    </w:p>
+    <w:p>
+      <w:r>
+        <w:t>We</w:t>
+      </w:r>
+      <w:r>
+        <w:t xml:space="preserve"> </w:t>
+      </w:r>
+      <w:r>
+        <w:t xml:space="preserve">need to </w:t>
+      </w:r>
+      <w:r>
+        <w:t>shif</w:t>
+      </w:r>
+      <w:r>
+        <w:t>t</w:t>
+      </w:r>
+      <w:r>
+        <w:t xml:space="preserve"> from </w:t>
+      </w:r>
+      <w:r>
+        <w:t>"</w:t>
+      </w:r>
+      <w:r>
+        <w:t>Infinity</w:t>
+      </w:r>
+      <w:r>
+        <w:t xml:space="preserve"> loop" of anxiety </w:t>
+      </w:r>
+      <w:r>
+        <w:t>to find peace.</w:t>
+      </w:r>
+    </w:p>
     <w:p/>
     <w:p>
       <w:r>
@@ -86,8 +170,6 @@
         <w:t>1:16:07</w:t>
       </w:r>
     </w:p>
-    <w:p/>
-    <w:p/>
     <w:p>
       <w:r>
         <w:t>5</w:t>
@@ -761,13 +843,11 @@
         <w:t xml:space="preserve">God, we don’t know how to be a human in the AI age. </w:t>
       </w:r>
       <w:r>
-        <w:t xml:space="preserve">We need </w:t>
-      </w:r>
-      <w:proofErr w:type="spellStart"/>
-      <w:r>
-        <w:t>a</w:t>
-      </w:r>
-      <w:proofErr w:type="spellEnd"/>
+        <w:t>We need a</w:t>
+      </w:r>
+      <w:r>
+        <w:t>n</w:t>
+      </w:r>
       <w:r>
         <w:t xml:space="preserve"> example to follow and love Gid more each day.</w:t>
       </w:r>
@@ -1335,9 +1415,105 @@
     </w:p>
     <w:p>
       <w:r>
-        <w:t>Roaman 12:1 ESV</w:t>
-      </w:r>
-    </w:p>
+        <w:t>Roman</w:t>
+      </w:r>
+      <w:r>
+        <w:t>s</w:t>
+      </w:r>
+      <w:r>
+        <w:t xml:space="preserve"> 12:1 ESV</w:t>
+      </w:r>
+    </w:p>
+    <w:p>
+      <w:pPr>
+        <w:rPr>
+          <w:b/>
+          <w:bCs/>
+        </w:rPr>
+      </w:pPr>
+      <w:r>
+        <w:rPr>
+          <w:b/>
+          <w:bCs/>
+        </w:rPr>
+        <w:t>A Living Sacrifice</w:t>
+      </w:r>
+    </w:p>
+    <w:p>
+      <w:r>
+        <w:rPr>
+          <w:b/>
+          <w:bCs/>
+        </w:rPr>
+        <w:t>12 </w:t>
+      </w:r>
+      <w:r>
+        <w:t>I appeal to you therefore, brothers,</w:t>
+      </w:r>
+      <w:r>
+        <w:rPr>
+          <w:vertAlign w:val="superscript"/>
+        </w:rPr>
+        <w:t>[</w:t>
+      </w:r>
+      <w:hyperlink r:id="rId24" w:anchor="fen-ESV-28231a" w:tooltip="See footnote a" w:history="1">
+        <w:r>
+          <w:rPr>
+            <w:rStyle w:val="Hyperlink"/>
+            <w:vertAlign w:val="superscript"/>
+          </w:rPr>
+          <w:t>a</w:t>
+        </w:r>
+      </w:hyperlink>
+      <w:r>
+        <w:rPr>
+          <w:vertAlign w:val="superscript"/>
+        </w:rPr>
+        <w:t>]</w:t>
+      </w:r>
+      <w:r>
+        <w:t> by the mercies of God, to present your bodies as a living sacrifice, holy and acceptable to God, which is your spiritual worship.</w:t>
+      </w:r>
+    </w:p>
+    <w:p/>
+    <w:p>
+      <w:r>
+        <w:t xml:space="preserve">The main point of </w:t>
+      </w:r>
+      <w:r>
+        <w:rPr>
+          <w:b/>
+          <w:bCs/>
+        </w:rPr>
+        <w:t>Romans 12:1</w:t>
+      </w:r>
+      <w:r>
+        <w:t xml:space="preserve"> is that Christians should dedicate their entire, everyday lives to God as an act of worship. This "living sacrifice" is the only logical and appropriate response to the overwhelming mercy and grace God has shown through Jesus. [</w:t>
+      </w:r>
+      <w:hyperlink r:id="rId25" w:history="1">
+        <w:r>
+          <w:rPr>
+            <w:rStyle w:val="Hyperlink"/>
+          </w:rPr>
+          <w:t>1</w:t>
+        </w:r>
+      </w:hyperlink>
+      <w:r>
+        <w:t xml:space="preserve">, </w:t>
+      </w:r>
+      <w:hyperlink r:id="rId26" w:history="1">
+        <w:r>
+          <w:rPr>
+            <w:rStyle w:val="Hyperlink"/>
+          </w:rPr>
+          <w:t>2</w:t>
+        </w:r>
+      </w:hyperlink>
+      <w:r>
+        <w:t>]</w:t>
+      </w:r>
+    </w:p>
+    <w:p/>
     <w:p>
       <w:r>
         <w:t>Paul begins chapter 12. New Test scholar N.T. Wright calls it the most loaded in New Testament.</w:t>
@@ -1413,7 +1589,7 @@
                     <pic:cNvPicPr/>
                   </pic:nvPicPr>
                   <pic:blipFill>
-                    <a:blip r:embed="rId24"/>
+                    <a:blip r:embed="rId27"/>
                     <a:stretch>
                       <a:fillRect/>
                     </a:stretch>
@@ -1508,10 +1684,57 @@
     <w:p/>
     <w:p>
       <w:r>
+        <w:t>40:00/1:16:07</w:t>
+      </w:r>
+    </w:p>
+    <w:p>
+      <w:r>
+        <w:t xml:space="preserve">We are not transformed but we increase using agency </w:t>
+      </w:r>
+      <w:r>
+        <w:t xml:space="preserve">and forgot to use </w:t>
+      </w:r>
+      <w:r>
+        <w:t>Go</w:t>
+      </w:r>
+      <w:r>
+        <w:t>d</w:t>
+      </w:r>
+      <w:r>
+        <w:t>-given ability to make choices</w:t>
+      </w:r>
+      <w:r>
+        <w:t>, to submit, to surrender to the transformation that Gid is bringing</w:t>
+      </w:r>
+      <w:r>
+        <w:t>.</w:t>
+      </w:r>
+      <w:r>
+        <w:t xml:space="preserve"> We do not want this because we want to transform without terms but </w:t>
+      </w:r>
+      <w:r>
+        <w:t>we need to be transformed in ou</w:t>
+      </w:r>
+      <w:r>
+        <w:t xml:space="preserve">r </w:t>
+      </w:r>
+      <w:r>
+        <w:t xml:space="preserve">lives </w:t>
+      </w:r>
+      <w:r>
+        <w:t>is in the blind spot. We do not even pick it, we do not see it, and we cannot see it.</w:t>
+      </w:r>
+      <w:r>
+        <w:t xml:space="preserve"> </w:t>
+      </w:r>
+    </w:p>
+    <w:p/>
+    <w:p>
+      <w:r>
         <w:t>4</w:t>
       </w:r>
       <w:r>
-        <w:t>0</w:t>
+        <w:t>1</w:t>
       </w:r>
       <w:r>
         <w:t>:00/1:16:07</w:t>
@@ -1519,90 +1742,37 @@
     </w:p>
     <w:p>
       <w:r>
-        <w:t xml:space="preserve">We are not transformed but we increase using agency </w:t>
-      </w:r>
-      <w:r>
-        <w:t xml:space="preserve">and forgot to use </w:t>
-      </w:r>
-      <w:r>
-        <w:t>Go</w:t>
-      </w:r>
-      <w:r>
-        <w:t>d</w:t>
-      </w:r>
-      <w:r>
-        <w:t>-given ability to make choices</w:t>
-      </w:r>
-      <w:r>
-        <w:t>, to submit, to surrender to the transformation that Gid is bringing</w:t>
-      </w:r>
-      <w:r>
-        <w:t>.</w:t>
-      </w:r>
-      <w:r>
-        <w:t xml:space="preserve"> We do not want this because we want to transform without terms but </w:t>
-      </w:r>
-      <w:r>
-        <w:t xml:space="preserve">we need to be transformed in out lives </w:t>
-      </w:r>
-      <w:r>
-        <w:t>is in the blind spot. We do not even pick it, we do not see it, and we cannot see it.</w:t>
-      </w:r>
-      <w:r>
-        <w:t xml:space="preserve"> </w:t>
+        <w:lastRenderedPageBreak/>
+        <w:t xml:space="preserve">The greatest agency is God. </w:t>
+      </w:r>
+      <w:r>
+        <w:t>If we constantly tweaking with AI tools</w:t>
+      </w:r>
+      <w:r>
+        <w:t xml:space="preserve"> every day.</w:t>
+      </w:r>
+      <w:r>
+        <w:t xml:space="preserve"> The God agency will be disabled. </w:t>
+      </w:r>
+      <w:r>
+        <w:t>Paul told us to review our mind every day and make meta</w:t>
+      </w:r>
+      <w:r>
+        <w:t>mor</w:t>
+      </w:r>
+      <w:r>
+        <w:t>phosis.</w:t>
+      </w:r>
+      <w:r>
+        <w:t xml:space="preserve"> The neurology of our cognitive debt  through the unintentional use of AI agency is rewiring your mind,</w:t>
       </w:r>
     </w:p>
     <w:p/>
     <w:p>
       <w:r>
-        <w:t>4</w:t>
-      </w:r>
-      <w:r>
-        <w:t>1</w:t>
-      </w:r>
-      <w:r>
-        <w:t>:</w:t>
-      </w:r>
-      <w:r>
-        <w:t>00</w:t>
-      </w:r>
-      <w:r>
-        <w:t>/1:16:07</w:t>
-      </w:r>
-    </w:p>
-    <w:p>
-      <w:r>
-        <w:t xml:space="preserve">The greatest agency is God. </w:t>
-      </w:r>
-      <w:r>
-        <w:t>If we constantly tweaking with AI tools</w:t>
-      </w:r>
-      <w:r>
-        <w:t xml:space="preserve"> every day.</w:t>
-      </w:r>
-      <w:r>
-        <w:t xml:space="preserve"> The God agency will be disabled. </w:t>
-      </w:r>
-      <w:r>
-        <w:t>Paul told us to review our mind every day and make meta</w:t>
-      </w:r>
-      <w:r>
-        <w:t>mor</w:t>
-      </w:r>
-      <w:r>
-        <w:t>phosis.</w:t>
-      </w:r>
-      <w:r>
-        <w:t xml:space="preserve"> The neurology of our cognitive debt  through the unintentional use of AI agency is rewiring your mind,</w:t>
-      </w:r>
-    </w:p>
-    <w:p/>
-    <w:p>
-      <w:r>
         <w:rPr>
           <w:noProof/>
         </w:rPr>
-        <w:lastRenderedPageBreak/>
         <w:drawing>
           <wp:inline distT="0" distB="0" distL="0" distR="0" wp14:anchorId="74602307" wp14:editId="68B7BB1A">
             <wp:extent cx="2000250" cy="2076017"/>
@@ -1619,7 +1789,7 @@
                     <pic:cNvPicPr/>
                   </pic:nvPicPr>
                   <pic:blipFill>
-                    <a:blip r:embed="rId25"/>
+                    <a:blip r:embed="rId28"/>
                     <a:stretch>
                       <a:fillRect/>
                     </a:stretch>
@@ -1640,7 +1810,37 @@
         </w:drawing>
       </w:r>
     </w:p>
+    <w:p>
+      <w:r>
+        <w:t>Romans 12:2</w:t>
+      </w:r>
+    </w:p>
+    <w:p>
+      <w:r>
+        <w:t>English Standard Version</w:t>
+      </w:r>
+    </w:p>
+    <w:p>
+      <w:r>
+        <w:rPr>
+          <w:b/>
+          <w:bCs/>
+          <w:vertAlign w:val="superscript"/>
+        </w:rPr>
+        <w:t>2 </w:t>
+      </w:r>
+      <w:r>
+        <w:t>Do not be conformed to this world</w:t>
+      </w:r>
+      <w:r>
+        <w:t xml:space="preserve">, </w:t>
+      </w:r>
+      <w:r>
+        <w:t>but be transformed by the renewal of your mind, that by testing you may discern what is the will of God, what is good and acceptable and perfect.</w:t>
+      </w:r>
+    </w:p>
     <w:p/>
+    <w:p/>
     <w:p>
       <w:r>
         <w:t>42:00/1:16:07</w:t>
@@ -1670,6 +1870,9 @@
     <w:p/>
     <w:p>
       <w:r>
+        <w:rPr>
+          <w:noProof/>
+        </w:rPr>
         <w:drawing>
           <wp:inline distT="0" distB="0" distL="0" distR="0" wp14:anchorId="3FEBFAA0" wp14:editId="5AFAACDB">
             <wp:extent cx="5943600" cy="796290"/>
@@ -1686,7 +1889,7 @@
                     <pic:cNvPicPr/>
                   </pic:nvPicPr>
                   <pic:blipFill>
-                    <a:blip r:embed="rId26"/>
+                    <a:blip r:embed="rId29"/>
                     <a:stretch>
                       <a:fillRect/>
                     </a:stretch>
@@ -1710,26 +1913,42 @@
     <w:p/>
     <w:p>
       <w:r>
-        <w:t>4</w:t>
-      </w:r>
-      <w:r>
-        <w:t>3</w:t>
-      </w:r>
-      <w:r>
-        <w:t>:</w:t>
-      </w:r>
-      <w:r>
-        <w:t>34</w:t>
-      </w:r>
-      <w:r>
-        <w:t>/1:16:07</w:t>
-      </w:r>
-    </w:p>
-    <w:p>
-      <w:r>
-        <w:t xml:space="preserve">2 Corinthians 10:5-6 ESV </w:t>
-      </w:r>
-    </w:p>
+        <w:t>43:34/1:16:07</w:t>
+      </w:r>
+    </w:p>
+    <w:p>
+      <w:r>
+        <w:t>2 Corinthians 10:5-6 ESV</w:t>
+      </w:r>
+      <w:r>
+        <w:t xml:space="preserve"> </w:t>
+      </w:r>
+    </w:p>
+    <w:p>
+      <w:r>
+        <w:rPr>
+          <w:b/>
+          <w:bCs/>
+          <w:vertAlign w:val="superscript"/>
+        </w:rPr>
+        <w:t>5 </w:t>
+      </w:r>
+      <w:r>
+        <w:t>We destroy arguments and every lofty opinion raised against the knowledge of God, and take every thought captive to obey Christ, </w:t>
+      </w:r>
+      <w:r>
+        <w:rPr>
+          <w:b/>
+          <w:bCs/>
+          <w:vertAlign w:val="superscript"/>
+        </w:rPr>
+        <w:t>6 </w:t>
+      </w:r>
+      <w:r>
+        <w:t>being ready to punish every disobedience, when your obedience is complete.</w:t>
+      </w:r>
+    </w:p>
+    <w:p/>
     <w:p>
       <w:r>
         <w:t xml:space="preserve">We destroy arguments and every lofty opinion raised against the knowledge of God, and take every thought captive to obey Christ, being ready to punish every disobedience, when your obedience is complete. </w:t>
@@ -1758,6 +1977,7 @@
     </w:p>
     <w:p>
       <w:r>
+        <w:lastRenderedPageBreak/>
         <w:t>Paul remind</w:t>
       </w:r>
       <w:r>
@@ -1797,19 +2017,7 @@
     <w:p/>
     <w:p>
       <w:r>
-        <w:t>4</w:t>
-      </w:r>
-      <w:r>
-        <w:t>8</w:t>
-      </w:r>
-      <w:r>
-        <w:t>:</w:t>
-      </w:r>
-      <w:r>
-        <w:t>00</w:t>
-      </w:r>
-      <w:r>
-        <w:t>/1:16:07</w:t>
+        <w:t>48:00/1:16:07</w:t>
       </w:r>
     </w:p>
     <w:p>
@@ -1831,7 +2039,9 @@
     </w:p>
     <w:p>
       <w:r>
-        <w:lastRenderedPageBreak/>
+        <w:rPr>
+          <w:noProof/>
+        </w:rPr>
         <w:drawing>
           <wp:inline distT="0" distB="0" distL="0" distR="0" wp14:anchorId="449B698B" wp14:editId="2BFB8379">
             <wp:extent cx="2381250" cy="2249655"/>
@@ -1848,7 +2058,7 @@
                     <pic:cNvPicPr/>
                   </pic:nvPicPr>
                   <pic:blipFill>
-                    <a:blip r:embed="rId27"/>
+                    <a:blip r:embed="rId30"/>
                     <a:stretch>
                       <a:fillRect/>
                     </a:stretch>
@@ -1872,10 +2082,7 @@
     <w:p/>
     <w:p>
       <w:r>
-        <w:t>50</w:t>
-      </w:r>
-      <w:r>
-        <w:t>:00/1:16:07</w:t>
+        <w:t>50:00/1:16:07</w:t>
       </w:r>
     </w:p>
     <w:p>
@@ -1927,6 +2134,10 @@
     <w:p/>
     <w:p>
       <w:r>
+        <w:rPr>
+          <w:noProof/>
+        </w:rPr>
+        <w:lastRenderedPageBreak/>
         <w:drawing>
           <wp:inline distT="0" distB="0" distL="0" distR="0" wp14:anchorId="12B962D1" wp14:editId="6D10A000">
             <wp:extent cx="2695951" cy="3991532"/>
@@ -1943,7 +2154,7 @@
                     <pic:cNvPicPr/>
                   </pic:nvPicPr>
                   <pic:blipFill>
-                    <a:blip r:embed="rId28"/>
+                    <a:blip r:embed="rId31"/>
                     <a:stretch>
                       <a:fillRect/>
                     </a:stretch>
@@ -1967,22 +2178,70 @@
     <w:p/>
     <w:p>
       <w:r>
-        <w:lastRenderedPageBreak/>
-        <w:t>5</w:t>
-      </w:r>
-      <w:r>
-        <w:t>2</w:t>
-      </w:r>
-      <w:r>
-        <w:t>:</w:t>
-      </w:r>
-      <w:r>
-        <w:t>54</w:t>
-      </w:r>
-      <w:r>
-        <w:t>/1:16:07</w:t>
-      </w:r>
-    </w:p>
+        <w:t>52:54/1:16:07</w:t>
+      </w:r>
+    </w:p>
+    <w:p>
+      <w:r>
+        <w:t>Esther 4:14</w:t>
+      </w:r>
+    </w:p>
+    <w:p>
+      <w:r>
+        <w:t>New International Version</w:t>
+      </w:r>
+    </w:p>
+    <w:p>
+      <w:r>
+        <w:rPr>
+          <w:b/>
+          <w:bCs/>
+          <w:vertAlign w:val="superscript"/>
+        </w:rPr>
+        <w:t>14 </w:t>
+      </w:r>
+      <w:r>
+        <w:t>For if you remain silent at this time, relief and deliverance for the Jews will arise from another place, but you and your father’s family will perish. And who knows but that you have come to your royal position for such a time as this?”</w:t>
+      </w:r>
+    </w:p>
+    <w:p/>
+    <w:p>
+      <w:r>
+        <w:t xml:space="preserve">The main point of </w:t>
+      </w:r>
+      <w:hyperlink r:id="rId32" w:tgtFrame="_blank" w:history="1">
+        <w:r>
+          <w:rPr>
+            <w:rStyle w:val="Hyperlink"/>
+          </w:rPr>
+          <w:t>Esther 4:14</w:t>
+        </w:r>
+      </w:hyperlink>
+      <w:r>
+        <w:t xml:space="preserve"> is the powerful intersection of </w:t>
+      </w:r>
+      <w:r>
+        <w:rPr>
+          <w:b/>
+          <w:bCs/>
+        </w:rPr>
+        <w:t>divine providence (God's control)</w:t>
+      </w:r>
+      <w:r>
+        <w:t xml:space="preserve"> and </w:t>
+      </w:r>
+      <w:r>
+        <w:rPr>
+          <w:b/>
+          <w:bCs/>
+        </w:rPr>
+        <w:t>human responsibility (our choices)</w:t>
+      </w:r>
+      <w:r>
+        <w:t>. Spoken by Mordecai to Queen Esther during a crisis where the Jewish people faced total annihilation, the verse delivers three core messages:</w:t>
+      </w:r>
+    </w:p>
+    <w:p/>
     <w:p>
       <w:r>
         <w:t>“And who knows but that you have come to your royal position for such as time as this?”</w:t>
@@ -2019,6 +2278,9 @@
     <w:p/>
     <w:p>
       <w:r>
+        <w:rPr>
+          <w:noProof/>
+        </w:rPr>
         <w:drawing>
           <wp:inline distT="0" distB="0" distL="0" distR="0" wp14:anchorId="699913A1" wp14:editId="2B30B903">
             <wp:extent cx="5943600" cy="675005"/>
@@ -2035,7 +2297,7 @@
                     <pic:cNvPicPr/>
                   </pic:nvPicPr>
                   <pic:blipFill>
-                    <a:blip r:embed="rId29"/>
+                    <a:blip r:embed="rId33"/>
                     <a:stretch>
                       <a:fillRect/>
                     </a:stretch>
@@ -2060,23 +2322,12 @@
     <w:p/>
     <w:p>
       <w:r>
-        <w:t>5</w:t>
-      </w:r>
-      <w:r>
-        <w:t>4</w:t>
-      </w:r>
-      <w:r>
-        <w:t>:5</w:t>
-      </w:r>
-      <w:r>
-        <w:t>0</w:t>
-      </w:r>
-      <w:r>
-        <w:t>/1:16:07</w:t>
-      </w:r>
-    </w:p>
-    <w:p>
-      <w:r>
+        <w:t>54:50/1:16:07</w:t>
+      </w:r>
+    </w:p>
+    <w:p>
+      <w:r>
+        <w:lastRenderedPageBreak/>
         <w:t xml:space="preserve">1. </w:t>
       </w:r>
       <w:r>
@@ -2108,6 +2359,9 @@
     <w:p/>
     <w:p>
       <w:r>
+        <w:rPr>
+          <w:noProof/>
+        </w:rPr>
         <w:drawing>
           <wp:inline distT="0" distB="0" distL="0" distR="0" wp14:anchorId="29B58026" wp14:editId="3A7A3FBB">
             <wp:extent cx="1325149" cy="2943224"/>
@@ -2124,7 +2378,7 @@
                     <pic:cNvPicPr/>
                   </pic:nvPicPr>
                   <pic:blipFill>
-                    <a:blip r:embed="rId30"/>
+                    <a:blip r:embed="rId34"/>
                     <a:stretch>
                       <a:fillRect/>
                     </a:stretch>
@@ -2148,19 +2402,7 @@
     <w:p/>
     <w:p>
       <w:r>
-        <w:t>5</w:t>
-      </w:r>
-      <w:r>
-        <w:t>8</w:t>
-      </w:r>
-      <w:r>
-        <w:t>:</w:t>
-      </w:r>
-      <w:r>
-        <w:t>45</w:t>
-      </w:r>
-      <w:r>
-        <w:t>/1:16:07</w:t>
+        <w:t>58:45/1:16:07</w:t>
       </w:r>
     </w:p>
     <w:p>
@@ -2170,18 +2412,6 @@
     </w:p>
     <w:p/>
     <w:p/>
-    <w:p/>
-    <w:p/>
-    <w:p/>
-    <w:p/>
-    <w:p/>
-    <w:p/>
-    <w:p/>
-    <w:p/>
-    <w:p/>
-    <w:p/>
-    <w:p/>
-    <w:p/>
     <w:p>
       <w:r>
         <w:t>======</w:t>
@@ -2211,7 +2441,7 @@
       </w:r>
     </w:p>
     <w:p>
-      <w:hyperlink r:id="rId31" w:history="1">
+      <w:hyperlink r:id="rId35" w:history="1">
         <w:r>
           <w:rPr>
             <w:rStyle w:val="Hyperlink"/>
@@ -2243,15 +2473,157 @@
     <w:p/>
     <w:p>
       <w:r>
-        <w:t xml:space="preserve">1. </w:t>
-      </w:r>
-      <w:r>
-        <w:t>Today, we want to talk about human in AI age. We based on some work from the last week.</w:t>
-      </w:r>
-    </w:p>
-    <w:p>
-      <w:r>
-        <w:t>Paul Taylor and I are going to release a podcast in next couple weeks.</w:t>
+        <w:t xml:space="preserve">The "Infinite Loop" </w:t>
+      </w:r>
+      <w:r>
+        <w:t xml:space="preserve">talk about human in AI age. </w:t>
+      </w:r>
+      <w:r>
+        <w:t xml:space="preserve"> In AI age, human have</w:t>
+      </w:r>
+      <w:r>
+        <w:t xml:space="preserve"> anxiety cannot be managed through logic</w:t>
+      </w:r>
+      <w:r>
+        <w:t>.</w:t>
+      </w:r>
+      <w:r>
+        <w:t xml:space="preserve"> </w:t>
+      </w:r>
+      <w:r>
+        <w:t>The</w:t>
+      </w:r>
+      <w:r>
+        <w:t xml:space="preserve"> true peace comes from the </w:t>
+      </w:r>
+      <w:r>
+        <w:t>Holy Spirit by God,</w:t>
+      </w:r>
+      <w:r>
+        <w:t xml:space="preserve"> </w:t>
+      </w:r>
+      <w:r>
+        <w:t>not</w:t>
+      </w:r>
+      <w:r>
+        <w:t xml:space="preserve"> </w:t>
+      </w:r>
+      <w:r>
+        <w:t xml:space="preserve">by mental </w:t>
+      </w:r>
+      <w:r>
+        <w:t>processing</w:t>
+      </w:r>
+      <w:r>
+        <w:t xml:space="preserve"> by AI/algorithm</w:t>
+      </w:r>
+      <w:r>
+        <w:t xml:space="preserve">. </w:t>
+      </w:r>
+      <w:r>
+        <w:t>We</w:t>
+      </w:r>
+      <w:r>
+        <w:t xml:space="preserve"> </w:t>
+      </w:r>
+      <w:r>
+        <w:t xml:space="preserve">need to </w:t>
+      </w:r>
+      <w:r>
+        <w:t>shif</w:t>
+      </w:r>
+      <w:r>
+        <w:t>t</w:t>
+      </w:r>
+      <w:r>
+        <w:t xml:space="preserve"> from "</w:t>
+      </w:r>
+      <w:r>
+        <w:t>Infinity</w:t>
+      </w:r>
+      <w:r>
+        <w:t xml:space="preserve"> loop" of anxiety to find peace.</w:t>
+      </w:r>
+    </w:p>
+    <w:p/>
+    <w:p>
+      <w:r>
+        <w:t>1</w:t>
+      </w:r>
+      <w:r>
+        <w:t xml:space="preserve">. </w:t>
+      </w:r>
+      <w:r>
+        <w:t>Each week</w:t>
+      </w:r>
+      <w:r>
+        <w:t xml:space="preserve"> 56 hours</w:t>
+      </w:r>
+      <w:r>
+        <w:t>, w</w:t>
+      </w:r>
+      <w:r>
+        <w:t xml:space="preserve">e </w:t>
+      </w:r>
+      <w:r>
+        <w:t>spend</w:t>
+      </w:r>
+      <w:r>
+        <w:t xml:space="preserve"> 1 hour </w:t>
+      </w:r>
+      <w:r>
+        <w:t>in</w:t>
+      </w:r>
+      <w:r>
+        <w:t xml:space="preserve"> </w:t>
+      </w:r>
+      <w:r>
+        <w:t>Sunday Worship</w:t>
+      </w:r>
+      <w:r>
+        <w:t xml:space="preserve"> and </w:t>
+      </w:r>
+      <w:r>
+        <w:t>rest</w:t>
+      </w:r>
+      <w:r>
+        <w:t xml:space="preserve"> </w:t>
+      </w:r>
+      <w:r>
+        <w:t>55</w:t>
+      </w:r>
+      <w:r>
+        <w:t xml:space="preserve"> hours</w:t>
+      </w:r>
+      <w:r>
+        <w:t xml:space="preserve"> </w:t>
+      </w:r>
+      <w:r>
+        <w:t>in AI</w:t>
+      </w:r>
+      <w:r>
+        <w:t xml:space="preserve"> Algorithm</w:t>
+      </w:r>
+      <w:r>
+        <w:t xml:space="preserve"> </w:t>
+      </w:r>
+      <w:r>
+        <w:t>(TikTok, X, Anthropic Claude, Instagram</w:t>
+      </w:r>
+      <w:r>
+        <w:t xml:space="preserve">, </w:t>
+      </w:r>
+      <w:r>
+        <w:t>YouTube, Google, Facebook, ChatGPT</w:t>
+      </w:r>
+      <w:r>
+        <w:t>, Gemini, etc</w:t>
+      </w:r>
+      <w:r>
+        <w:t>.</w:t>
+      </w:r>
+      <w:r>
+        <w:t xml:space="preserve"> </w:t>
       </w:r>
     </w:p>
     <w:p>
@@ -2259,473 +2631,2456 @@
         <w:t xml:space="preserve">2. </w:t>
       </w:r>
       <w:r>
-        <w:t xml:space="preserve">Pray: God, we don’t know how to be a human in the AI age. We need </w:t>
-      </w:r>
+        <w:t>Last week</w:t>
+      </w:r>
+      <w:r>
+        <w:t>,</w:t>
+      </w:r>
+      <w:r>
+        <w:t xml:space="preserve"> </w:t>
+      </w:r>
+      <w:r>
+        <w:t>w</w:t>
+      </w:r>
+      <w:r>
+        <w:t>e talked about idea of AWE (Augmented World Expo) industry AR, VR, and Mixed Reality.</w:t>
+      </w:r>
+      <w:r>
+        <w:t xml:space="preserve"> </w:t>
+      </w:r>
+      <w:r>
+        <w:t xml:space="preserve">This week, we talk about AWE Agency. </w:t>
+      </w:r>
+      <w:r>
+        <w:t>We will</w:t>
+      </w:r>
+      <w:r>
+        <w:t xml:space="preserve"> either surrender to </w:t>
+      </w:r>
+      <w:r>
+        <w:t xml:space="preserve">AI </w:t>
+      </w:r>
+      <w:r>
+        <w:t>agency or</w:t>
+      </w:r>
+      <w:r>
+        <w:t xml:space="preserve"> AI</w:t>
+      </w:r>
+      <w:r>
+        <w:t>.</w:t>
+      </w:r>
+      <w:r>
+        <w:t xml:space="preserve"> </w:t>
+      </w:r>
+      <w:r>
+        <w:t xml:space="preserve">The AI agent </w:t>
+      </w:r>
+      <w:r>
+        <w:t>will</w:t>
+      </w:r>
+      <w:r>
+        <w:t xml:space="preserve"> behalf of you</w:t>
+      </w:r>
+      <w:r>
+        <w:t>.</w:t>
+      </w:r>
+    </w:p>
+    <w:p>
+      <w:r>
+        <w:t>3</w:t>
+      </w:r>
+      <w:r>
+        <w:t xml:space="preserve">. </w:t>
+      </w:r>
+      <w:r>
+        <w:t xml:space="preserve">In MIT media lab, we have three </w:t>
+      </w:r>
+      <w:r>
+        <w:t>groups</w:t>
+      </w:r>
+      <w:r>
+        <w:t xml:space="preserve"> to write essays. First group </w:t>
+      </w:r>
+      <w:r>
+        <w:t>uses</w:t>
+      </w:r>
+      <w:r>
+        <w:t xml:space="preserve"> ChatGPT to write, second group </w:t>
+      </w:r>
+      <w:r>
+        <w:t>uses</w:t>
+      </w:r>
+      <w:r>
+        <w:t xml:space="preserve"> </w:t>
+      </w:r>
+      <w:r>
+        <w:t>Google</w:t>
+      </w:r>
+      <w:r>
+        <w:t xml:space="preserve"> search engine to write, and third group use</w:t>
+      </w:r>
+      <w:r>
+        <w:t>s</w:t>
+      </w:r>
+      <w:r>
+        <w:t xml:space="preserve"> their brains </w:t>
+      </w:r>
+      <w:r>
+        <w:t>to write</w:t>
+      </w:r>
+      <w:r>
+        <w:t>. The results: ChatGPT group show</w:t>
+      </w:r>
+      <w:r>
+        <w:t>s</w:t>
+      </w:r>
+      <w:r>
+        <w:t xml:space="preserve"> the weakest </w:t>
+      </w:r>
+      <w:r>
+        <w:t>brain</w:t>
+      </w:r>
+      <w:r>
+        <w:t xml:space="preserve"> </w:t>
+      </w:r>
+      <w:r>
+        <w:t>activity.</w:t>
+      </w:r>
+      <w:r>
+        <w:t xml:space="preserve"> </w:t>
+      </w:r>
+      <w:r>
+        <w:t>The Gool search group is</w:t>
+      </w:r>
+      <w:r>
+        <w:t xml:space="preserve"> in the middle</w:t>
+      </w:r>
+      <w:r>
+        <w:t xml:space="preserve">. </w:t>
+      </w:r>
+      <w:r>
+        <w:t xml:space="preserve">The </w:t>
+      </w:r>
+      <w:r>
+        <w:t>brain group shows the</w:t>
+      </w:r>
+      <w:r>
+        <w:t xml:space="preserve"> strongest brain activity.</w:t>
+      </w:r>
+      <w:r>
+        <w:t xml:space="preserve"> </w:t>
+      </w:r>
+      <w:r>
+        <w:t>If we use AI/Algorithm</w:t>
+      </w:r>
+      <w:r>
+        <w:t xml:space="preserve">, </w:t>
+      </w:r>
+      <w:r>
+        <w:t>we</w:t>
+      </w:r>
+      <w:r>
+        <w:t xml:space="preserve"> will </w:t>
+      </w:r>
+      <w:r>
+        <w:t xml:space="preserve">end with </w:t>
+      </w:r>
+      <w:r>
+        <w:t xml:space="preserve">either surrender </w:t>
+      </w:r>
+      <w:r>
+        <w:t>to</w:t>
+      </w:r>
+      <w:r>
+        <w:t xml:space="preserve"> </w:t>
+      </w:r>
+      <w:r>
+        <w:t xml:space="preserve">AI </w:t>
+      </w:r>
+      <w:r>
+        <w:t xml:space="preserve">agency or </w:t>
+      </w:r>
+      <w:r>
+        <w:t>AI.</w:t>
+      </w:r>
+    </w:p>
+    <w:p>
+      <w:r>
+        <w:t>4</w:t>
+      </w:r>
+      <w:r>
+        <w:t xml:space="preserve">. </w:t>
+      </w:r>
+      <w:r>
+        <w:t>Roman</w:t>
+      </w:r>
+      <w:r>
+        <w:t>s</w:t>
+      </w:r>
+      <w:r>
+        <w:t xml:space="preserve"> 12:1</w:t>
+      </w:r>
+      <w:r>
+        <w:t>:</w:t>
+      </w:r>
+      <w:r>
+        <w:t xml:space="preserve"> </w:t>
+      </w:r>
+      <w:r>
+        <w:t>Christians should dedicate their entire, everyday lives to God as an act of worship</w:t>
+      </w:r>
+    </w:p>
+    <w:p>
+      <w:r>
+        <w:lastRenderedPageBreak/>
+        <w:t xml:space="preserve">5. </w:t>
+      </w:r>
+      <w:r>
+        <w:t>Romans 12:2</w:t>
+      </w:r>
+      <w:r>
+        <w:t xml:space="preserve">: </w:t>
+      </w:r>
+      <w:r>
+        <w:t>Caterpillar transforms into buffer fly is a complete metamorphosis.</w:t>
+      </w:r>
+      <w:r>
+        <w:t xml:space="preserve"> </w:t>
+      </w:r>
+      <w:r>
+        <w:t xml:space="preserve">Christians should </w:t>
+      </w:r>
+      <w:r>
+        <w:t xml:space="preserve">transform the </w:t>
+      </w:r>
+      <w:r>
+        <w:t>AI/Algorithm</w:t>
+      </w:r>
+      <w:r>
+        <w:t xml:space="preserve"> world into Holy Spiritual world.</w:t>
+      </w:r>
+    </w:p>
+    <w:p>
+      <w:r>
+        <w:t>6</w:t>
+      </w:r>
+      <w:r>
+        <w:t xml:space="preserve">. </w:t>
+      </w:r>
+      <w:r>
+        <w:t>2 Corinthians 10:5-6</w:t>
+      </w:r>
+      <w:r>
+        <w:t xml:space="preserve">: </w:t>
+      </w:r>
+      <w:r>
+        <w:t>We</w:t>
+      </w:r>
+      <w:r>
+        <w:t xml:space="preserve"> destroy the argument about God and</w:t>
+      </w:r>
+      <w:r>
+        <w:t xml:space="preserve"> </w:t>
+      </w:r>
+      <w:r>
+        <w:t>follow God words.</w:t>
+      </w:r>
+    </w:p>
+    <w:p>
+      <w:r>
+        <w:t>7</w:t>
+      </w:r>
+      <w:r>
+        <w:t xml:space="preserve">. </w:t>
+      </w:r>
+      <w:r>
+        <w:t>We take out agency</w:t>
+      </w:r>
+      <w:r>
+        <w:t xml:space="preserve"> and </w:t>
+      </w:r>
+      <w:r>
+        <w:t>get together</w:t>
+      </w:r>
+      <w:r>
+        <w:t>/discuss</w:t>
+      </w:r>
+      <w:r>
+        <w:t xml:space="preserve"> with other people. This is </w:t>
+      </w:r>
+      <w:r>
+        <w:t>the</w:t>
+      </w:r>
+      <w:r>
+        <w:t xml:space="preserve"> life that God given to us.</w:t>
+      </w:r>
+    </w:p>
+    <w:p>
+      <w:r>
+        <w:t>8</w:t>
+      </w:r>
+      <w:r>
+        <w:t>.</w:t>
+      </w:r>
+      <w:r>
+        <w:t xml:space="preserve"> </w:t>
+      </w:r>
+      <w:r>
+        <w:t>Esther 4:14</w:t>
+      </w:r>
+      <w:r>
+        <w:t>:</w:t>
+      </w:r>
+      <w:r>
+        <w:t xml:space="preserve"> </w:t>
+      </w:r>
+      <w:r>
+        <w:t>God control human responsibility.</w:t>
+      </w:r>
+    </w:p>
+    <w:p>
+      <w:r>
+        <w:t>9</w:t>
+      </w:r>
+      <w:r>
+        <w:t>. Conclusion:</w:t>
+      </w:r>
+    </w:p>
+    <w:p>
+      <w:r>
+        <w:t xml:space="preserve">a. </w:t>
+      </w:r>
+      <w:r>
+        <w:t xml:space="preserve">We </w:t>
+      </w:r>
+      <w:r>
+        <w:t>reset AI Agency to</w:t>
+      </w:r>
+      <w:r>
+        <w:t xml:space="preserve"> the God Agency (Jesus) for 30 days and see what results</w:t>
+      </w:r>
+    </w:p>
+    <w:p>
+      <w:r>
+        <w:t>b</w:t>
+      </w:r>
+      <w:r>
+        <w:t>. We have infinity calls from God agency.</w:t>
+      </w:r>
+    </w:p>
+    <w:p>
+      <w:r>
+        <w:t>c</w:t>
+      </w:r>
+      <w:r>
+        <w:t>. Ask your friend, family, etc. to use God Agency.</w:t>
+      </w:r>
+    </w:p>
+    <w:p/>
+    <w:p>
+      <w:r>
+        <w:t>===</w:t>
+      </w:r>
+    </w:p>
+    <w:p>
+      <w:pPr>
+        <w:rPr>
+          <w:rFonts w:hint="eastAsia"/>
+        </w:rPr>
+      </w:pPr>
+      <w:r>
+        <w:rPr>
+          <w:rFonts w:hint="eastAsia"/>
+        </w:rPr>
+        <w:t>2026</w:t>
+      </w:r>
+      <w:r>
+        <w:rPr>
+          <w:rFonts w:hint="eastAsia"/>
+        </w:rPr>
+        <w:t>年</w:t>
+      </w:r>
+      <w:r>
+        <w:rPr>
+          <w:rFonts w:hint="eastAsia"/>
+        </w:rPr>
+        <w:t>6</w:t>
+      </w:r>
+      <w:r>
+        <w:rPr>
+          <w:rFonts w:hint="eastAsia"/>
+        </w:rPr>
+        <w:t>月</w:t>
+      </w:r>
+      <w:r>
+        <w:rPr>
+          <w:rFonts w:hint="eastAsia"/>
+        </w:rPr>
+        <w:t>6</w:t>
+      </w:r>
+      <w:r>
+        <w:rPr>
+          <w:rFonts w:hint="eastAsia"/>
+        </w:rPr>
+        <w:t>日，</w:t>
+      </w:r>
+      <w:r>
+        <w:rPr>
+          <w:rFonts w:hint="eastAsia"/>
+        </w:rPr>
+        <w:t>Menlo</w:t>
+      </w:r>
+      <w:r>
+        <w:rPr>
+          <w:rFonts w:hint="eastAsia"/>
+        </w:rPr>
+        <w:t>教會敬拜（回顧上週，</w:t>
+      </w:r>
+      <w:r>
+        <w:rPr>
+          <w:rFonts w:hint="eastAsia"/>
+        </w:rPr>
+        <w:t>2028</w:t>
+      </w:r>
+      <w:r>
+        <w:rPr>
+          <w:rFonts w:hint="eastAsia"/>
+        </w:rPr>
+        <w:t>年</w:t>
+      </w:r>
+      <w:r>
+        <w:rPr>
+          <w:rFonts w:hint="eastAsia"/>
+        </w:rPr>
+        <w:t>5</w:t>
+      </w:r>
+      <w:r>
+        <w:rPr>
+          <w:rFonts w:hint="eastAsia"/>
+        </w:rPr>
+        <w:t>月</w:t>
+      </w:r>
+      <w:r>
+        <w:rPr>
+          <w:rFonts w:hint="eastAsia"/>
+        </w:rPr>
+        <w:t>31</w:t>
+      </w:r>
+      <w:r>
+        <w:rPr>
+          <w:rFonts w:hint="eastAsia"/>
+        </w:rPr>
+        <w:t>日）</w:t>
+      </w:r>
+    </w:p>
+    <w:p>
+      <w:pPr>
+        <w:rPr>
+          <w:rFonts w:hint="eastAsia"/>
+        </w:rPr>
+      </w:pPr>
+      <w:r>
+        <w:rPr>
+          <w:rFonts w:hint="eastAsia"/>
+        </w:rPr>
+        <w:t>https://www.youtube.com/watch?v=Vnm08C3ohyU</w:t>
+      </w:r>
+    </w:p>
+    <w:p>
+      <w:pPr>
+        <w:rPr>
+          <w:rFonts w:hint="eastAsia"/>
+        </w:rPr>
+      </w:pPr>
       <w:proofErr w:type="spellStart"/>
       <w:r>
-        <w:t>a</w:t>
+        <w:rPr>
+          <w:rFonts w:hint="eastAsia"/>
+        </w:rPr>
+        <w:t>無限循環（</w:t>
+      </w:r>
+      <w:r>
+        <w:rPr>
+          <w:rFonts w:hint="eastAsia"/>
+        </w:rPr>
+        <w:t>Infinite</w:t>
       </w:r>
       <w:proofErr w:type="spellEnd"/>
       <w:r>
-        <w:t xml:space="preserve"> example to follow and love Gid more each day. In Jesus name.</w:t>
-      </w:r>
-    </w:p>
-    <w:p>
-      <w:r>
+        <w:rPr>
+          <w:rFonts w:hint="eastAsia"/>
+        </w:rPr>
+        <w:t xml:space="preserve"> Loop</w:t>
+      </w:r>
+      <w:r>
+        <w:rPr>
+          <w:rFonts w:hint="eastAsia"/>
+        </w:rPr>
+        <w:t>）</w:t>
+      </w:r>
+      <w:r>
+        <w:rPr>
+          <w:rFonts w:hint="eastAsia"/>
+        </w:rPr>
+        <w:t xml:space="preserve">| </w:t>
+      </w:r>
+      <w:proofErr w:type="spellStart"/>
+      <w:r>
+        <w:rPr>
+          <w:rFonts w:hint="eastAsia"/>
+        </w:rPr>
+        <w:t>故障（</w:t>
+      </w:r>
+      <w:r>
+        <w:rPr>
+          <w:rFonts w:hint="eastAsia"/>
+        </w:rPr>
+        <w:t>Glitch</w:t>
+      </w:r>
+      <w:proofErr w:type="spellEnd"/>
+      <w:r>
+        <w:rPr>
+          <w:rFonts w:hint="eastAsia"/>
+        </w:rPr>
+        <w:t>）</w:t>
+      </w:r>
+      <w:r>
+        <w:rPr>
+          <w:rFonts w:hint="eastAsia"/>
+        </w:rPr>
+        <w:t xml:space="preserve">| </w:t>
+      </w:r>
+      <w:proofErr w:type="spellStart"/>
+      <w:r>
+        <w:rPr>
+          <w:rFonts w:hint="eastAsia"/>
+        </w:rPr>
+        <w:t>Menlo</w:t>
+      </w:r>
+      <w:r>
+        <w:rPr>
+          <w:rFonts w:hint="eastAsia"/>
+        </w:rPr>
+        <w:t>教會</w:t>
+      </w:r>
+      <w:proofErr w:type="spellEnd"/>
+      <w:r>
+        <w:rPr>
+          <w:rFonts w:hint="eastAsia"/>
+        </w:rPr>
+        <w:t xml:space="preserve"> Phil EuBank</w:t>
+      </w:r>
+    </w:p>
+    <w:p>
+      <w:pPr>
+        <w:rPr>
+          <w:rFonts w:hint="eastAsia"/>
+        </w:rPr>
+      </w:pPr>
+    </w:p>
+    <w:p>
+      <w:pPr>
+        <w:rPr>
+          <w:rFonts w:hint="eastAsia"/>
+        </w:rPr>
+      </w:pPr>
+      <w:r>
+        <w:rPr>
+          <w:rFonts w:hint="eastAsia"/>
+        </w:rPr>
+        <w:t>「無限循環」這一講探討了人工智慧（</w:t>
+      </w:r>
+      <w:r>
+        <w:rPr>
+          <w:rFonts w:hint="eastAsia"/>
+        </w:rPr>
+        <w:t>AI</w:t>
+      </w:r>
+      <w:r>
+        <w:rPr>
+          <w:rFonts w:hint="eastAsia"/>
+        </w:rPr>
+        <w:t>）時代下的人類處境。在</w:t>
+      </w:r>
+      <w:r>
+        <w:rPr>
+          <w:rFonts w:hint="eastAsia"/>
+        </w:rPr>
+        <w:t>AI</w:t>
+      </w:r>
+      <w:r>
+        <w:rPr>
+          <w:rFonts w:hint="eastAsia"/>
+        </w:rPr>
+        <w:t>時代，人類面臨著無法僅靠邏輯來化解的焦慮。真正的平安源自於上帝所賜的聖靈，而非</w:t>
+      </w:r>
+      <w:r>
+        <w:rPr>
+          <w:rFonts w:hint="eastAsia"/>
+        </w:rPr>
+        <w:t>AI</w:t>
+      </w:r>
+      <w:r>
+        <w:rPr>
+          <w:rFonts w:hint="eastAsia"/>
+        </w:rPr>
+        <w:t>或演算法的思考處理過程。我們需要從焦慮的「無限循環」中走出來，尋求並獲得平安。</w:t>
+      </w:r>
+      <w:r>
+        <w:rPr>
+          <w:rFonts w:hint="eastAsia"/>
+        </w:rPr>
+        <w:t xml:space="preserve"> 1. </w:t>
+      </w:r>
+      <w:r>
+        <w:rPr>
+          <w:rFonts w:hint="eastAsia"/>
+        </w:rPr>
+        <w:t>在每週</w:t>
+      </w:r>
+      <w:r>
+        <w:rPr>
+          <w:rFonts w:hint="eastAsia"/>
+        </w:rPr>
+        <w:t>56</w:t>
+      </w:r>
+      <w:r>
+        <w:rPr>
+          <w:rFonts w:hint="eastAsia"/>
+        </w:rPr>
+        <w:t>小時的清醒時間裡，我們只花</w:t>
+      </w:r>
+      <w:r>
+        <w:rPr>
+          <w:rFonts w:hint="eastAsia"/>
+        </w:rPr>
+        <w:t>1</w:t>
+      </w:r>
+      <w:r>
+        <w:rPr>
+          <w:rFonts w:hint="eastAsia"/>
+        </w:rPr>
+        <w:t>小時進行主日敬拜，其餘</w:t>
+      </w:r>
+      <w:r>
+        <w:rPr>
+          <w:rFonts w:hint="eastAsia"/>
+        </w:rPr>
+        <w:t>55</w:t>
+      </w:r>
+      <w:r>
+        <w:rPr>
+          <w:rFonts w:hint="eastAsia"/>
+        </w:rPr>
+        <w:t>小時則沉浸在</w:t>
+      </w:r>
+      <w:r>
+        <w:rPr>
+          <w:rFonts w:hint="eastAsia"/>
+        </w:rPr>
+        <w:t>AI</w:t>
+      </w:r>
+      <w:r>
+        <w:rPr>
+          <w:rFonts w:hint="eastAsia"/>
+        </w:rPr>
+        <w:t>演算法的世界中（如</w:t>
+      </w:r>
+      <w:r>
+        <w:rPr>
+          <w:rFonts w:hint="eastAsia"/>
+        </w:rPr>
+        <w:t>TikTok</w:t>
+      </w:r>
+      <w:r>
+        <w:rPr>
+          <w:rFonts w:hint="eastAsia"/>
+        </w:rPr>
+        <w:t>、</w:t>
+      </w:r>
+      <w:r>
+        <w:rPr>
+          <w:rFonts w:hint="eastAsia"/>
+        </w:rPr>
+        <w:t>X</w:t>
+      </w:r>
+      <w:r>
+        <w:rPr>
+          <w:rFonts w:hint="eastAsia"/>
+        </w:rPr>
+        <w:t>、</w:t>
+      </w:r>
+      <w:r>
+        <w:rPr>
+          <w:rFonts w:hint="eastAsia"/>
+        </w:rPr>
+        <w:t xml:space="preserve">Anthropic </w:t>
+      </w:r>
+      <w:proofErr w:type="spellStart"/>
+      <w:r>
+        <w:rPr>
+          <w:rFonts w:hint="eastAsia"/>
+        </w:rPr>
+        <w:t>Claude</w:t>
+      </w:r>
+      <w:r>
+        <w:rPr>
+          <w:rFonts w:hint="eastAsia"/>
+        </w:rPr>
+        <w:t>、</w:t>
+      </w:r>
+      <w:r>
+        <w:rPr>
+          <w:rFonts w:hint="eastAsia"/>
+        </w:rPr>
+        <w:t>Instagram</w:t>
+      </w:r>
+      <w:r>
+        <w:rPr>
+          <w:rFonts w:hint="eastAsia"/>
+        </w:rPr>
+        <w:t>、</w:t>
+      </w:r>
+      <w:r>
+        <w:rPr>
+          <w:rFonts w:hint="eastAsia"/>
+        </w:rPr>
+        <w:t>YouTube</w:t>
+      </w:r>
+      <w:r>
+        <w:rPr>
+          <w:rFonts w:hint="eastAsia"/>
+        </w:rPr>
+        <w:t>、</w:t>
+      </w:r>
+      <w:r>
+        <w:rPr>
+          <w:rFonts w:hint="eastAsia"/>
+        </w:rPr>
+        <w:t>Google</w:t>
+      </w:r>
+      <w:r>
+        <w:rPr>
+          <w:rFonts w:hint="eastAsia"/>
+        </w:rPr>
+        <w:t>、</w:t>
+      </w:r>
+      <w:r>
+        <w:rPr>
+          <w:rFonts w:hint="eastAsia"/>
+        </w:rPr>
+        <w:t>Facebook</w:t>
+      </w:r>
+      <w:r>
+        <w:rPr>
+          <w:rFonts w:hint="eastAsia"/>
+        </w:rPr>
+        <w:t>、</w:t>
+      </w:r>
+      <w:r>
+        <w:rPr>
+          <w:rFonts w:hint="eastAsia"/>
+        </w:rPr>
+        <w:t>ChatGPT</w:t>
+      </w:r>
+      <w:r>
+        <w:rPr>
+          <w:rFonts w:hint="eastAsia"/>
+        </w:rPr>
+        <w:t>、</w:t>
+      </w:r>
+      <w:r>
+        <w:rPr>
+          <w:rFonts w:hint="eastAsia"/>
+        </w:rPr>
+        <w:t>Gemini</w:t>
+      </w:r>
+      <w:r>
+        <w:rPr>
+          <w:rFonts w:hint="eastAsia"/>
+        </w:rPr>
+        <w:t>等</w:t>
+      </w:r>
+      <w:proofErr w:type="spellEnd"/>
+      <w:r>
+        <w:rPr>
+          <w:rFonts w:hint="eastAsia"/>
+        </w:rPr>
+        <w:t>）。</w:t>
+      </w:r>
+    </w:p>
+    <w:p>
+      <w:pPr>
+        <w:rPr>
+          <w:rFonts w:hint="eastAsia"/>
+        </w:rPr>
+      </w:pPr>
+      <w:r>
+        <w:rPr>
+          <w:rFonts w:hint="eastAsia"/>
+        </w:rPr>
+        <w:t xml:space="preserve">2. </w:t>
+      </w:r>
+      <w:r>
+        <w:rPr>
+          <w:rFonts w:hint="eastAsia"/>
+        </w:rPr>
+        <w:t>上週，我們探討了</w:t>
+      </w:r>
+      <w:r>
+        <w:rPr>
+          <w:rFonts w:hint="eastAsia"/>
+        </w:rPr>
+        <w:t>AWE</w:t>
+      </w:r>
+      <w:r>
+        <w:rPr>
+          <w:rFonts w:hint="eastAsia"/>
+        </w:rPr>
+        <w:t>（增強世界博覽會）所代表的</w:t>
+      </w:r>
+      <w:r>
+        <w:rPr>
+          <w:rFonts w:hint="eastAsia"/>
+        </w:rPr>
+        <w:t>AR</w:t>
+      </w:r>
+      <w:r>
+        <w:rPr>
+          <w:rFonts w:hint="eastAsia"/>
+        </w:rPr>
+        <w:t>（擴增實境）、</w:t>
+      </w:r>
+      <w:r>
+        <w:rPr>
+          <w:rFonts w:hint="eastAsia"/>
+        </w:rPr>
+        <w:t>VR</w:t>
+      </w:r>
+      <w:r>
+        <w:rPr>
+          <w:rFonts w:hint="eastAsia"/>
+        </w:rPr>
+        <w:t>（虛擬實境）和混合實境（</w:t>
+      </w:r>
+      <w:r>
+        <w:rPr>
+          <w:rFonts w:hint="eastAsia"/>
+        </w:rPr>
+        <w:t>MR</w:t>
+      </w:r>
+      <w:r>
+        <w:rPr>
+          <w:rFonts w:hint="eastAsia"/>
+        </w:rPr>
+        <w:t>）產業。本週，我們要討論的是「</w:t>
+      </w:r>
+      <w:r>
+        <w:rPr>
+          <w:rFonts w:hint="eastAsia"/>
+        </w:rPr>
+        <w:t>AI</w:t>
+      </w:r>
+      <w:r>
+        <w:rPr>
+          <w:rFonts w:hint="eastAsia"/>
+        </w:rPr>
+        <w:t>代理」（</w:t>
+      </w:r>
+      <w:r>
+        <w:rPr>
+          <w:rFonts w:hint="eastAsia"/>
+        </w:rPr>
+        <w:t xml:space="preserve">AI </w:t>
+      </w:r>
+      <w:proofErr w:type="spellStart"/>
+      <w:r>
+        <w:rPr>
+          <w:rFonts w:hint="eastAsia"/>
+        </w:rPr>
+        <w:t>Agency</w:t>
+      </w:r>
+      <w:r>
+        <w:rPr>
+          <w:rFonts w:hint="eastAsia"/>
+        </w:rPr>
+        <w:t>）的概念。我們最終將面臨抉擇：是屈服於</w:t>
+      </w:r>
+      <w:r>
+        <w:rPr>
+          <w:rFonts w:hint="eastAsia"/>
+        </w:rPr>
+        <w:t>AI</w:t>
+      </w:r>
+      <w:r>
+        <w:rPr>
+          <w:rFonts w:hint="eastAsia"/>
+        </w:rPr>
+        <w:t>代理，還是屈服於</w:t>
+      </w:r>
+      <w:r>
+        <w:rPr>
+          <w:rFonts w:hint="eastAsia"/>
+        </w:rPr>
+        <w:t>AI</w:t>
+      </w:r>
+      <w:r>
+        <w:rPr>
+          <w:rFonts w:hint="eastAsia"/>
+        </w:rPr>
+        <w:t>本身？因為</w:t>
+      </w:r>
+      <w:r>
+        <w:rPr>
+          <w:rFonts w:hint="eastAsia"/>
+        </w:rPr>
+        <w:t>AI</w:t>
+      </w:r>
+      <w:r>
+        <w:rPr>
+          <w:rFonts w:hint="eastAsia"/>
+        </w:rPr>
+        <w:t>代理將代表我們行事</w:t>
+      </w:r>
+      <w:proofErr w:type="spellEnd"/>
+      <w:r>
+        <w:rPr>
+          <w:rFonts w:hint="eastAsia"/>
+        </w:rPr>
+        <w:t>。</w:t>
+      </w:r>
+    </w:p>
+    <w:p>
+      <w:pPr>
+        <w:rPr>
+          <w:rFonts w:hint="eastAsia"/>
+        </w:rPr>
+      </w:pPr>
+      <w:r>
+        <w:rPr>
+          <w:rFonts w:hint="eastAsia"/>
+        </w:rPr>
         <w:t xml:space="preserve">3. </w:t>
       </w:r>
       <w:r>
-        <w:t>There is a Podcast author Carey Nieuwhof that I listen to. He said something that stuck me. He said the algorithm is most misguided and hardest working pastor in America.</w:t>
-      </w:r>
-    </w:p>
-    <w:p>
-      <w:r>
-        <w:t>We have 1 hour a week on Sunday to get together. We have 1 hour for spiritual formation and  49 hours to the algorithm. God gives you 1 hour; other activities give you 49 hours. Who win?</w:t>
-      </w:r>
-    </w:p>
-    <w:p>
-      <w:r>
-        <w:t>The 49 hours includes left (TikTok, X, Anthropic Claude, Instagram) and Right (YouTube, Google, Facebook, OpenAI ChatGPT).</w:t>
-      </w:r>
-    </w:p>
-    <w:p>
-      <w:r>
-        <w:t>Last week we talked about the first component: what is human in AI world. We talked about idea of AWE (Augmented World Expo) industry AR, VR, and Mixed Reality.</w:t>
-      </w:r>
-    </w:p>
-    <w:p>
-      <w:r>
+        <w:rPr>
+          <w:rFonts w:hint="eastAsia"/>
+        </w:rPr>
+        <w:t>麻省理工學院（</w:t>
+      </w:r>
+      <w:r>
+        <w:rPr>
+          <w:rFonts w:hint="eastAsia"/>
+        </w:rPr>
+        <w:t>MIT</w:t>
+      </w:r>
+      <w:r>
+        <w:rPr>
+          <w:rFonts w:hint="eastAsia"/>
+        </w:rPr>
+        <w:t>）媒體實驗室曾進行一項寫作實驗，將參與者分為三組：第一組使用</w:t>
+      </w:r>
+      <w:r>
+        <w:rPr>
+          <w:rFonts w:hint="eastAsia"/>
+        </w:rPr>
+        <w:t>ChatGPT</w:t>
+      </w:r>
+      <w:r>
+        <w:rPr>
+          <w:rFonts w:hint="eastAsia"/>
+        </w:rPr>
+        <w:t>寫作，第二組使用</w:t>
+      </w:r>
+      <w:r>
+        <w:rPr>
+          <w:rFonts w:hint="eastAsia"/>
+        </w:rPr>
+        <w:t>Google</w:t>
+      </w:r>
+      <w:r>
+        <w:rPr>
+          <w:rFonts w:hint="eastAsia"/>
+        </w:rPr>
+        <w:t>搜尋引擎輔助寫作，第三組則完全依靠自己的大腦思考寫作。結果顯示：</w:t>
+      </w:r>
+      <w:r>
+        <w:rPr>
+          <w:rFonts w:hint="eastAsia"/>
+        </w:rPr>
+        <w:t>ChatGPT</w:t>
+      </w:r>
+      <w:r>
+        <w:rPr>
+          <w:rFonts w:hint="eastAsia"/>
+        </w:rPr>
+        <w:t>組的大腦活動最弱，</w:t>
+      </w:r>
+      <w:r>
+        <w:rPr>
+          <w:rFonts w:hint="eastAsia"/>
+        </w:rPr>
+        <w:t>Google</w:t>
+      </w:r>
+      <w:r>
+        <w:rPr>
+          <w:rFonts w:hint="eastAsia"/>
+        </w:rPr>
+        <w:t>搜尋組居中，而依賴大腦思考的組別大腦活動最強。如果我們過度依賴</w:t>
+      </w:r>
+      <w:r>
+        <w:rPr>
+          <w:rFonts w:hint="eastAsia"/>
+        </w:rPr>
+        <w:t>AI</w:t>
+      </w:r>
+      <w:r>
+        <w:rPr>
+          <w:rFonts w:hint="eastAsia"/>
+        </w:rPr>
+        <w:t>或演算法，最終結果將是屈服於</w:t>
+      </w:r>
+      <w:r>
+        <w:rPr>
+          <w:rFonts w:hint="eastAsia"/>
+        </w:rPr>
+        <w:t>AI</w:t>
+      </w:r>
+      <w:r>
+        <w:rPr>
+          <w:rFonts w:hint="eastAsia"/>
+        </w:rPr>
+        <w:t>代理或</w:t>
+      </w:r>
+      <w:r>
+        <w:rPr>
+          <w:rFonts w:hint="eastAsia"/>
+        </w:rPr>
+        <w:t>AI</w:t>
+      </w:r>
+      <w:r>
+        <w:rPr>
+          <w:rFonts w:hint="eastAsia"/>
+        </w:rPr>
+        <w:t>本身。</w:t>
+      </w:r>
+    </w:p>
+    <w:p>
+      <w:pPr>
+        <w:rPr>
+          <w:rFonts w:hint="eastAsia"/>
+        </w:rPr>
+      </w:pPr>
+      <w:r>
+        <w:rPr>
+          <w:rFonts w:hint="eastAsia"/>
+        </w:rPr>
         <w:t xml:space="preserve">4. </w:t>
       </w:r>
-      <w:r>
-        <w:t>This week, we talk about AWE Agency. What does it mean to be human in an age of AI, in an age of Technology. What is agency? God gives us the ability to make independent choices.</w:t>
-      </w:r>
-    </w:p>
-    <w:p>
-      <w:r>
+      <w:proofErr w:type="spellStart"/>
+      <w:r>
+        <w:rPr>
+          <w:rFonts w:hint="eastAsia"/>
+        </w:rPr>
+        <w:t>羅馬書</w:t>
+      </w:r>
+      <w:proofErr w:type="spellEnd"/>
+      <w:r>
+        <w:rPr>
+          <w:rFonts w:hint="eastAsia"/>
+        </w:rPr>
+        <w:t xml:space="preserve"> 12:1</w:t>
+      </w:r>
+      <w:r>
+        <w:rPr>
+          <w:rFonts w:hint="eastAsia"/>
+        </w:rPr>
+        <w:t>：基督徒應將自己日常生活的各個面向奉獻給神，以此作為一種敬拜。</w:t>
+      </w:r>
+    </w:p>
+    <w:p>
+      <w:pPr>
+        <w:rPr>
+          <w:rFonts w:hint="eastAsia"/>
+        </w:rPr>
+      </w:pPr>
+      <w:r>
+        <w:rPr>
+          <w:rFonts w:hint="eastAsia"/>
+        </w:rPr>
         <w:t xml:space="preserve">5. </w:t>
       </w:r>
-      <w:r>
-        <w:t>You either surrender to agency or use your agency to surrender.</w:t>
-      </w:r>
-    </w:p>
-    <w:p>
-      <w:r>
-        <w:t>We will talk this today. But for the algorithm, no matter what kind of technology, it is an agent. Think about the agent, we put in a prompt and get something back. It does some work for us. We are the guy to make decision. The AI agent cannot rob from you. The agent tries to behalf of you but you are the real decision maker. We surrender to the technology without realize it.</w:t>
-      </w:r>
-    </w:p>
-    <w:p>
-      <w:r>
+      <w:proofErr w:type="spellStart"/>
+      <w:r>
+        <w:rPr>
+          <w:rFonts w:hint="eastAsia"/>
+        </w:rPr>
+        <w:t>羅馬書</w:t>
+      </w:r>
+      <w:proofErr w:type="spellEnd"/>
+      <w:r>
+        <w:rPr>
+          <w:rFonts w:hint="eastAsia"/>
+        </w:rPr>
+        <w:t xml:space="preserve"> 12:2</w:t>
+      </w:r>
+      <w:r>
+        <w:rPr>
+          <w:rFonts w:hint="eastAsia"/>
+        </w:rPr>
+        <w:t>：毛毛蟲蛻變為蝴蝶是一個徹底的變態過程。基督徒應將</w:t>
+      </w:r>
+      <w:r>
+        <w:rPr>
+          <w:rFonts w:hint="eastAsia"/>
+        </w:rPr>
+        <w:t>AI</w:t>
+      </w:r>
+      <w:r>
+        <w:rPr>
+          <w:rFonts w:hint="eastAsia"/>
+        </w:rPr>
+        <w:t>與演算法主導的世界，轉化為屬靈的國度。</w:t>
+      </w:r>
+    </w:p>
+    <w:p>
+      <w:pPr>
+        <w:rPr>
+          <w:rFonts w:hint="eastAsia"/>
+        </w:rPr>
+      </w:pPr>
+      <w:r>
+        <w:rPr>
+          <w:rFonts w:hint="eastAsia"/>
+        </w:rPr>
+        <w:t xml:space="preserve">6. </w:t>
+      </w:r>
+      <w:proofErr w:type="spellStart"/>
+      <w:r>
+        <w:rPr>
+          <w:rFonts w:hint="eastAsia"/>
+        </w:rPr>
+        <w:t>哥林多後書</w:t>
+      </w:r>
+      <w:proofErr w:type="spellEnd"/>
+      <w:r>
+        <w:rPr>
+          <w:rFonts w:hint="eastAsia"/>
+        </w:rPr>
+        <w:t xml:space="preserve"> 10:5-6</w:t>
+      </w:r>
+      <w:r>
+        <w:rPr>
+          <w:rFonts w:hint="eastAsia"/>
+        </w:rPr>
+        <w:t>：我們要破除那些抵擋神真理的論點，轉而順服神的話語。</w:t>
+      </w:r>
+    </w:p>
+    <w:p>
+      <w:pPr>
+        <w:rPr>
+          <w:rFonts w:hint="eastAsia"/>
+        </w:rPr>
+      </w:pPr>
+      <w:r>
+        <w:rPr>
+          <w:rFonts w:hint="eastAsia"/>
+        </w:rPr>
+        <w:t xml:space="preserve">7. </w:t>
+      </w:r>
+      <w:proofErr w:type="spellStart"/>
+      <w:r>
+        <w:rPr>
+          <w:rFonts w:hint="eastAsia"/>
+        </w:rPr>
+        <w:t>我們要放下對</w:t>
+      </w:r>
+      <w:r>
+        <w:rPr>
+          <w:rFonts w:hint="eastAsia"/>
+        </w:rPr>
+        <w:t>AI</w:t>
+      </w:r>
+      <w:r>
+        <w:rPr>
+          <w:rFonts w:hint="eastAsia"/>
+        </w:rPr>
+        <w:t>代理的依賴，轉而與他人面對面交流、探討。這才是神賜給我們的生活方式</w:t>
+      </w:r>
+      <w:proofErr w:type="spellEnd"/>
+      <w:r>
+        <w:rPr>
+          <w:rFonts w:hint="eastAsia"/>
+        </w:rPr>
+        <w:t>。</w:t>
+      </w:r>
+    </w:p>
+    <w:p>
+      <w:pPr>
+        <w:rPr>
+          <w:rFonts w:hint="eastAsia"/>
+        </w:rPr>
+      </w:pPr>
+      <w:r>
+        <w:rPr>
+          <w:rFonts w:hint="eastAsia"/>
+        </w:rPr>
+        <w:t xml:space="preserve">8. </w:t>
+      </w:r>
+      <w:proofErr w:type="spellStart"/>
+      <w:r>
+        <w:rPr>
+          <w:rFonts w:hint="eastAsia"/>
+        </w:rPr>
+        <w:t>以斯帖記</w:t>
+      </w:r>
+      <w:proofErr w:type="spellEnd"/>
+      <w:r>
+        <w:rPr>
+          <w:rFonts w:hint="eastAsia"/>
+        </w:rPr>
+        <w:t xml:space="preserve"> 4:14</w:t>
+      </w:r>
+      <w:r>
+        <w:rPr>
+          <w:rFonts w:hint="eastAsia"/>
+        </w:rPr>
+        <w:t>：神掌管人類的責任。</w:t>
+      </w:r>
+    </w:p>
+    <w:p>
+      <w:pPr>
+        <w:rPr>
+          <w:rFonts w:hint="eastAsia"/>
+        </w:rPr>
+      </w:pPr>
+      <w:r>
+        <w:rPr>
+          <w:rFonts w:hint="eastAsia"/>
+        </w:rPr>
+        <w:t xml:space="preserve">9. </w:t>
+      </w:r>
+      <w:r>
+        <w:rPr>
+          <w:rFonts w:hint="eastAsia"/>
+        </w:rPr>
+        <w:t>結語：</w:t>
+      </w:r>
+    </w:p>
+    <w:p>
+      <w:pPr>
+        <w:rPr>
+          <w:rFonts w:hint="eastAsia"/>
+        </w:rPr>
+      </w:pPr>
+      <w:r>
+        <w:rPr>
+          <w:rFonts w:hint="eastAsia"/>
+        </w:rPr>
+        <w:t xml:space="preserve">a. </w:t>
+      </w:r>
+      <w:proofErr w:type="spellStart"/>
+      <w:r>
+        <w:rPr>
+          <w:rFonts w:hint="eastAsia"/>
+        </w:rPr>
+        <w:t>試著將「</w:t>
+      </w:r>
+      <w:r>
+        <w:rPr>
+          <w:rFonts w:hint="eastAsia"/>
+        </w:rPr>
+        <w:t>AI</w:t>
+      </w:r>
+      <w:r>
+        <w:rPr>
+          <w:rFonts w:hint="eastAsia"/>
+        </w:rPr>
+        <w:t>代理」重設為「神之代理</w:t>
+      </w:r>
+      <w:proofErr w:type="spellEnd"/>
+      <w:r>
+        <w:rPr>
+          <w:rFonts w:hint="eastAsia"/>
+        </w:rPr>
+        <w:t>」（</w:t>
+      </w:r>
+      <w:proofErr w:type="spellStart"/>
+      <w:r>
+        <w:rPr>
+          <w:rFonts w:hint="eastAsia"/>
+        </w:rPr>
+        <w:t>即耶穌</w:t>
+      </w:r>
+      <w:proofErr w:type="spellEnd"/>
+      <w:r>
+        <w:rPr>
+          <w:rFonts w:hint="eastAsia"/>
+        </w:rPr>
+        <w:t>），堅持</w:t>
+      </w:r>
+      <w:r>
+        <w:rPr>
+          <w:rFonts w:hint="eastAsia"/>
+        </w:rPr>
+        <w:t>30</w:t>
+      </w:r>
+      <w:r>
+        <w:rPr>
+          <w:rFonts w:hint="eastAsia"/>
+        </w:rPr>
+        <w:t>天，看看會有什麼結果。</w:t>
+      </w:r>
+    </w:p>
+    <w:p>
+      <w:pPr>
+        <w:rPr>
+          <w:rFonts w:hint="eastAsia"/>
+        </w:rPr>
+      </w:pPr>
+      <w:r>
+        <w:rPr>
+          <w:rFonts w:hint="eastAsia"/>
+        </w:rPr>
+        <w:t xml:space="preserve">b. </w:t>
+      </w:r>
+      <w:proofErr w:type="spellStart"/>
+      <w:r>
+        <w:rPr>
+          <w:rFonts w:hint="eastAsia"/>
+        </w:rPr>
+        <w:t>我們隨時都能接收來自「神之代理」的呼召</w:t>
+      </w:r>
+      <w:proofErr w:type="spellEnd"/>
+      <w:r>
+        <w:rPr>
+          <w:rFonts w:hint="eastAsia"/>
+        </w:rPr>
+        <w:t>。</w:t>
+      </w:r>
+    </w:p>
+    <w:p>
+      <w:r>
+        <w:rPr>
+          <w:rFonts w:hint="eastAsia"/>
+        </w:rPr>
+        <w:t xml:space="preserve">c. </w:t>
+      </w:r>
+      <w:proofErr w:type="spellStart"/>
+      <w:r>
+        <w:rPr>
+          <w:rFonts w:hint="eastAsia"/>
+        </w:rPr>
+        <w:t>邀請你的朋友、家人等也來使用「神之代理</w:t>
+      </w:r>
+      <w:proofErr w:type="spellEnd"/>
+      <w:r>
+        <w:rPr>
+          <w:rFonts w:hint="eastAsia"/>
+        </w:rPr>
+        <w:t>」。</w:t>
+      </w:r>
+    </w:p>
+    <w:p/>
+    <w:p>
+      <w:r>
+        <w:t>===</w:t>
+      </w:r>
+    </w:p>
+    <w:p>
+      <w:pPr>
+        <w:rPr>
+          <w:rFonts w:hint="eastAsia"/>
+        </w:rPr>
+      </w:pPr>
+      <w:r>
+        <w:rPr>
+          <w:rFonts w:hint="eastAsia"/>
+        </w:rPr>
+        <w:t>2026</w:t>
+      </w:r>
+      <w:r>
+        <w:rPr>
+          <w:rFonts w:hint="eastAsia"/>
+        </w:rPr>
+        <w:t>年</w:t>
+      </w:r>
+      <w:r>
+        <w:rPr>
+          <w:rFonts w:hint="eastAsia"/>
+        </w:rPr>
+        <w:t>6</w:t>
+      </w:r>
+      <w:r>
+        <w:rPr>
+          <w:rFonts w:hint="eastAsia"/>
+        </w:rPr>
+        <w:t>月</w:t>
+      </w:r>
+      <w:r>
+        <w:rPr>
+          <w:rFonts w:hint="eastAsia"/>
+        </w:rPr>
+        <w:t>6</w:t>
+      </w:r>
+      <w:r>
+        <w:rPr>
+          <w:rFonts w:hint="eastAsia"/>
+        </w:rPr>
+        <w:t>日、メンロ</w:t>
+      </w:r>
+      <w:r>
+        <w:rPr>
+          <w:rFonts w:ascii="MS Mincho" w:eastAsia="MS Mincho" w:hAnsi="MS Mincho" w:cs="MS Mincho" w:hint="eastAsia"/>
+        </w:rPr>
+        <w:t>・</w:t>
+      </w:r>
+      <w:r>
+        <w:rPr>
+          <w:rFonts w:ascii="SimSun" w:hAnsi="SimSun" w:cs="SimSun" w:hint="eastAsia"/>
+        </w:rPr>
+        <w:t>チャーチ礼拝（前週</w:t>
+      </w:r>
+      <w:r>
+        <w:rPr>
+          <w:rFonts w:hint="eastAsia"/>
+        </w:rPr>
+        <w:t>2028</w:t>
+      </w:r>
+      <w:r>
+        <w:rPr>
+          <w:rFonts w:hint="eastAsia"/>
+        </w:rPr>
+        <w:t>年</w:t>
+      </w:r>
+      <w:r>
+        <w:rPr>
+          <w:rFonts w:hint="eastAsia"/>
+        </w:rPr>
+        <w:t>5</w:t>
+      </w:r>
+      <w:r>
+        <w:rPr>
+          <w:rFonts w:hint="eastAsia"/>
+        </w:rPr>
+        <w:t>月</w:t>
+      </w:r>
+      <w:r>
+        <w:rPr>
+          <w:rFonts w:hint="eastAsia"/>
+        </w:rPr>
+        <w:t>31</w:t>
+      </w:r>
+      <w:r>
+        <w:rPr>
+          <w:rFonts w:hint="eastAsia"/>
+        </w:rPr>
+        <w:t>日のまとめ）</w:t>
+      </w:r>
+    </w:p>
+    <w:p>
+      <w:pPr>
+        <w:rPr>
+          <w:rFonts w:hint="eastAsia"/>
+        </w:rPr>
+      </w:pPr>
+      <w:r>
+        <w:rPr>
+          <w:rFonts w:hint="eastAsia"/>
+        </w:rPr>
+        <w:t>https://www.youtube.com/watch?v=Vnm08C3ohyU</w:t>
+      </w:r>
+    </w:p>
+    <w:p>
+      <w:pPr>
+        <w:rPr>
+          <w:rFonts w:hint="eastAsia"/>
+        </w:rPr>
+      </w:pPr>
+      <w:r>
+        <w:rPr>
+          <w:rFonts w:hint="eastAsia"/>
+        </w:rPr>
+        <w:t xml:space="preserve">Infinite </w:t>
+      </w:r>
+      <w:proofErr w:type="spellStart"/>
+      <w:r>
+        <w:rPr>
+          <w:rFonts w:hint="eastAsia"/>
+        </w:rPr>
+        <w:t>Loop</w:t>
+      </w:r>
+      <w:r>
+        <w:rPr>
+          <w:rFonts w:hint="eastAsia"/>
+        </w:rPr>
+        <w:t>（無限ループ</w:t>
+      </w:r>
+      <w:proofErr w:type="spellEnd"/>
+      <w:r>
+        <w:rPr>
+          <w:rFonts w:hint="eastAsia"/>
+        </w:rPr>
+        <w:t>）</w:t>
+      </w:r>
+      <w:r>
+        <w:rPr>
+          <w:rFonts w:hint="eastAsia"/>
+        </w:rPr>
+        <w:t xml:space="preserve"> | </w:t>
+      </w:r>
+      <w:proofErr w:type="spellStart"/>
+      <w:r>
+        <w:rPr>
+          <w:rFonts w:hint="eastAsia"/>
+        </w:rPr>
+        <w:t>Glitch</w:t>
+      </w:r>
+      <w:r>
+        <w:rPr>
+          <w:rFonts w:hint="eastAsia"/>
+        </w:rPr>
+        <w:t>（グリッチ</w:t>
+      </w:r>
+      <w:proofErr w:type="spellEnd"/>
+      <w:r>
+        <w:rPr>
+          <w:rFonts w:hint="eastAsia"/>
+        </w:rPr>
+        <w:t>）</w:t>
+      </w:r>
+      <w:r>
+        <w:rPr>
+          <w:rFonts w:hint="eastAsia"/>
+        </w:rPr>
+        <w:t xml:space="preserve"> | </w:t>
+      </w:r>
+      <w:proofErr w:type="spellStart"/>
+      <w:r>
+        <w:rPr>
+          <w:rFonts w:hint="eastAsia"/>
+        </w:rPr>
+        <w:t>メンロ</w:t>
+      </w:r>
+      <w:r>
+        <w:rPr>
+          <w:rFonts w:ascii="MS Mincho" w:eastAsia="MS Mincho" w:hAnsi="MS Mincho" w:cs="MS Mincho" w:hint="eastAsia"/>
+        </w:rPr>
+        <w:t>・</w:t>
+      </w:r>
+      <w:r>
+        <w:rPr>
+          <w:rFonts w:ascii="SimSun" w:hAnsi="SimSun" w:cs="SimSun" w:hint="eastAsia"/>
+        </w:rPr>
+        <w:t>チャーチ、フィル</w:t>
+      </w:r>
+      <w:r>
+        <w:rPr>
+          <w:rFonts w:ascii="MS Mincho" w:eastAsia="MS Mincho" w:hAnsi="MS Mincho" w:cs="MS Mincho" w:hint="eastAsia"/>
+        </w:rPr>
+        <w:t>・</w:t>
+      </w:r>
+      <w:r>
+        <w:rPr>
+          <w:rFonts w:ascii="SimSun" w:hAnsi="SimSun" w:cs="SimSun" w:hint="eastAsia"/>
+        </w:rPr>
+        <w:t>ユーバンク</w:t>
+      </w:r>
+      <w:proofErr w:type="spellEnd"/>
+    </w:p>
+    <w:p>
+      <w:pPr>
+        <w:rPr>
+          <w:rFonts w:hint="eastAsia"/>
+        </w:rPr>
+      </w:pPr>
+    </w:p>
+    <w:p>
+      <w:pPr>
+        <w:rPr>
+          <w:rFonts w:hint="eastAsia"/>
+        </w:rPr>
+      </w:pPr>
+      <w:r>
+        <w:rPr>
+          <w:rFonts w:hint="eastAsia"/>
+        </w:rPr>
+        <w:t>「</w:t>
+      </w:r>
+      <w:r>
+        <w:rPr>
+          <w:rFonts w:hint="eastAsia"/>
+        </w:rPr>
+        <w:t>Infinite Loop</w:t>
+      </w:r>
+      <w:r>
+        <w:rPr>
+          <w:rFonts w:hint="eastAsia"/>
+        </w:rPr>
+        <w:t>（無限ループ）」と題されたこのメッセージは、</w:t>
+      </w:r>
+      <w:r>
+        <w:rPr>
+          <w:rFonts w:hint="eastAsia"/>
+        </w:rPr>
+        <w:t>AI</w:t>
+      </w:r>
+      <w:r>
+        <w:rPr>
+          <w:rFonts w:hint="eastAsia"/>
+        </w:rPr>
+        <w:t>時代の人間について語っています。</w:t>
+      </w:r>
+      <w:r>
+        <w:rPr>
+          <w:rFonts w:hint="eastAsia"/>
+        </w:rPr>
+        <w:t>AI</w:t>
+      </w:r>
+      <w:r>
+        <w:rPr>
+          <w:rFonts w:hint="eastAsia"/>
+        </w:rPr>
+        <w:t>時代において、人間は論理だけでは対処しきれない不安を抱えています。真の平安は、</w:t>
+      </w:r>
+      <w:r>
+        <w:rPr>
+          <w:rFonts w:hint="eastAsia"/>
+        </w:rPr>
+        <w:t>AI</w:t>
+      </w:r>
+      <w:r>
+        <w:rPr>
+          <w:rFonts w:hint="eastAsia"/>
+        </w:rPr>
+        <w:t>やアルゴリズムによる思考や処理からではなく、神の聖霊によってもたらされるものです</w:t>
+      </w:r>
+      <w:r>
+        <w:rPr>
+          <w:rFonts w:hint="eastAsia"/>
+        </w:rPr>
+        <w:lastRenderedPageBreak/>
+        <w:t>。平安を見出すためには、不安という「無限ループ」から抜け出す必要があります。</w:t>
+      </w:r>
+      <w:r>
+        <w:rPr>
+          <w:rFonts w:hint="eastAsia"/>
+        </w:rPr>
+        <w:t xml:space="preserve"> 1. </w:t>
+      </w:r>
+      <w:r>
+        <w:rPr>
+          <w:rFonts w:hint="eastAsia"/>
+        </w:rPr>
+        <w:t>週に</w:t>
+      </w:r>
+      <w:r>
+        <w:rPr>
+          <w:rFonts w:hint="eastAsia"/>
+        </w:rPr>
+        <w:t>56</w:t>
+      </w:r>
+      <w:r>
+        <w:rPr>
+          <w:rFonts w:hint="eastAsia"/>
+        </w:rPr>
+        <w:t>時間のうち、私たちは</w:t>
+      </w:r>
+      <w:r>
+        <w:rPr>
+          <w:rFonts w:hint="eastAsia"/>
+        </w:rPr>
+        <w:t>1</w:t>
+      </w:r>
+      <w:r>
+        <w:rPr>
+          <w:rFonts w:hint="eastAsia"/>
+        </w:rPr>
+        <w:t>時間を日曜礼拝に費やし、残りの</w:t>
+      </w:r>
+      <w:r>
+        <w:rPr>
+          <w:rFonts w:hint="eastAsia"/>
+        </w:rPr>
+        <w:t>55</w:t>
+      </w:r>
+      <w:r>
+        <w:rPr>
+          <w:rFonts w:hint="eastAsia"/>
+        </w:rPr>
+        <w:t>時間を</w:t>
+      </w:r>
+      <w:r>
+        <w:rPr>
+          <w:rFonts w:hint="eastAsia"/>
+        </w:rPr>
+        <w:t>AI</w:t>
+      </w:r>
+      <w:r>
+        <w:rPr>
+          <w:rFonts w:hint="eastAsia"/>
+        </w:rPr>
+        <w:t>アルゴリズム（</w:t>
+      </w:r>
+      <w:r>
+        <w:rPr>
+          <w:rFonts w:hint="eastAsia"/>
+        </w:rPr>
+        <w:t>TikTok</w:t>
+      </w:r>
+      <w:r>
+        <w:rPr>
+          <w:rFonts w:hint="eastAsia"/>
+        </w:rPr>
+        <w:t>、</w:t>
+      </w:r>
+      <w:r>
+        <w:rPr>
+          <w:rFonts w:hint="eastAsia"/>
+        </w:rPr>
+        <w:t>X</w:t>
+      </w:r>
+      <w:r>
+        <w:rPr>
+          <w:rFonts w:hint="eastAsia"/>
+        </w:rPr>
+        <w:t>、</w:t>
+      </w:r>
+      <w:r>
+        <w:rPr>
+          <w:rFonts w:hint="eastAsia"/>
+        </w:rPr>
+        <w:t>Anthropic Claude</w:t>
+      </w:r>
+      <w:r>
+        <w:rPr>
+          <w:rFonts w:hint="eastAsia"/>
+        </w:rPr>
+        <w:t>、</w:t>
+      </w:r>
+      <w:r>
+        <w:rPr>
+          <w:rFonts w:hint="eastAsia"/>
+        </w:rPr>
+        <w:t>Instagram</w:t>
+      </w:r>
+      <w:r>
+        <w:rPr>
+          <w:rFonts w:hint="eastAsia"/>
+        </w:rPr>
+        <w:t>、</w:t>
+      </w:r>
+      <w:r>
+        <w:rPr>
+          <w:rFonts w:hint="eastAsia"/>
+        </w:rPr>
+        <w:t>YouTube</w:t>
+      </w:r>
+      <w:r>
+        <w:rPr>
+          <w:rFonts w:hint="eastAsia"/>
+        </w:rPr>
+        <w:t>、</w:t>
+      </w:r>
+      <w:r>
+        <w:rPr>
+          <w:rFonts w:hint="eastAsia"/>
+        </w:rPr>
+        <w:t>Google</w:t>
+      </w:r>
+      <w:r>
+        <w:rPr>
+          <w:rFonts w:hint="eastAsia"/>
+        </w:rPr>
+        <w:t>、</w:t>
+      </w:r>
+      <w:r>
+        <w:rPr>
+          <w:rFonts w:hint="eastAsia"/>
+        </w:rPr>
+        <w:t>Facebook</w:t>
+      </w:r>
+      <w:r>
+        <w:rPr>
+          <w:rFonts w:hint="eastAsia"/>
+        </w:rPr>
+        <w:t>、</w:t>
+      </w:r>
+      <w:r>
+        <w:rPr>
+          <w:rFonts w:hint="eastAsia"/>
+        </w:rPr>
+        <w:t>ChatGPT</w:t>
+      </w:r>
+      <w:r>
+        <w:rPr>
+          <w:rFonts w:hint="eastAsia"/>
+        </w:rPr>
+        <w:t>、</w:t>
+      </w:r>
+      <w:r>
+        <w:rPr>
+          <w:rFonts w:hint="eastAsia"/>
+        </w:rPr>
+        <w:t>Gemini</w:t>
+      </w:r>
+      <w:r>
+        <w:rPr>
+          <w:rFonts w:hint="eastAsia"/>
+        </w:rPr>
+        <w:t>など）の中で過ごしています。</w:t>
+      </w:r>
+    </w:p>
+    <w:p>
+      <w:pPr>
+        <w:rPr>
+          <w:rFonts w:hint="eastAsia"/>
+        </w:rPr>
+      </w:pPr>
+      <w:r>
+        <w:rPr>
+          <w:rFonts w:hint="eastAsia"/>
+        </w:rPr>
+        <w:t xml:space="preserve">2. </w:t>
+      </w:r>
+      <w:proofErr w:type="spellStart"/>
+      <w:r>
+        <w:rPr>
+          <w:rFonts w:hint="eastAsia"/>
+        </w:rPr>
+        <w:t>先週は、</w:t>
+      </w:r>
+      <w:r>
+        <w:rPr>
+          <w:rFonts w:hint="eastAsia"/>
+        </w:rPr>
+        <w:t>AWE</w:t>
+      </w:r>
+      <w:r>
+        <w:rPr>
+          <w:rFonts w:hint="eastAsia"/>
+        </w:rPr>
+        <w:t>（</w:t>
+      </w:r>
+      <w:r>
+        <w:rPr>
+          <w:rFonts w:hint="eastAsia"/>
+        </w:rPr>
+        <w:t>Augmented</w:t>
+      </w:r>
+      <w:proofErr w:type="spellEnd"/>
+      <w:r>
+        <w:rPr>
+          <w:rFonts w:hint="eastAsia"/>
+        </w:rPr>
+        <w:t xml:space="preserve"> World Expo</w:t>
+      </w:r>
+      <w:r>
+        <w:rPr>
+          <w:rFonts w:hint="eastAsia"/>
+        </w:rPr>
+        <w:t>）が扱う</w:t>
+      </w:r>
+      <w:r>
+        <w:rPr>
+          <w:rFonts w:hint="eastAsia"/>
+        </w:rPr>
+        <w:t>AR</w:t>
+      </w:r>
+      <w:r>
+        <w:rPr>
+          <w:rFonts w:hint="eastAsia"/>
+        </w:rPr>
+        <w:t>（拡張現実）、</w:t>
+      </w:r>
+      <w:r>
+        <w:rPr>
+          <w:rFonts w:hint="eastAsia"/>
+        </w:rPr>
+        <w:t>VR</w:t>
+      </w:r>
+      <w:r>
+        <w:rPr>
+          <w:rFonts w:hint="eastAsia"/>
+        </w:rPr>
+        <w:t>（仮想現実）、</w:t>
+      </w:r>
+      <w:r>
+        <w:rPr>
+          <w:rFonts w:hint="eastAsia"/>
+        </w:rPr>
+        <w:t>MR</w:t>
+      </w:r>
+      <w:r>
+        <w:rPr>
+          <w:rFonts w:hint="eastAsia"/>
+        </w:rPr>
+        <w:t>（複合現実）といった業界の概念について話しました。今週は「</w:t>
+      </w:r>
+      <w:r>
+        <w:rPr>
+          <w:rFonts w:hint="eastAsia"/>
+        </w:rPr>
+        <w:t>AI</w:t>
+      </w:r>
+      <w:r>
+        <w:rPr>
+          <w:rFonts w:hint="eastAsia"/>
+        </w:rPr>
+        <w:t>エージェンシー（</w:t>
+      </w:r>
+      <w:r>
+        <w:rPr>
+          <w:rFonts w:hint="eastAsia"/>
+        </w:rPr>
+        <w:t>AI</w:t>
+      </w:r>
+      <w:r>
+        <w:rPr>
+          <w:rFonts w:hint="eastAsia"/>
+        </w:rPr>
+        <w:t>による主体的な代行）」について話します。私たちは、</w:t>
+      </w:r>
+      <w:r>
+        <w:rPr>
+          <w:rFonts w:hint="eastAsia"/>
+        </w:rPr>
+        <w:t>AI</w:t>
+      </w:r>
+      <w:r>
+        <w:rPr>
+          <w:rFonts w:hint="eastAsia"/>
+        </w:rPr>
+        <w:t>エージェンシー、あるいは</w:t>
+      </w:r>
+      <w:r>
+        <w:rPr>
+          <w:rFonts w:hint="eastAsia"/>
+        </w:rPr>
+        <w:t>AI</w:t>
+      </w:r>
+      <w:r>
+        <w:rPr>
+          <w:rFonts w:hint="eastAsia"/>
+        </w:rPr>
+        <w:t>そのものに主導権を委ねてしまうことになるでしょう。</w:t>
+      </w:r>
+      <w:r>
+        <w:rPr>
+          <w:rFonts w:hint="eastAsia"/>
+        </w:rPr>
+        <w:t>AI</w:t>
+      </w:r>
+      <w:r>
+        <w:rPr>
+          <w:rFonts w:hint="eastAsia"/>
+        </w:rPr>
+        <w:t>エージェントがあなたに代わって行動するようになるからです。</w:t>
+      </w:r>
+    </w:p>
+    <w:p>
+      <w:pPr>
+        <w:rPr>
+          <w:rFonts w:hint="eastAsia"/>
+        </w:rPr>
+      </w:pPr>
+      <w:r>
+        <w:rPr>
+          <w:rFonts w:hint="eastAsia"/>
+        </w:rPr>
+        <w:t>3. MIT</w:t>
+      </w:r>
+      <w:r>
+        <w:rPr>
+          <w:rFonts w:hint="eastAsia"/>
+        </w:rPr>
+        <w:t>メディアラボでは、エッセイを書く</w:t>
+      </w:r>
+      <w:r>
+        <w:rPr>
+          <w:rFonts w:hint="eastAsia"/>
+        </w:rPr>
+        <w:t>3</w:t>
+      </w:r>
+      <w:r>
+        <w:rPr>
+          <w:rFonts w:hint="eastAsia"/>
+        </w:rPr>
+        <w:t>つのグループを対象に実験が行われました。第</w:t>
+      </w:r>
+      <w:r>
+        <w:rPr>
+          <w:rFonts w:hint="eastAsia"/>
+        </w:rPr>
+        <w:t>1</w:t>
+      </w:r>
+      <w:r>
+        <w:rPr>
+          <w:rFonts w:hint="eastAsia"/>
+        </w:rPr>
+        <w:t>グループは</w:t>
+      </w:r>
+      <w:r>
+        <w:rPr>
+          <w:rFonts w:hint="eastAsia"/>
+        </w:rPr>
+        <w:t>ChatGPT</w:t>
+      </w:r>
+      <w:r>
+        <w:rPr>
+          <w:rFonts w:hint="eastAsia"/>
+        </w:rPr>
+        <w:t>を使い、第</w:t>
+      </w:r>
+      <w:r>
+        <w:rPr>
+          <w:rFonts w:hint="eastAsia"/>
+        </w:rPr>
+        <w:t>2</w:t>
+      </w:r>
+      <w:r>
+        <w:rPr>
+          <w:rFonts w:hint="eastAsia"/>
+        </w:rPr>
+        <w:t>グループは</w:t>
+      </w:r>
+      <w:r>
+        <w:rPr>
+          <w:rFonts w:hint="eastAsia"/>
+        </w:rPr>
+        <w:t>Google</w:t>
+      </w:r>
+      <w:r>
+        <w:rPr>
+          <w:rFonts w:hint="eastAsia"/>
+        </w:rPr>
+        <w:t>検索エンジンを使い、第</w:t>
+      </w:r>
+      <w:r>
+        <w:rPr>
+          <w:rFonts w:hint="eastAsia"/>
+        </w:rPr>
+        <w:t>3</w:t>
+      </w:r>
+      <w:r>
+        <w:rPr>
+          <w:rFonts w:hint="eastAsia"/>
+        </w:rPr>
+        <w:t>グループは自らの頭脳を使って執筆しました。その結果、</w:t>
+      </w:r>
+      <w:r>
+        <w:rPr>
+          <w:rFonts w:hint="eastAsia"/>
+        </w:rPr>
+        <w:t>ChatGPT</w:t>
+      </w:r>
+      <w:r>
+        <w:rPr>
+          <w:rFonts w:hint="eastAsia"/>
+        </w:rPr>
+        <w:t>を使ったグループの脳活動が最も低いことがわかりました。</w:t>
+      </w:r>
+      <w:r>
+        <w:rPr>
+          <w:rFonts w:hint="eastAsia"/>
+        </w:rPr>
+        <w:t>Google</w:t>
+      </w:r>
+      <w:r>
+        <w:rPr>
+          <w:rFonts w:hint="eastAsia"/>
+        </w:rPr>
+        <w:t>検索を使ったグループはその中間で、自らの頭脳を使ったグループの脳活動が最も活発でした。もし私たちが</w:t>
+      </w:r>
+      <w:r>
+        <w:rPr>
+          <w:rFonts w:hint="eastAsia"/>
+        </w:rPr>
+        <w:t>AI</w:t>
+      </w:r>
+      <w:r>
+        <w:rPr>
+          <w:rFonts w:hint="eastAsia"/>
+        </w:rPr>
+        <w:t>やアルゴリズムに頼りすぎれば、最終的には</w:t>
+      </w:r>
+      <w:r>
+        <w:rPr>
+          <w:rFonts w:hint="eastAsia"/>
+        </w:rPr>
+        <w:t>AI</w:t>
+      </w:r>
+      <w:r>
+        <w:rPr>
+          <w:rFonts w:hint="eastAsia"/>
+        </w:rPr>
+        <w:t>エージェンシーや</w:t>
+      </w:r>
+      <w:r>
+        <w:rPr>
+          <w:rFonts w:hint="eastAsia"/>
+        </w:rPr>
+        <w:t>AI</w:t>
+      </w:r>
+      <w:r>
+        <w:rPr>
+          <w:rFonts w:hint="eastAsia"/>
+        </w:rPr>
+        <w:t>そのものに主導権を明け渡すことになってしまうでしょう。</w:t>
+      </w:r>
+    </w:p>
+    <w:p>
+      <w:pPr>
+        <w:rPr>
+          <w:rFonts w:hint="eastAsia"/>
+        </w:rPr>
+      </w:pPr>
+      <w:r>
+        <w:rPr>
+          <w:rFonts w:hint="eastAsia"/>
+        </w:rPr>
+        <w:t xml:space="preserve">4. </w:t>
+      </w:r>
+      <w:proofErr w:type="spellStart"/>
+      <w:r>
+        <w:rPr>
+          <w:rFonts w:hint="eastAsia"/>
+        </w:rPr>
+        <w:t>ローマ人への手紙</w:t>
+      </w:r>
+      <w:proofErr w:type="spellEnd"/>
+      <w:r>
+        <w:rPr>
+          <w:rFonts w:hint="eastAsia"/>
+        </w:rPr>
+        <w:t xml:space="preserve"> 12</w:t>
+      </w:r>
+      <w:r>
+        <w:rPr>
+          <w:rFonts w:hint="eastAsia"/>
+        </w:rPr>
+        <w:t>章</w:t>
+      </w:r>
+      <w:r>
+        <w:rPr>
+          <w:rFonts w:hint="eastAsia"/>
+        </w:rPr>
+        <w:t>1</w:t>
+      </w:r>
+      <w:r>
+        <w:rPr>
+          <w:rFonts w:hint="eastAsia"/>
+        </w:rPr>
+        <w:t>節：クリスチャンは、日々の生活のすべてを、礼拝の行為として神に捧げるべきです。</w:t>
+      </w:r>
+    </w:p>
+    <w:p>
+      <w:pPr>
+        <w:rPr>
+          <w:rFonts w:hint="eastAsia"/>
+        </w:rPr>
+      </w:pPr>
+      <w:r>
+        <w:rPr>
+          <w:rFonts w:hint="eastAsia"/>
+        </w:rPr>
         <w:t xml:space="preserve">5. </w:t>
       </w:r>
-      <w:r>
-        <w:t>In MIT media lab, we have three different conditions to write essays. First group was given ChatGPT to write it, second group was given an internet search engine to write it, and third group use their brains and a blank page. The results: ChatGPT group showed the weakest neural engagement of all three. The search engine is in the middle. The brain only group showed strongest and most distributed brain activity of all three groups. The ChatGPT group shows the lowest sense of ownership over what they had written and many struggled to accurately or even quote their own argument shortly after that.</w:t>
-      </w:r>
-    </w:p>
-    <w:p>
-      <w:r>
-        <w:t>The researcher came up with a cognitive debt. In other words, when we outsourcing work of thinking too quick, the bill eventually come due. The concern is not the tools are bad. The concern is that if we keep letting the tool do for us, then muscles of our attention, memory, judgement, and critical thinking will atrophy (shrink) over time.</w:t>
-      </w:r>
-    </w:p>
-    <w:p>
-      <w:r>
-        <w:t xml:space="preserve">Silicon Valley has a lot of people work on AI technology. We are not against the technology. The enemy is not the tool. The enemy is indiscriminate, unintentional, and undisciplined use of tool. </w:t>
-      </w:r>
-    </w:p>
-    <w:p/>
-    <w:p>
-      <w:r>
+      <w:proofErr w:type="spellStart"/>
+      <w:r>
+        <w:rPr>
+          <w:rFonts w:hint="eastAsia"/>
+        </w:rPr>
+        <w:t>ローマ人への手紙</w:t>
+      </w:r>
+      <w:proofErr w:type="spellEnd"/>
+      <w:r>
+        <w:rPr>
+          <w:rFonts w:hint="eastAsia"/>
+        </w:rPr>
+        <w:t xml:space="preserve"> 12</w:t>
+      </w:r>
+      <w:r>
+        <w:rPr>
+          <w:rFonts w:hint="eastAsia"/>
+        </w:rPr>
+        <w:t>章</w:t>
+      </w:r>
+      <w:r>
+        <w:rPr>
+          <w:rFonts w:hint="eastAsia"/>
+        </w:rPr>
+        <w:t>2</w:t>
+      </w:r>
+      <w:r>
+        <w:rPr>
+          <w:rFonts w:hint="eastAsia"/>
+        </w:rPr>
+        <w:t>節：芋虫が蝶へと変わる「完全変態」のように、クリスチャンもまた、</w:t>
+      </w:r>
+      <w:r>
+        <w:rPr>
+          <w:rFonts w:hint="eastAsia"/>
+        </w:rPr>
+        <w:t>AI</w:t>
+      </w:r>
+      <w:r>
+        <w:rPr>
+          <w:rFonts w:hint="eastAsia"/>
+        </w:rPr>
+        <w:t>やアルゴリズムの世界を聖霊の世界へと変革していくべきです。</w:t>
+      </w:r>
+    </w:p>
+    <w:p>
+      <w:pPr>
+        <w:rPr>
+          <w:rFonts w:hint="eastAsia"/>
+        </w:rPr>
+      </w:pPr>
+      <w:r>
+        <w:rPr>
+          <w:rFonts w:hint="eastAsia"/>
+        </w:rPr>
         <w:t xml:space="preserve">6. </w:t>
       </w:r>
-      <w:r>
-        <w:t>We need the original thought. If we use predictive text algorithm over and over to tell us thing we try to do faster, we can use chatbot. But remember, you will either surrender your agency or use your agency to surrender.</w:t>
-      </w:r>
-    </w:p>
-    <w:p/>
-    <w:p/>
-    <w:p/>
-    <w:p/>
-    <w:p>
-      <w:r>
+      <w:proofErr w:type="spellStart"/>
+      <w:r>
+        <w:rPr>
+          <w:rFonts w:hint="eastAsia"/>
+        </w:rPr>
+        <w:t>コリント人への手紙第二</w:t>
+      </w:r>
+      <w:proofErr w:type="spellEnd"/>
+      <w:r>
+        <w:rPr>
+          <w:rFonts w:hint="eastAsia"/>
+        </w:rPr>
+        <w:t xml:space="preserve"> 10</w:t>
+      </w:r>
+      <w:r>
+        <w:rPr>
+          <w:rFonts w:hint="eastAsia"/>
+        </w:rPr>
+        <w:t>章</w:t>
+      </w:r>
+      <w:r>
+        <w:rPr>
+          <w:rFonts w:hint="eastAsia"/>
+        </w:rPr>
+        <w:t>5-6</w:t>
+      </w:r>
+      <w:r>
+        <w:rPr>
+          <w:rFonts w:hint="eastAsia"/>
+        </w:rPr>
+        <w:t>節：私たちは神に逆らう議論を打ち砕き、神の言葉に従います。</w:t>
+      </w:r>
+    </w:p>
+    <w:p>
+      <w:pPr>
+        <w:rPr>
+          <w:rFonts w:hint="eastAsia"/>
+        </w:rPr>
+      </w:pPr>
+      <w:r>
+        <w:rPr>
+          <w:rFonts w:hint="eastAsia"/>
+        </w:rPr>
         <w:t xml:space="preserve">7. </w:t>
       </w:r>
-      <w:r>
-        <w:t>In the Roman book written by Apostle Paul. Paul is a convert to Christianity in early 1</w:t>
-      </w:r>
-      <w:r>
-        <w:rPr>
-          <w:vertAlign w:val="superscript"/>
-        </w:rPr>
-        <w:t>st</w:t>
-      </w:r>
-      <w:r>
-        <w:t xml:space="preserve"> century. Paul tried to persecute Christian at very beginning and try to end the movement of persecuting Christian.</w:t>
-      </w:r>
-    </w:p>
-    <w:p>
-      <w:r>
-        <w:t>Paul spends 11 chapters of incredible book for human condition and God consistent love in human history.</w:t>
-      </w:r>
-    </w:p>
-    <w:p/>
-    <w:p>
-      <w:r>
+      <w:proofErr w:type="spellStart"/>
+      <w:r>
+        <w:rPr>
+          <w:rFonts w:hint="eastAsia"/>
+        </w:rPr>
+        <w:t>私たちは</w:t>
+      </w:r>
+      <w:r>
+        <w:rPr>
+          <w:rFonts w:hint="eastAsia"/>
+        </w:rPr>
+        <w:t>AI</w:t>
+      </w:r>
+      <w:r>
+        <w:rPr>
+          <w:rFonts w:hint="eastAsia"/>
+        </w:rPr>
+        <w:t>に任せるのをやめ、他の人々と集い、対話します。これこそが、神が私たちに与えてくださった人生なのです</w:t>
+      </w:r>
+      <w:proofErr w:type="spellEnd"/>
+      <w:r>
+        <w:rPr>
+          <w:rFonts w:hint="eastAsia"/>
+        </w:rPr>
+        <w:t>。</w:t>
+      </w:r>
+    </w:p>
+    <w:p>
+      <w:pPr>
+        <w:rPr>
+          <w:rFonts w:hint="eastAsia"/>
+        </w:rPr>
+      </w:pPr>
+      <w:r>
+        <w:rPr>
+          <w:rFonts w:hint="eastAsia"/>
+        </w:rPr>
         <w:t xml:space="preserve">8. </w:t>
       </w:r>
-      <w:r>
-        <w:t>Roaman 12:1 ESV</w:t>
-      </w:r>
-    </w:p>
-    <w:p>
-      <w:r>
-        <w:t>Paul begins chapter 12. New Test scholar N.T. Wright calls it the most loaded in New Testament.</w:t>
-      </w:r>
-    </w:p>
-    <w:p>
-      <w:r>
-        <w:t>Paul said, “I appeal to you, therefore, brothers and sisters, by the mercies of God, to present your bodies as living sacrifice, holy and acceptable to God, which is your spiritual worship.”</w:t>
-      </w:r>
-    </w:p>
-    <w:p>
-      <w:r>
-        <w:t>“Living sacrifice” is one of those concepts. Jesus is permanent sacrifice for everyone who know him.</w:t>
-      </w:r>
-    </w:p>
-    <w:p/>
-    <w:p>
-      <w:r>
-        <w:t xml:space="preserve">Paul said, “Don’t give your body, your loyalty to Caesar or pledge supreme allegiance to </w:t>
-      </w:r>
       <w:proofErr w:type="spellStart"/>
       <w:r>
-        <w:t>a</w:t>
+        <w:rPr>
+          <w:rFonts w:hint="eastAsia"/>
+        </w:rPr>
+        <w:t>エステル記</w:t>
       </w:r>
       <w:proofErr w:type="spellEnd"/>
       <w:r>
-        <w:t xml:space="preserve"> earthly kingdom or to a political affiliation, but hold it back to the greater kingdom to which you have the deepest allegiance, to the kind of loyalty that shapes every other loyalty.”</w:t>
-      </w:r>
-    </w:p>
-    <w:p/>
-    <w:p>
-      <w:r>
+        <w:rPr>
+          <w:rFonts w:hint="eastAsia"/>
+        </w:rPr>
+        <w:t xml:space="preserve"> 4</w:t>
+      </w:r>
+      <w:r>
+        <w:rPr>
+          <w:rFonts w:hint="eastAsia"/>
+        </w:rPr>
+        <w:t>章</w:t>
+      </w:r>
+      <w:r>
+        <w:rPr>
+          <w:rFonts w:hint="eastAsia"/>
+        </w:rPr>
+        <w:t>14</w:t>
+      </w:r>
+      <w:r>
+        <w:rPr>
+          <w:rFonts w:hint="eastAsia"/>
+        </w:rPr>
+        <w:t>節：神は人間の責任をも統治しておられます。</w:t>
+      </w:r>
+    </w:p>
+    <w:p>
+      <w:pPr>
+        <w:rPr>
+          <w:rFonts w:hint="eastAsia"/>
+        </w:rPr>
+      </w:pPr>
+      <w:r>
+        <w:rPr>
+          <w:rFonts w:hint="eastAsia"/>
+        </w:rPr>
         <w:t xml:space="preserve">9. </w:t>
       </w:r>
-      <w:r>
-        <w:t>Caterpillar transforms into buffer fly is a complete metamorphosis.</w:t>
-      </w:r>
-    </w:p>
-    <w:p>
-      <w:r>
-        <w:t>Do not be confirmed to this world, but be transformed by renewal of our mind.</w:t>
-      </w:r>
-    </w:p>
-    <w:p>
-      <w:r>
-        <w:t>What is caterpillar life? The caterpillar transforms into a butterfly is a complete metamorphosis (</w:t>
-      </w:r>
-      <w:r>
-        <w:t>蛻變</w:t>
-      </w:r>
-      <w:r>
-        <w:t xml:space="preserve">). </w:t>
-      </w:r>
-    </w:p>
-    <w:p>
-      <w:r>
-        <w:t>It is a complete restructuring, everything changes, and what is means to know Jesus and then transformed yourself. The metamorphosis is a Greek word. Metamorphosis is a passive transform, be transformed.</w:t>
-      </w:r>
-    </w:p>
-    <w:p/>
-    <w:p>
-      <w:r>
-        <w:t xml:space="preserve">10. </w:t>
-      </w:r>
-      <w:r>
-        <w:t xml:space="preserve">We are not transformed but we increase using agency and forgot to use God-given ability to make choices, to submit, to surrender to the transformation that Gid is bringing. We do not want this because we want to transform without terms but we need to be transformed in </w:t>
-      </w:r>
       <w:proofErr w:type="spellStart"/>
       <w:r>
-        <w:t>out</w:t>
+        <w:rPr>
+          <w:rFonts w:hint="eastAsia"/>
+        </w:rPr>
+        <w:t>結論</w:t>
       </w:r>
       <w:proofErr w:type="spellEnd"/>
       <w:r>
-        <w:t xml:space="preserve"> lives is in the blind spot. We do not even pick it, we do not see it, and we cannot see it. </w:t>
-      </w:r>
-    </w:p>
-    <w:p/>
-    <w:p>
-      <w:r>
-        <w:t xml:space="preserve">11. Roman 12:2 ESV </w:t>
-      </w:r>
-    </w:p>
-    <w:p>
-      <w:r>
-        <w:t>The greatest agency is God. If we constantly tweaking with AI tools every day. The God agency will be disabled. Paul told us to review our mind every day and make metamorphosis. The neurology of our cognitive debt  through the unintentional use of AI agency is rewiring your mind,</w:t>
-      </w:r>
-    </w:p>
-    <w:p/>
-    <w:p>
-      <w:r>
-        <w:rPr>
-          <w:noProof/>
-        </w:rPr>
-        <w:drawing>
-          <wp:inline distT="0" distB="0" distL="0" distR="0" wp14:anchorId="264977BE" wp14:editId="6B838CF6">
-            <wp:extent cx="2000250" cy="2076017"/>
-            <wp:effectExtent l="0" t="0" r="0" b="635"/>
-            <wp:docPr id="805108904" name="Picture 1"/>
-            <wp:cNvGraphicFramePr>
-              <a:graphicFrameLocks xmlns:a="http://schemas.openxmlformats.org/drawingml/2006/main" noChangeAspect="1"/>
-            </wp:cNvGraphicFramePr>
-            <a:graphic xmlns:a="http://schemas.openxmlformats.org/drawingml/2006/main">
-              <a:graphicData uri="http://schemas.openxmlformats.org/drawingml/2006/picture">
-                <pic:pic xmlns:pic="http://schemas.openxmlformats.org/drawingml/2006/picture">
-                  <pic:nvPicPr>
-                    <pic:cNvPr id="611121455" name=""/>
-                    <pic:cNvPicPr/>
-                  </pic:nvPicPr>
-                  <pic:blipFill>
-                    <a:blip r:embed="rId25"/>
-                    <a:stretch>
-                      <a:fillRect/>
-                    </a:stretch>
-                  </pic:blipFill>
-                  <pic:spPr>
-                    <a:xfrm>
-                      <a:off x="0" y="0"/>
-                      <a:ext cx="2002158" cy="2077997"/>
-                    </a:xfrm>
-                    <a:prstGeom prst="rect">
-                      <a:avLst/>
-                    </a:prstGeom>
-                  </pic:spPr>
-                </pic:pic>
-              </a:graphicData>
-            </a:graphic>
-          </wp:inline>
-        </w:drawing>
-      </w:r>
-    </w:p>
-    <w:p/>
-    <w:p>
-      <w:r>
-        <w:lastRenderedPageBreak/>
-        <w:t xml:space="preserve">12. </w:t>
-      </w:r>
-      <w:r>
-        <w:t>We will either surrender our agency or use our agency to surrender.</w:t>
-      </w:r>
-    </w:p>
-    <w:p>
-      <w:r>
-        <w:t>If we use the AI Agency, we will surrender to AI technology. If we worship God, we will surrender to God. God love us all the time.</w:t>
-      </w:r>
-    </w:p>
-    <w:p/>
-    <w:p>
-      <w:r>
-        <w:t xml:space="preserve">13. </w:t>
-      </w:r>
-      <w:r>
-        <w:t>2 Corinthians 10:5-6 ESV</w:t>
-      </w:r>
-      <w:r>
-        <w:t xml:space="preserve">: </w:t>
-      </w:r>
-      <w:r>
-        <w:t xml:space="preserve">We destroy arguments and every lofty opinion raised against the knowledge of God, and take every thought captive to obey Christ, being ready to punish every disobedience, when your obedience is complete. </w:t>
-      </w:r>
-    </w:p>
-    <w:p/>
-    <w:p>
-      <w:r>
-        <w:t>Paul uses military  language of 21</w:t>
-      </w:r>
-      <w:r>
-        <w:rPr>
-          <w:vertAlign w:val="superscript"/>
-        </w:rPr>
-        <w:t>st</w:t>
-      </w:r>
-      <w:r>
-        <w:t xml:space="preserve"> century terms  to tell us. </w:t>
-      </w:r>
-    </w:p>
-    <w:p>
-      <w:r>
-        <w:t>Paul reminds us God made us and love us. We should use God as our agency for eternity world instead of AI agency which will leads us to another world. AI agency does not have love.</w:t>
-      </w:r>
-    </w:p>
-    <w:p>
-      <w:r>
-        <w:t>We should use God for our infinity dignity, value, and worth.</w:t>
-      </w:r>
-    </w:p>
-    <w:p>
-      <w:r>
-        <w:drawing>
-          <wp:inline distT="0" distB="0" distL="0" distR="0" wp14:anchorId="582CA639" wp14:editId="43F1C67A">
-            <wp:extent cx="2381250" cy="2249655"/>
-            <wp:effectExtent l="0" t="0" r="0" b="0"/>
-            <wp:docPr id="1292546536" name="Picture 1"/>
-            <wp:cNvGraphicFramePr>
-              <a:graphicFrameLocks xmlns:a="http://schemas.openxmlformats.org/drawingml/2006/main" noChangeAspect="1"/>
-            </wp:cNvGraphicFramePr>
-            <a:graphic xmlns:a="http://schemas.openxmlformats.org/drawingml/2006/main">
-              <a:graphicData uri="http://schemas.openxmlformats.org/drawingml/2006/picture">
-                <pic:pic xmlns:pic="http://schemas.openxmlformats.org/drawingml/2006/picture">
-                  <pic:nvPicPr>
-                    <pic:cNvPr id="1640378142" name=""/>
-                    <pic:cNvPicPr/>
-                  </pic:nvPicPr>
-                  <pic:blipFill>
-                    <a:blip r:embed="rId27"/>
-                    <a:stretch>
-                      <a:fillRect/>
-                    </a:stretch>
-                  </pic:blipFill>
-                  <pic:spPr>
-                    <a:xfrm>
-                      <a:off x="0" y="0"/>
-                      <a:ext cx="2384212" cy="2252454"/>
-                    </a:xfrm>
-                    <a:prstGeom prst="rect">
-                      <a:avLst/>
-                    </a:prstGeom>
-                  </pic:spPr>
-                </pic:pic>
-              </a:graphicData>
-            </a:graphic>
-          </wp:inline>
-        </w:drawing>
-      </w:r>
-    </w:p>
-    <w:p/>
-    <w:p>
-      <w:r>
-        <w:t xml:space="preserve">14. </w:t>
-      </w:r>
-      <w:r>
-        <w:t xml:space="preserve">We take back out agency. </w:t>
-      </w:r>
-    </w:p>
-    <w:p>
-      <w:r>
-        <w:t xml:space="preserve">In your life, what is the system errors? What are the things that </w:t>
+        <w:rPr>
+          <w:rFonts w:hint="eastAsia"/>
+        </w:rPr>
+        <w:t>：</w:t>
+      </w:r>
+    </w:p>
+    <w:p>
+      <w:pPr>
+        <w:rPr>
+          <w:rFonts w:hint="eastAsia"/>
+        </w:rPr>
+      </w:pPr>
+      <w:r>
+        <w:rPr>
+          <w:rFonts w:hint="eastAsia"/>
+        </w:rPr>
+        <w:t>a. 30</w:t>
+      </w:r>
+      <w:r>
+        <w:rPr>
+          <w:rFonts w:hint="eastAsia"/>
+        </w:rPr>
+        <w:t>日間、</w:t>
+      </w:r>
+      <w:r>
+        <w:rPr>
+          <w:rFonts w:hint="eastAsia"/>
+        </w:rPr>
+        <w:t>AI</w:t>
+      </w:r>
+      <w:r>
+        <w:rPr>
+          <w:rFonts w:hint="eastAsia"/>
+        </w:rPr>
+        <w:t>エージェンシーへの依存をリセットし、神のエージェンシー（イエス</w:t>
+      </w:r>
+      <w:r>
+        <w:rPr>
+          <w:rFonts w:ascii="MS Mincho" w:eastAsia="MS Mincho" w:hAnsi="MS Mincho" w:cs="MS Mincho" w:hint="eastAsia"/>
+        </w:rPr>
+        <w:t>・</w:t>
+      </w:r>
+      <w:r>
+        <w:rPr>
+          <w:rFonts w:ascii="SimSun" w:hAnsi="SimSun" w:cs="SimSun" w:hint="eastAsia"/>
+        </w:rPr>
+        <w:t>キリスト）に立ち返って、どのような結果になるかを見てみましょう。</w:t>
+      </w:r>
+    </w:p>
+    <w:p>
+      <w:pPr>
+        <w:rPr>
+          <w:rFonts w:hint="eastAsia"/>
+        </w:rPr>
+      </w:pPr>
+      <w:r>
+        <w:rPr>
+          <w:rFonts w:hint="eastAsia"/>
+        </w:rPr>
+        <w:t xml:space="preserve">b. </w:t>
       </w:r>
       <w:proofErr w:type="spellStart"/>
       <w:r>
-        <w:t>your</w:t>
+        <w:rPr>
+          <w:rFonts w:hint="eastAsia"/>
+        </w:rPr>
+        <w:t>神のエージェンシーからは、無限の呼びかけが届いています</w:t>
       </w:r>
       <w:proofErr w:type="spellEnd"/>
       <w:r>
-        <w:t xml:space="preserve"> going? What I am getting more stressed out? What seed are you protecting? What are the habits? What are the areas of your life key relationship that you are going? It is worth being intentional with my technology of what God is doing here. This is the problem and worth fighting for.</w:t>
-      </w:r>
-    </w:p>
-    <w:p>
-      <w:r>
-        <w:t>We get together with other people and discuss the solution. This is a true life that God given to us.</w:t>
-      </w:r>
-    </w:p>
-    <w:p/>
-    <w:p>
-      <w:r>
-        <w:t xml:space="preserve">15  </w:t>
-      </w:r>
-      <w:r>
-        <w:t>“And who knows but that you have come to your royal position for such as time as this?”</w:t>
-      </w:r>
-    </w:p>
-    <w:p>
-      <w:r>
-        <w:t>But that you have come to your royal position at Google, meta, Open AI, or Oracle?</w:t>
-      </w:r>
-    </w:p>
-    <w:p>
-      <w:r>
-        <w:t>Ester uses the agency (Jesus, Angeles, or prophets) to surrender to God. She asked whatever the question, problems, answers from God, not from AI.</w:t>
-      </w:r>
-    </w:p>
-    <w:p/>
-    <w:p>
-      <w:r>
-        <w:drawing>
-          <wp:inline distT="0" distB="0" distL="0" distR="0" wp14:anchorId="24126E46" wp14:editId="721D2F25">
-            <wp:extent cx="5943600" cy="675005"/>
-            <wp:effectExtent l="0" t="0" r="0" b="0"/>
-            <wp:docPr id="1506709524" name="Picture 1"/>
-            <wp:cNvGraphicFramePr>
-              <a:graphicFrameLocks xmlns:a="http://schemas.openxmlformats.org/drawingml/2006/main" noChangeAspect="1"/>
-            </wp:cNvGraphicFramePr>
-            <a:graphic xmlns:a="http://schemas.openxmlformats.org/drawingml/2006/main">
-              <a:graphicData uri="http://schemas.openxmlformats.org/drawingml/2006/picture">
-                <pic:pic xmlns:pic="http://schemas.openxmlformats.org/drawingml/2006/picture">
-                  <pic:nvPicPr>
-                    <pic:cNvPr id="315398549" name=""/>
-                    <pic:cNvPicPr/>
-                  </pic:nvPicPr>
-                  <pic:blipFill>
-                    <a:blip r:embed="rId29"/>
-                    <a:stretch>
-                      <a:fillRect/>
-                    </a:stretch>
-                  </pic:blipFill>
-                  <pic:spPr>
-                    <a:xfrm>
-                      <a:off x="0" y="0"/>
-                      <a:ext cx="5943600" cy="675005"/>
-                    </a:xfrm>
-                    <a:prstGeom prst="rect">
-                      <a:avLst/>
-                    </a:prstGeom>
-                  </pic:spPr>
-                </pic:pic>
-              </a:graphicData>
-            </a:graphic>
-          </wp:inline>
-        </w:drawing>
-      </w:r>
-    </w:p>
-    <w:p/>
-    <w:p/>
-    <w:p>
-      <w:r>
-        <w:t>16. Conclusion:</w:t>
-      </w:r>
-    </w:p>
-    <w:p>
-      <w:r>
-        <w:t xml:space="preserve">a. </w:t>
-      </w:r>
-      <w:r>
-        <w:t>We can experiment the God Agency (Jesus) for 30 days to reset our mind from factory and see what results we will get instead of AI agency.</w:t>
-      </w:r>
-    </w:p>
-    <w:p>
-      <w:r>
-        <w:lastRenderedPageBreak/>
-        <w:t>b</w:t>
-      </w:r>
-      <w:r>
-        <w:t>. We have infinity calls from God agency.</w:t>
-      </w:r>
-    </w:p>
-    <w:p>
-      <w:r>
-        <w:t>c</w:t>
-      </w:r>
-      <w:r>
-        <w:t>. Ask your friend, family, etc. to use God Agency.</w:t>
-      </w:r>
-    </w:p>
-    <w:p>
-      <w:r>
-        <w:t>Pray: We try God agency (jesus) to surrender God.</w:t>
-      </w:r>
-    </w:p>
-    <w:p/>
+        <w:rPr>
+          <w:rFonts w:hint="eastAsia"/>
+        </w:rPr>
+        <w:t>。</w:t>
+      </w:r>
+    </w:p>
+    <w:p>
+      <w:r>
+        <w:rPr>
+          <w:rFonts w:hint="eastAsia"/>
+        </w:rPr>
+        <w:t xml:space="preserve">c. </w:t>
+      </w:r>
+      <w:proofErr w:type="spellStart"/>
+      <w:r>
+        <w:rPr>
+          <w:rFonts w:hint="eastAsia"/>
+        </w:rPr>
+        <w:t>友人や家族などにも、神のエージェンシーを用いるよう勧めてみてください</w:t>
+      </w:r>
+      <w:proofErr w:type="spellEnd"/>
+      <w:r>
+        <w:rPr>
+          <w:rFonts w:hint="eastAsia"/>
+        </w:rPr>
+        <w:t>。</w:t>
+      </w:r>
+    </w:p>
     <w:sectPr>
-      <w:footerReference w:type="default" r:id="rId32"/>
+      <w:footerReference w:type="default" r:id="rId36"/>
       <w:pgSz w:w="12240" w:h="15840"/>
       <w:pgMar w:top="1440" w:right="1440" w:bottom="1530" w:left="1440" w:header="0" w:footer="720" w:gutter="0"/>
       <w:cols w:space="720"/>

--- a/Church/2026/2026_0606_MenloChurch.docx
+++ b/Church/2026/2026_0606_MenloChurch.docx
@@ -2476,13 +2476,22 @@
         <w:t xml:space="preserve">The "Infinite Loop" </w:t>
       </w:r>
       <w:r>
-        <w:t xml:space="preserve">talk about human in AI age. </w:t>
-      </w:r>
-      <w:r>
-        <w:t xml:space="preserve"> In AI age, human have</w:t>
-      </w:r>
-      <w:r>
-        <w:t xml:space="preserve"> anxiety cannot be managed through logic</w:t>
+        <w:t>of anxiety</w:t>
+      </w:r>
+      <w:r>
+        <w:t xml:space="preserve"> </w:t>
+      </w:r>
+      <w:r>
+        <w:t xml:space="preserve">problem </w:t>
+      </w:r>
+      <w:r>
+        <w:t xml:space="preserve">about human in AI age.  In AI age, </w:t>
+      </w:r>
+      <w:r>
+        <w:t xml:space="preserve">algorithm dominate human think with flawed </w:t>
+      </w:r>
+      <w:r>
+        <w:t>logic</w:t>
       </w:r>
       <w:r>
         <w:t>.</w:t>
@@ -2497,52 +2506,16 @@
         <w:t xml:space="preserve"> true peace comes from the </w:t>
       </w:r>
       <w:r>
-        <w:t>Holy Spirit by God,</w:t>
-      </w:r>
-      <w:r>
-        <w:t xml:space="preserve"> </w:t>
-      </w:r>
-      <w:r>
-        <w:t>not</w:t>
-      </w:r>
-      <w:r>
-        <w:t xml:space="preserve"> </w:t>
-      </w:r>
-      <w:r>
-        <w:t xml:space="preserve">by mental </w:t>
-      </w:r>
-      <w:r>
-        <w:t>processing</w:t>
-      </w:r>
-      <w:r>
-        <w:t xml:space="preserve"> by AI/algorithm</w:t>
-      </w:r>
-      <w:r>
-        <w:t xml:space="preserve">. </w:t>
-      </w:r>
-      <w:r>
-        <w:t>We</w:t>
-      </w:r>
-      <w:r>
-        <w:t xml:space="preserve"> </w:t>
-      </w:r>
-      <w:r>
-        <w:t xml:space="preserve">need to </w:t>
-      </w:r>
-      <w:r>
-        <w:t>shif</w:t>
-      </w:r>
-      <w:r>
-        <w:t>t</w:t>
-      </w:r>
-      <w:r>
-        <w:t xml:space="preserve"> from "</w:t>
-      </w:r>
-      <w:r>
-        <w:t>Infinity</w:t>
-      </w:r>
-      <w:r>
-        <w:t xml:space="preserve"> loop" of anxiety to find peace.</w:t>
+        <w:t xml:space="preserve">Holy Spirit </w:t>
+      </w:r>
+      <w:r>
+        <w:t>and</w:t>
+      </w:r>
+      <w:r>
+        <w:t xml:space="preserve"> God</w:t>
+      </w:r>
+      <w:r>
+        <w:t>. Christian must transform (metamorphosis) from algorithm-driven world into spiritual-driven world.</w:t>
       </w:r>
     </w:p>
     <w:p/>
@@ -2851,7 +2824,13 @@
         <w:t xml:space="preserve">Christians should </w:t>
       </w:r>
       <w:r>
-        <w:t xml:space="preserve">transform the </w:t>
+        <w:t>transform</w:t>
+      </w:r>
+      <w:r>
+        <w:t xml:space="preserve"> (metamorphosis) </w:t>
+      </w:r>
+      <w:r>
+        <w:t xml:space="preserve"> the </w:t>
       </w:r>
       <w:r>
         <w:t>AI/Algorithm</w:t>
@@ -2874,26 +2853,24 @@
         <w:t xml:space="preserve">: </w:t>
       </w:r>
       <w:r>
-        <w:t>We</w:t>
-      </w:r>
-      <w:r>
-        <w:t xml:space="preserve"> destroy the argument about God and</w:t>
+        <w:t>D</w:t>
+      </w:r>
+      <w:r>
+        <w:t xml:space="preserve">edicate their everyday lives to God and </w:t>
+      </w:r>
+      <w:r>
+        <w:t>reject</w:t>
+      </w:r>
+      <w:r>
+        <w:t xml:space="preserve"> arguments that counter His word</w:t>
+      </w:r>
+      <w:r>
+        <w:t>.</w:t>
       </w:r>
       <w:r>
         <w:t xml:space="preserve"> </w:t>
       </w:r>
       <w:r>
-        <w:t>follow God words.</w:t>
-      </w:r>
-    </w:p>
-    <w:p>
-      <w:r>
-        <w:t>7</w:t>
-      </w:r>
-      <w:r>
-        <w:t xml:space="preserve">. </w:t>
-      </w:r>
-      <w:r>
         <w:t>We take out agency</w:t>
       </w:r>
       <w:r>
@@ -2943,7 +2920,13 @@
         <w:t>9</w:t>
       </w:r>
       <w:r>
-        <w:t>. Conclusion:</w:t>
+        <w:t>. Conclusion</w:t>
+      </w:r>
+      <w:r>
+        <w:t xml:space="preserve"> (Action step)</w:t>
+      </w:r>
+      <w:r>
+        <w:t>:</w:t>
       </w:r>
     </w:p>
     <w:p>
@@ -2965,7 +2948,13 @@
         <w:t>b</w:t>
       </w:r>
       <w:r>
-        <w:t>. We have infinity calls from God agency.</w:t>
+        <w:t xml:space="preserve">. We </w:t>
+      </w:r>
+      <w:r>
+        <w:t>answer the</w:t>
+      </w:r>
+      <w:r>
+        <w:t xml:space="preserve"> infinity calls from God agency.</w:t>
       </w:r>
     </w:p>
     <w:p>
@@ -3188,7 +3177,7 @@
         <w:rPr>
           <w:rFonts w:hint="eastAsia"/>
         </w:rPr>
-        <w:t>「無限循環」這一講探討了人工智慧（</w:t>
+        <w:t>探討人工智慧時代人類面臨的焦慮問題——即一種「無限循環」的困境。在</w:t>
       </w:r>
       <w:r>
         <w:rPr>
@@ -3200,7 +3189,67 @@
         <w:rPr>
           <w:rFonts w:hint="eastAsia"/>
         </w:rPr>
-        <w:t>）時代下的人類處境。在</w:t>
+        <w:t>時代，演算法往往以有缺陷的邏輯主導人類的思維。真正的平安源自於聖靈與神。基督徒必須經歷生命的蛻變（</w:t>
+      </w:r>
+      <w:r>
+        <w:rPr>
+          <w:rFonts w:hint="eastAsia"/>
+        </w:rPr>
+        <w:t>metamorphosis</w:t>
+      </w:r>
+      <w:r>
+        <w:rPr>
+          <w:rFonts w:hint="eastAsia"/>
+        </w:rPr>
+        <w:t>），從一個由演算法驅動的世界，轉向一個由聖靈驅動的世界。</w:t>
+      </w:r>
+      <w:r>
+        <w:rPr>
+          <w:rFonts w:hint="eastAsia"/>
+        </w:rPr>
+        <w:t xml:space="preserve"> 1. </w:t>
+      </w:r>
+      <w:r>
+        <w:rPr>
+          <w:rFonts w:hint="eastAsia"/>
+        </w:rPr>
+        <w:t>在每週</w:t>
+      </w:r>
+      <w:r>
+        <w:rPr>
+          <w:rFonts w:hint="eastAsia"/>
+        </w:rPr>
+        <w:t>56</w:t>
+      </w:r>
+      <w:r>
+        <w:rPr>
+          <w:rFonts w:hint="eastAsia"/>
+        </w:rPr>
+        <w:t>小時的清醒時間裡，我們只花</w:t>
+      </w:r>
+      <w:r>
+        <w:rPr>
+          <w:rFonts w:hint="eastAsia"/>
+        </w:rPr>
+        <w:t>1</w:t>
+      </w:r>
+      <w:r>
+        <w:rPr>
+          <w:rFonts w:hint="eastAsia"/>
+        </w:rPr>
+        <w:t>小時進行主日敬拜，其餘</w:t>
+      </w:r>
+      <w:r>
+        <w:rPr>
+          <w:rFonts w:hint="eastAsia"/>
+        </w:rPr>
+        <w:t>55</w:t>
+      </w:r>
+      <w:r>
+        <w:rPr>
+          <w:rFonts w:hint="eastAsia"/>
+        </w:rPr>
+        <w:t>小時則沉浸在</w:t>
       </w:r>
       <w:r>
         <w:rPr>
@@ -3212,7 +3261,211 @@
         <w:rPr>
           <w:rFonts w:hint="eastAsia"/>
         </w:rPr>
-        <w:t>時代，人類面臨著無法僅靠邏輯來化解的焦慮。真正的平安源自於上帝所賜的聖靈，而非</w:t>
+        <w:t>演算法的世界中（如</w:t>
+      </w:r>
+      <w:r>
+        <w:rPr>
+          <w:rFonts w:hint="eastAsia"/>
+        </w:rPr>
+        <w:t>TikTok</w:t>
+      </w:r>
+      <w:r>
+        <w:rPr>
+          <w:rFonts w:hint="eastAsia"/>
+        </w:rPr>
+        <w:t>、</w:t>
+      </w:r>
+      <w:r>
+        <w:rPr>
+          <w:rFonts w:hint="eastAsia"/>
+        </w:rPr>
+        <w:t>X</w:t>
+      </w:r>
+      <w:r>
+        <w:rPr>
+          <w:rFonts w:hint="eastAsia"/>
+        </w:rPr>
+        <w:t>、</w:t>
+      </w:r>
+      <w:r>
+        <w:rPr>
+          <w:rFonts w:hint="eastAsia"/>
+        </w:rPr>
+        <w:t xml:space="preserve">Anthropic </w:t>
+      </w:r>
+      <w:proofErr w:type="spellStart"/>
+      <w:r>
+        <w:rPr>
+          <w:rFonts w:hint="eastAsia"/>
+        </w:rPr>
+        <w:t>Claude</w:t>
+      </w:r>
+      <w:r>
+        <w:rPr>
+          <w:rFonts w:hint="eastAsia"/>
+        </w:rPr>
+        <w:t>、</w:t>
+      </w:r>
+      <w:r>
+        <w:rPr>
+          <w:rFonts w:hint="eastAsia"/>
+        </w:rPr>
+        <w:t>Instagram</w:t>
+      </w:r>
+      <w:r>
+        <w:rPr>
+          <w:rFonts w:hint="eastAsia"/>
+        </w:rPr>
+        <w:t>、</w:t>
+      </w:r>
+      <w:r>
+        <w:rPr>
+          <w:rFonts w:hint="eastAsia"/>
+        </w:rPr>
+        <w:t>YouTube</w:t>
+      </w:r>
+      <w:r>
+        <w:rPr>
+          <w:rFonts w:hint="eastAsia"/>
+        </w:rPr>
+        <w:t>、</w:t>
+      </w:r>
+      <w:r>
+        <w:rPr>
+          <w:rFonts w:hint="eastAsia"/>
+        </w:rPr>
+        <w:t>Google</w:t>
+      </w:r>
+      <w:r>
+        <w:rPr>
+          <w:rFonts w:hint="eastAsia"/>
+        </w:rPr>
+        <w:t>、</w:t>
+      </w:r>
+      <w:r>
+        <w:rPr>
+          <w:rFonts w:hint="eastAsia"/>
+        </w:rPr>
+        <w:t>Facebook</w:t>
+      </w:r>
+      <w:r>
+        <w:rPr>
+          <w:rFonts w:hint="eastAsia"/>
+        </w:rPr>
+        <w:t>、</w:t>
+      </w:r>
+      <w:r>
+        <w:rPr>
+          <w:rFonts w:hint="eastAsia"/>
+        </w:rPr>
+        <w:t>ChatGPT</w:t>
+      </w:r>
+      <w:r>
+        <w:rPr>
+          <w:rFonts w:hint="eastAsia"/>
+        </w:rPr>
+        <w:t>、</w:t>
+      </w:r>
+      <w:r>
+        <w:rPr>
+          <w:rFonts w:hint="eastAsia"/>
+        </w:rPr>
+        <w:t>Gemini</w:t>
+      </w:r>
+      <w:r>
+        <w:rPr>
+          <w:rFonts w:hint="eastAsia"/>
+        </w:rPr>
+        <w:t>等</w:t>
+      </w:r>
+      <w:proofErr w:type="spellEnd"/>
+      <w:r>
+        <w:rPr>
+          <w:rFonts w:hint="eastAsia"/>
+        </w:rPr>
+        <w:t>）。</w:t>
+      </w:r>
+    </w:p>
+    <w:p>
+      <w:pPr>
+        <w:rPr>
+          <w:rFonts w:hint="eastAsia"/>
+        </w:rPr>
+      </w:pPr>
+      <w:r>
+        <w:rPr>
+          <w:rFonts w:hint="eastAsia"/>
+        </w:rPr>
+        <w:t xml:space="preserve">2. </w:t>
+      </w:r>
+      <w:proofErr w:type="spellStart"/>
+      <w:r>
+        <w:rPr>
+          <w:rFonts w:hint="eastAsia"/>
+        </w:rPr>
+        <w:t>上週，我們探討了</w:t>
+      </w:r>
+      <w:r>
+        <w:rPr>
+          <w:rFonts w:hint="eastAsia"/>
+        </w:rPr>
+        <w:t>AWE</w:t>
+      </w:r>
+      <w:r>
+        <w:rPr>
+          <w:rFonts w:hint="eastAsia"/>
+        </w:rPr>
+        <w:t>（增強世界博覽會）所代表的</w:t>
+      </w:r>
+      <w:r>
+        <w:rPr>
+          <w:rFonts w:hint="eastAsia"/>
+        </w:rPr>
+        <w:t>AR</w:t>
+      </w:r>
+      <w:r>
+        <w:rPr>
+          <w:rFonts w:hint="eastAsia"/>
+        </w:rPr>
+        <w:t>、</w:t>
+      </w:r>
+      <w:r>
+        <w:rPr>
+          <w:rFonts w:hint="eastAsia"/>
+        </w:rPr>
+        <w:t>VR</w:t>
+      </w:r>
+      <w:r>
+        <w:rPr>
+          <w:rFonts w:hint="eastAsia"/>
+        </w:rPr>
+        <w:t>和混合實境（</w:t>
+      </w:r>
+      <w:r>
+        <w:rPr>
+          <w:rFonts w:hint="eastAsia"/>
+        </w:rPr>
+        <w:t>Mixed</w:t>
+      </w:r>
+      <w:proofErr w:type="spellEnd"/>
+      <w:r>
+        <w:rPr>
+          <w:rFonts w:hint="eastAsia"/>
+        </w:rPr>
+        <w:t xml:space="preserve"> </w:t>
+      </w:r>
+      <w:proofErr w:type="spellStart"/>
+      <w:r>
+        <w:rPr>
+          <w:rFonts w:hint="eastAsia"/>
+        </w:rPr>
+        <w:t>Reality</w:t>
+      </w:r>
+      <w:r>
+        <w:rPr>
+          <w:rFonts w:hint="eastAsia"/>
+        </w:rPr>
+        <w:t>）產業。本週，我們要討論「</w:t>
       </w:r>
       <w:r>
         <w:rPr>
@@ -3224,7 +3477,776 @@
         <w:rPr>
           <w:rFonts w:hint="eastAsia"/>
         </w:rPr>
-        <w:t>或演算法的思考處理過程。我們需要從焦慮的「無限循環」中走出來，尋求並獲得平安。</w:t>
+        <w:t>代理</w:t>
+      </w:r>
+      <w:proofErr w:type="spellEnd"/>
+      <w:r>
+        <w:rPr>
+          <w:rFonts w:hint="eastAsia"/>
+        </w:rPr>
+        <w:t>」（</w:t>
+      </w:r>
+      <w:r>
+        <w:rPr>
+          <w:rFonts w:hint="eastAsia"/>
+        </w:rPr>
+        <w:t xml:space="preserve">AI </w:t>
+      </w:r>
+      <w:proofErr w:type="spellStart"/>
+      <w:r>
+        <w:rPr>
+          <w:rFonts w:hint="eastAsia"/>
+        </w:rPr>
+        <w:t>Agency</w:t>
+      </w:r>
+      <w:r>
+        <w:rPr>
+          <w:rFonts w:hint="eastAsia"/>
+        </w:rPr>
+        <w:t>）這一概念。我們最終將面臨抉擇：是臣服於</w:t>
+      </w:r>
+      <w:r>
+        <w:rPr>
+          <w:rFonts w:hint="eastAsia"/>
+        </w:rPr>
+        <w:t>AI</w:t>
+      </w:r>
+      <w:r>
+        <w:rPr>
+          <w:rFonts w:hint="eastAsia"/>
+        </w:rPr>
+        <w:t>代理，還是臣服於</w:t>
+      </w:r>
+      <w:r>
+        <w:rPr>
+          <w:rFonts w:hint="eastAsia"/>
+        </w:rPr>
+        <w:t>AI</w:t>
+      </w:r>
+      <w:r>
+        <w:rPr>
+          <w:rFonts w:hint="eastAsia"/>
+        </w:rPr>
+        <w:t>本身？因為</w:t>
+      </w:r>
+      <w:r>
+        <w:rPr>
+          <w:rFonts w:hint="eastAsia"/>
+        </w:rPr>
+        <w:t>AI</w:t>
+      </w:r>
+      <w:r>
+        <w:rPr>
+          <w:rFonts w:hint="eastAsia"/>
+        </w:rPr>
+        <w:t>代理將代表我們行事</w:t>
+      </w:r>
+      <w:proofErr w:type="spellEnd"/>
+      <w:r>
+        <w:rPr>
+          <w:rFonts w:hint="eastAsia"/>
+        </w:rPr>
+        <w:t>。</w:t>
+      </w:r>
+    </w:p>
+    <w:p>
+      <w:pPr>
+        <w:rPr>
+          <w:rFonts w:hint="eastAsia"/>
+        </w:rPr>
+      </w:pPr>
+      <w:r>
+        <w:rPr>
+          <w:rFonts w:hint="eastAsia"/>
+        </w:rPr>
+        <w:t xml:space="preserve">3. </w:t>
+      </w:r>
+      <w:r>
+        <w:rPr>
+          <w:rFonts w:hint="eastAsia"/>
+        </w:rPr>
+        <w:t>麻省理工學院（</w:t>
+      </w:r>
+      <w:r>
+        <w:rPr>
+          <w:rFonts w:hint="eastAsia"/>
+        </w:rPr>
+        <w:t>MIT</w:t>
+      </w:r>
+      <w:r>
+        <w:rPr>
+          <w:rFonts w:hint="eastAsia"/>
+        </w:rPr>
+        <w:t>）媒體實驗室曾進行一項寫作實驗，將參與者分為三組：第一組使用</w:t>
+      </w:r>
+      <w:r>
+        <w:rPr>
+          <w:rFonts w:hint="eastAsia"/>
+        </w:rPr>
+        <w:t>ChatGPT</w:t>
+      </w:r>
+      <w:r>
+        <w:rPr>
+          <w:rFonts w:hint="eastAsia"/>
+        </w:rPr>
+        <w:t>寫作，第二組使用</w:t>
+      </w:r>
+      <w:r>
+        <w:rPr>
+          <w:rFonts w:hint="eastAsia"/>
+        </w:rPr>
+        <w:t>Google</w:t>
+      </w:r>
+      <w:r>
+        <w:rPr>
+          <w:rFonts w:hint="eastAsia"/>
+        </w:rPr>
+        <w:t>搜尋引擎輔助寫作，第三組則完全依靠自己的大腦思考寫作。結果顯示：</w:t>
+      </w:r>
+      <w:r>
+        <w:rPr>
+          <w:rFonts w:hint="eastAsia"/>
+        </w:rPr>
+        <w:t>ChatGPT</w:t>
+      </w:r>
+      <w:r>
+        <w:rPr>
+          <w:rFonts w:hint="eastAsia"/>
+        </w:rPr>
+        <w:t>組的大腦活動最弱，</w:t>
+      </w:r>
+      <w:r>
+        <w:rPr>
+          <w:rFonts w:hint="eastAsia"/>
+        </w:rPr>
+        <w:t>Google</w:t>
+      </w:r>
+      <w:r>
+        <w:rPr>
+          <w:rFonts w:hint="eastAsia"/>
+        </w:rPr>
+        <w:t>搜尋組居中，而依賴大腦思考的組別大腦活動最強。如果我們過度依賴</w:t>
+      </w:r>
+      <w:r>
+        <w:rPr>
+          <w:rFonts w:hint="eastAsia"/>
+        </w:rPr>
+        <w:t>AI/</w:t>
+      </w:r>
+      <w:r>
+        <w:rPr>
+          <w:rFonts w:hint="eastAsia"/>
+        </w:rPr>
+        <w:t>演算法，最終結果將是臣服於</w:t>
+      </w:r>
+      <w:r>
+        <w:rPr>
+          <w:rFonts w:hint="eastAsia"/>
+        </w:rPr>
+        <w:t>AI</w:t>
+      </w:r>
+      <w:r>
+        <w:rPr>
+          <w:rFonts w:hint="eastAsia"/>
+        </w:rPr>
+        <w:t>代理或</w:t>
+      </w:r>
+      <w:r>
+        <w:rPr>
+          <w:rFonts w:hint="eastAsia"/>
+        </w:rPr>
+        <w:t>AI</w:t>
+      </w:r>
+      <w:r>
+        <w:rPr>
+          <w:rFonts w:hint="eastAsia"/>
+        </w:rPr>
+        <w:t>。</w:t>
+      </w:r>
+    </w:p>
+    <w:p>
+      <w:pPr>
+        <w:rPr>
+          <w:rFonts w:hint="eastAsia"/>
+        </w:rPr>
+      </w:pPr>
+      <w:r>
+        <w:rPr>
+          <w:rFonts w:hint="eastAsia"/>
+        </w:rPr>
+        <w:t xml:space="preserve">4. </w:t>
+      </w:r>
+      <w:proofErr w:type="spellStart"/>
+      <w:r>
+        <w:rPr>
+          <w:rFonts w:hint="eastAsia"/>
+        </w:rPr>
+        <w:t>羅馬書</w:t>
+      </w:r>
+      <w:proofErr w:type="spellEnd"/>
+      <w:r>
+        <w:rPr>
+          <w:rFonts w:hint="eastAsia"/>
+        </w:rPr>
+        <w:t xml:space="preserve"> 12:1</w:t>
+      </w:r>
+      <w:r>
+        <w:rPr>
+          <w:rFonts w:hint="eastAsia"/>
+        </w:rPr>
+        <w:t>：基督徒應將日常生活的各個面向奉獻給神，以此作為一種敬拜。</w:t>
+      </w:r>
+    </w:p>
+    <w:p>
+      <w:pPr>
+        <w:rPr>
+          <w:rFonts w:hint="eastAsia"/>
+        </w:rPr>
+      </w:pPr>
+      <w:r>
+        <w:rPr>
+          <w:rFonts w:hint="eastAsia"/>
+        </w:rPr>
+        <w:t xml:space="preserve">5. </w:t>
+      </w:r>
+      <w:proofErr w:type="spellStart"/>
+      <w:r>
+        <w:rPr>
+          <w:rFonts w:hint="eastAsia"/>
+        </w:rPr>
+        <w:t>羅馬書</w:t>
+      </w:r>
+      <w:proofErr w:type="spellEnd"/>
+      <w:r>
+        <w:rPr>
+          <w:rFonts w:hint="eastAsia"/>
+        </w:rPr>
+        <w:t xml:space="preserve"> 12:2</w:t>
+      </w:r>
+      <w:r>
+        <w:rPr>
+          <w:rFonts w:hint="eastAsia"/>
+        </w:rPr>
+        <w:t>：毛毛蟲蛻變為蝴蝶是一個徹底的變態（</w:t>
+      </w:r>
+      <w:r>
+        <w:rPr>
+          <w:rFonts w:hint="eastAsia"/>
+        </w:rPr>
+        <w:t>metamorphosis</w:t>
+      </w:r>
+      <w:r>
+        <w:rPr>
+          <w:rFonts w:hint="eastAsia"/>
+        </w:rPr>
+        <w:t>）過程。基督徒也應經歷這種蛻變，將</w:t>
+      </w:r>
+      <w:r>
+        <w:rPr>
+          <w:rFonts w:hint="eastAsia"/>
+        </w:rPr>
+        <w:t>AI/</w:t>
+      </w:r>
+      <w:r>
+        <w:rPr>
+          <w:rFonts w:hint="eastAsia"/>
+        </w:rPr>
+        <w:t>演算法的世界轉化為屬靈的聖潔世界。</w:t>
+      </w:r>
+    </w:p>
+    <w:p>
+      <w:pPr>
+        <w:rPr>
+          <w:rFonts w:hint="eastAsia"/>
+        </w:rPr>
+      </w:pPr>
+      <w:r>
+        <w:rPr>
+          <w:rFonts w:hint="eastAsia"/>
+        </w:rPr>
+        <w:t xml:space="preserve">6. </w:t>
+      </w:r>
+      <w:proofErr w:type="spellStart"/>
+      <w:r>
+        <w:rPr>
+          <w:rFonts w:hint="eastAsia"/>
+        </w:rPr>
+        <w:t>哥林多後書</w:t>
+      </w:r>
+      <w:proofErr w:type="spellEnd"/>
+      <w:r>
+        <w:rPr>
+          <w:rFonts w:hint="eastAsia"/>
+        </w:rPr>
+        <w:t xml:space="preserve"> 10:5-6</w:t>
+      </w:r>
+      <w:r>
+        <w:rPr>
+          <w:rFonts w:hint="eastAsia"/>
+        </w:rPr>
+        <w:t>：將日常生活奉獻給神，並摒棄那些違背神話語的論點。我們要擺脫對</w:t>
+      </w:r>
+      <w:r>
+        <w:rPr>
+          <w:rFonts w:hint="eastAsia"/>
+        </w:rPr>
+        <w:t>AI</w:t>
+      </w:r>
+      <w:r>
+        <w:rPr>
+          <w:rFonts w:hint="eastAsia"/>
+        </w:rPr>
+        <w:t>代理的依賴，轉而與他人面對面交流與探討。這才是神賜給我們的生活方式。</w:t>
+      </w:r>
+    </w:p>
+    <w:p>
+      <w:pPr>
+        <w:rPr>
+          <w:rFonts w:hint="eastAsia"/>
+        </w:rPr>
+      </w:pPr>
+      <w:r>
+        <w:rPr>
+          <w:rFonts w:hint="eastAsia"/>
+        </w:rPr>
+        <w:t xml:space="preserve">8. </w:t>
+      </w:r>
+      <w:proofErr w:type="spellStart"/>
+      <w:r>
+        <w:rPr>
+          <w:rFonts w:hint="eastAsia"/>
+        </w:rPr>
+        <w:t>以斯帖記</w:t>
+      </w:r>
+      <w:proofErr w:type="spellEnd"/>
+      <w:r>
+        <w:rPr>
+          <w:rFonts w:hint="eastAsia"/>
+        </w:rPr>
+        <w:t xml:space="preserve"> 4:14</w:t>
+      </w:r>
+      <w:r>
+        <w:rPr>
+          <w:rFonts w:hint="eastAsia"/>
+        </w:rPr>
+        <w:t>：神掌管人的責任。</w:t>
+      </w:r>
+    </w:p>
+    <w:p>
+      <w:pPr>
+        <w:rPr>
+          <w:rFonts w:hint="eastAsia"/>
+        </w:rPr>
+      </w:pPr>
+      <w:r>
+        <w:rPr>
+          <w:rFonts w:hint="eastAsia"/>
+        </w:rPr>
+        <w:t xml:space="preserve">9. </w:t>
+      </w:r>
+      <w:proofErr w:type="spellStart"/>
+      <w:r>
+        <w:rPr>
+          <w:rFonts w:hint="eastAsia"/>
+        </w:rPr>
+        <w:t>結論（行動步驟</w:t>
+      </w:r>
+      <w:proofErr w:type="spellEnd"/>
+      <w:r>
+        <w:rPr>
+          <w:rFonts w:hint="eastAsia"/>
+        </w:rPr>
+        <w:t>）：</w:t>
+      </w:r>
+    </w:p>
+    <w:p>
+      <w:pPr>
+        <w:rPr>
+          <w:rFonts w:hint="eastAsia"/>
+        </w:rPr>
+      </w:pPr>
+      <w:r>
+        <w:rPr>
+          <w:rFonts w:hint="eastAsia"/>
+        </w:rPr>
+        <w:t xml:space="preserve">a. </w:t>
+      </w:r>
+      <w:r>
+        <w:rPr>
+          <w:rFonts w:hint="eastAsia"/>
+        </w:rPr>
+        <w:t>試著在</w:t>
+      </w:r>
+      <w:r>
+        <w:rPr>
+          <w:rFonts w:hint="eastAsia"/>
+        </w:rPr>
+        <w:t>30</w:t>
+      </w:r>
+      <w:r>
+        <w:rPr>
+          <w:rFonts w:hint="eastAsia"/>
+        </w:rPr>
+        <w:t>天內將「</w:t>
+      </w:r>
+      <w:r>
+        <w:rPr>
+          <w:rFonts w:hint="eastAsia"/>
+        </w:rPr>
+        <w:t>AI</w:t>
+      </w:r>
+      <w:r>
+        <w:rPr>
+          <w:rFonts w:hint="eastAsia"/>
+        </w:rPr>
+        <w:t>代理」重設為「神之代理」（</w:t>
+      </w:r>
+      <w:proofErr w:type="spellStart"/>
+      <w:r>
+        <w:rPr>
+          <w:rFonts w:hint="eastAsia"/>
+        </w:rPr>
+        <w:t>即耶穌</w:t>
+      </w:r>
+      <w:proofErr w:type="spellEnd"/>
+      <w:r>
+        <w:rPr>
+          <w:rFonts w:hint="eastAsia"/>
+        </w:rPr>
+        <w:t>），</w:t>
+      </w:r>
+      <w:proofErr w:type="spellStart"/>
+      <w:r>
+        <w:rPr>
+          <w:rFonts w:hint="eastAsia"/>
+        </w:rPr>
+        <w:t>並觀察結果</w:t>
+      </w:r>
+      <w:proofErr w:type="spellEnd"/>
+      <w:r>
+        <w:rPr>
+          <w:rFonts w:hint="eastAsia"/>
+        </w:rPr>
+        <w:t>。</w:t>
+      </w:r>
+    </w:p>
+    <w:p>
+      <w:pPr>
+        <w:rPr>
+          <w:rFonts w:hint="eastAsia"/>
+        </w:rPr>
+      </w:pPr>
+      <w:r>
+        <w:rPr>
+          <w:rFonts w:hint="eastAsia"/>
+        </w:rPr>
+        <w:t xml:space="preserve">b. </w:t>
+      </w:r>
+      <w:proofErr w:type="spellStart"/>
+      <w:r>
+        <w:rPr>
+          <w:rFonts w:hint="eastAsia"/>
+        </w:rPr>
+        <w:t>積極回應來自「神之代理」的無盡呼召</w:t>
+      </w:r>
+      <w:proofErr w:type="spellEnd"/>
+      <w:r>
+        <w:rPr>
+          <w:rFonts w:hint="eastAsia"/>
+        </w:rPr>
+        <w:t>。</w:t>
+      </w:r>
+    </w:p>
+    <w:p>
+      <w:r>
+        <w:rPr>
+          <w:rFonts w:hint="eastAsia"/>
+        </w:rPr>
+        <w:t xml:space="preserve">c. </w:t>
+      </w:r>
+      <w:proofErr w:type="spellStart"/>
+      <w:r>
+        <w:rPr>
+          <w:rFonts w:hint="eastAsia"/>
+        </w:rPr>
+        <w:t>邀請朋友、家人等一同使用「神之代理</w:t>
+      </w:r>
+      <w:proofErr w:type="spellEnd"/>
+      <w:r>
+        <w:rPr>
+          <w:rFonts w:hint="eastAsia"/>
+        </w:rPr>
+        <w:t>」。</w:t>
+      </w:r>
+    </w:p>
+    <w:p/>
+    <w:p>
+      <w:r>
+        <w:t>===</w:t>
+      </w:r>
+    </w:p>
+    <w:p>
+      <w:pPr>
+        <w:rPr>
+          <w:rFonts w:hint="eastAsia"/>
+        </w:rPr>
+      </w:pPr>
+      <w:r>
+        <w:rPr>
+          <w:rFonts w:hint="eastAsia"/>
+        </w:rPr>
+        <w:t>2026</w:t>
+      </w:r>
+      <w:r>
+        <w:rPr>
+          <w:rFonts w:hint="eastAsia"/>
+        </w:rPr>
+        <w:t>年</w:t>
+      </w:r>
+      <w:r>
+        <w:rPr>
+          <w:rFonts w:hint="eastAsia"/>
+        </w:rPr>
+        <w:t>6</w:t>
+      </w:r>
+      <w:r>
+        <w:rPr>
+          <w:rFonts w:hint="eastAsia"/>
+        </w:rPr>
+        <w:t>月</w:t>
+      </w:r>
+      <w:r>
+        <w:rPr>
+          <w:rFonts w:hint="eastAsia"/>
+        </w:rPr>
+        <w:t>6</w:t>
+      </w:r>
+      <w:r>
+        <w:rPr>
+          <w:rFonts w:hint="eastAsia"/>
+        </w:rPr>
+        <w:t>日、メンロ</w:t>
+      </w:r>
+      <w:r>
+        <w:rPr>
+          <w:rFonts w:ascii="MS Mincho" w:eastAsia="MS Mincho" w:hAnsi="MS Mincho" w:cs="MS Mincho" w:hint="eastAsia"/>
+        </w:rPr>
+        <w:t>・</w:t>
+      </w:r>
+      <w:r>
+        <w:rPr>
+          <w:rFonts w:ascii="SimSun" w:hAnsi="SimSun" w:cs="SimSun" w:hint="eastAsia"/>
+        </w:rPr>
+        <w:t>チャーチ礼拝（前週</w:t>
+      </w:r>
+      <w:r>
+        <w:rPr>
+          <w:rFonts w:hint="eastAsia"/>
+        </w:rPr>
+        <w:t>2028</w:t>
+      </w:r>
+      <w:r>
+        <w:rPr>
+          <w:rFonts w:hint="eastAsia"/>
+        </w:rPr>
+        <w:t>年</w:t>
+      </w:r>
+      <w:r>
+        <w:rPr>
+          <w:rFonts w:hint="eastAsia"/>
+        </w:rPr>
+        <w:t>5</w:t>
+      </w:r>
+      <w:r>
+        <w:rPr>
+          <w:rFonts w:hint="eastAsia"/>
+        </w:rPr>
+        <w:t>月</w:t>
+      </w:r>
+      <w:r>
+        <w:rPr>
+          <w:rFonts w:hint="eastAsia"/>
+        </w:rPr>
+        <w:t>31</w:t>
+      </w:r>
+      <w:r>
+        <w:rPr>
+          <w:rFonts w:hint="eastAsia"/>
+        </w:rPr>
+        <w:t>日の振り返り）</w:t>
+      </w:r>
+    </w:p>
+    <w:p>
+      <w:pPr>
+        <w:rPr>
+          <w:rFonts w:hint="eastAsia"/>
+        </w:rPr>
+      </w:pPr>
+      <w:r>
+        <w:rPr>
+          <w:rFonts w:hint="eastAsia"/>
+        </w:rPr>
+        <w:t>https://www.youtube.com/watch?v=Vnm08C3ohyU</w:t>
+      </w:r>
+    </w:p>
+    <w:p>
+      <w:pPr>
+        <w:rPr>
+          <w:rFonts w:hint="eastAsia"/>
+        </w:rPr>
+      </w:pPr>
+      <w:r>
+        <w:rPr>
+          <w:rFonts w:hint="eastAsia"/>
+        </w:rPr>
+        <w:t>「</w:t>
+      </w:r>
+      <w:proofErr w:type="spellStart"/>
+      <w:r>
+        <w:rPr>
+          <w:rFonts w:hint="eastAsia"/>
+        </w:rPr>
+        <w:t>無限ループ（</w:t>
+      </w:r>
+      <w:r>
+        <w:rPr>
+          <w:rFonts w:hint="eastAsia"/>
+        </w:rPr>
+        <w:t>Infinite</w:t>
+      </w:r>
+      <w:proofErr w:type="spellEnd"/>
+      <w:r>
+        <w:rPr>
+          <w:rFonts w:hint="eastAsia"/>
+        </w:rPr>
+        <w:t xml:space="preserve"> Loop</w:t>
+      </w:r>
+      <w:r>
+        <w:rPr>
+          <w:rFonts w:hint="eastAsia"/>
+        </w:rPr>
+        <w:t>）」</w:t>
+      </w:r>
+      <w:r>
+        <w:rPr>
+          <w:rFonts w:hint="eastAsia"/>
+        </w:rPr>
+        <w:t xml:space="preserve"> | </w:t>
+      </w:r>
+      <w:proofErr w:type="spellStart"/>
+      <w:r>
+        <w:rPr>
+          <w:rFonts w:hint="eastAsia"/>
+        </w:rPr>
+        <w:t>グリッチ（</w:t>
+      </w:r>
+      <w:r>
+        <w:rPr>
+          <w:rFonts w:hint="eastAsia"/>
+        </w:rPr>
+        <w:t>Glitch</w:t>
+      </w:r>
+      <w:proofErr w:type="spellEnd"/>
+      <w:r>
+        <w:rPr>
+          <w:rFonts w:hint="eastAsia"/>
+        </w:rPr>
+        <w:t>）</w:t>
+      </w:r>
+      <w:r>
+        <w:rPr>
+          <w:rFonts w:hint="eastAsia"/>
+        </w:rPr>
+        <w:t xml:space="preserve"> | </w:t>
+      </w:r>
+      <w:proofErr w:type="spellStart"/>
+      <w:r>
+        <w:rPr>
+          <w:rFonts w:hint="eastAsia"/>
+        </w:rPr>
+        <w:t>メンロ</w:t>
+      </w:r>
+      <w:r>
+        <w:rPr>
+          <w:rFonts w:ascii="MS Mincho" w:eastAsia="MS Mincho" w:hAnsi="MS Mincho" w:cs="MS Mincho" w:hint="eastAsia"/>
+        </w:rPr>
+        <w:t>・</w:t>
+      </w:r>
+      <w:r>
+        <w:rPr>
+          <w:rFonts w:ascii="SimSun" w:hAnsi="SimSun" w:cs="SimSun" w:hint="eastAsia"/>
+        </w:rPr>
+        <w:t>チャーチ、フィル</w:t>
+      </w:r>
+      <w:r>
+        <w:rPr>
+          <w:rFonts w:ascii="MS Mincho" w:eastAsia="MS Mincho" w:hAnsi="MS Mincho" w:cs="MS Mincho" w:hint="eastAsia"/>
+        </w:rPr>
+        <w:t>・</w:t>
+      </w:r>
+      <w:r>
+        <w:rPr>
+          <w:rFonts w:ascii="SimSun" w:hAnsi="SimSun" w:cs="SimSun" w:hint="eastAsia"/>
+        </w:rPr>
+        <w:t>ユーバンク（</w:t>
+      </w:r>
+      <w:r>
+        <w:rPr>
+          <w:rFonts w:hint="eastAsia"/>
+        </w:rPr>
+        <w:t>Phil</w:t>
+      </w:r>
+      <w:proofErr w:type="spellEnd"/>
+      <w:r>
+        <w:rPr>
+          <w:rFonts w:hint="eastAsia"/>
+        </w:rPr>
+        <w:t xml:space="preserve"> EuBank</w:t>
+      </w:r>
+      <w:r>
+        <w:rPr>
+          <w:rFonts w:hint="eastAsia"/>
+        </w:rPr>
+        <w:t>）</w:t>
+      </w:r>
+    </w:p>
+    <w:p>
+      <w:pPr>
+        <w:rPr>
+          <w:rFonts w:hint="eastAsia"/>
+        </w:rPr>
+      </w:pPr>
+    </w:p>
+    <w:p>
+      <w:pPr>
+        <w:rPr>
+          <w:rFonts w:hint="eastAsia"/>
+        </w:rPr>
+      </w:pPr>
+      <w:r>
+        <w:rPr>
+          <w:rFonts w:hint="eastAsia"/>
+        </w:rPr>
+        <w:lastRenderedPageBreak/>
+        <w:t>AI</w:t>
+      </w:r>
+      <w:r>
+        <w:rPr>
+          <w:rFonts w:hint="eastAsia"/>
+        </w:rPr>
+        <w:t>時代における人間と「不安の無限ループ」という問題について。</w:t>
+      </w:r>
+      <w:r>
+        <w:rPr>
+          <w:rFonts w:hint="eastAsia"/>
+        </w:rPr>
+        <w:t>AI</w:t>
+      </w:r>
+      <w:r>
+        <w:rPr>
+          <w:rFonts w:hint="eastAsia"/>
+        </w:rPr>
+        <w:t>時代には、欠陥のある論理に基づいたアルゴリズムが人間の思考を支配しています。真の平安は、聖霊と神から来るものです。クリスチャンは、アルゴリズムに支配された世界から、霊に導かれる世界へと変革（メタモルフォーゼ）しなければなりません。</w:t>
       </w:r>
       <w:r>
         <w:rPr>
@@ -3236,7 +4258,7 @@
         <w:rPr>
           <w:rFonts w:hint="eastAsia"/>
         </w:rPr>
-        <w:t>在每週</w:t>
+        <w:t>週に</w:t>
       </w:r>
       <w:r>
         <w:rPr>
@@ -3248,7 +4270,7 @@
         <w:rPr>
           <w:rFonts w:hint="eastAsia"/>
         </w:rPr>
-        <w:t>小時的清醒時間裡，我們只花</w:t>
+        <w:t>時間のうち、私たちは</w:t>
       </w:r>
       <w:r>
         <w:rPr>
@@ -3260,7 +4282,7 @@
         <w:rPr>
           <w:rFonts w:hint="eastAsia"/>
         </w:rPr>
-        <w:t>小時進行主日敬拜，其餘</w:t>
+        <w:t>時間を日曜礼拝に費やし、残りの</w:t>
       </w:r>
       <w:r>
         <w:rPr>
@@ -3272,7 +4294,7 @@
         <w:rPr>
           <w:rFonts w:hint="eastAsia"/>
         </w:rPr>
-        <w:t>小時則沉浸在</w:t>
+        <w:t>時間を</w:t>
       </w:r>
       <w:r>
         <w:rPr>
@@ -3284,7 +4306,7 @@
         <w:rPr>
           <w:rFonts w:hint="eastAsia"/>
         </w:rPr>
-        <w:t>演算法的世界中（如</w:t>
+        <w:t>アルゴリズム（</w:t>
       </w:r>
       <w:r>
         <w:rPr>
@@ -3314,44 +4336,299 @@
         <w:rPr>
           <w:rFonts w:hint="eastAsia"/>
         </w:rPr>
-        <w:t xml:space="preserve">Anthropic </w:t>
+        <w:t>Anthropic Claude</w:t>
+      </w:r>
+      <w:r>
+        <w:rPr>
+          <w:rFonts w:hint="eastAsia"/>
+        </w:rPr>
+        <w:t>、</w:t>
+      </w:r>
+      <w:r>
+        <w:rPr>
+          <w:rFonts w:hint="eastAsia"/>
+        </w:rPr>
+        <w:t>Instagram</w:t>
+      </w:r>
+      <w:r>
+        <w:rPr>
+          <w:rFonts w:hint="eastAsia"/>
+        </w:rPr>
+        <w:t>、</w:t>
+      </w:r>
+      <w:r>
+        <w:rPr>
+          <w:rFonts w:hint="eastAsia"/>
+        </w:rPr>
+        <w:t>YouTube</w:t>
+      </w:r>
+      <w:r>
+        <w:rPr>
+          <w:rFonts w:hint="eastAsia"/>
+        </w:rPr>
+        <w:t>、</w:t>
+      </w:r>
+      <w:r>
+        <w:rPr>
+          <w:rFonts w:hint="eastAsia"/>
+        </w:rPr>
+        <w:t>Google</w:t>
+      </w:r>
+      <w:r>
+        <w:rPr>
+          <w:rFonts w:hint="eastAsia"/>
+        </w:rPr>
+        <w:t>、</w:t>
+      </w:r>
+      <w:r>
+        <w:rPr>
+          <w:rFonts w:hint="eastAsia"/>
+        </w:rPr>
+        <w:t>Facebook</w:t>
+      </w:r>
+      <w:r>
+        <w:rPr>
+          <w:rFonts w:hint="eastAsia"/>
+        </w:rPr>
+        <w:t>、</w:t>
+      </w:r>
+      <w:r>
+        <w:rPr>
+          <w:rFonts w:hint="eastAsia"/>
+        </w:rPr>
+        <w:t>ChatGPT</w:t>
+      </w:r>
+      <w:r>
+        <w:rPr>
+          <w:rFonts w:hint="eastAsia"/>
+        </w:rPr>
+        <w:t>、</w:t>
+      </w:r>
+      <w:r>
+        <w:rPr>
+          <w:rFonts w:hint="eastAsia"/>
+        </w:rPr>
+        <w:t>Gemini</w:t>
+      </w:r>
+      <w:r>
+        <w:rPr>
+          <w:rFonts w:hint="eastAsia"/>
+        </w:rPr>
+        <w:t>など）の中で過ごしています。</w:t>
+      </w:r>
+    </w:p>
+    <w:p>
+      <w:pPr>
+        <w:rPr>
+          <w:rFonts w:hint="eastAsia"/>
+        </w:rPr>
+      </w:pPr>
+      <w:r>
+        <w:rPr>
+          <w:rFonts w:hint="eastAsia"/>
+        </w:rPr>
+        <w:t xml:space="preserve">2. </w:t>
       </w:r>
       <w:proofErr w:type="spellStart"/>
       <w:r>
         <w:rPr>
           <w:rFonts w:hint="eastAsia"/>
         </w:rPr>
-        <w:t>Claude</w:t>
-      </w:r>
-      <w:r>
-        <w:rPr>
-          <w:rFonts w:hint="eastAsia"/>
-        </w:rPr>
-        <w:t>、</w:t>
-      </w:r>
-      <w:r>
-        <w:rPr>
-          <w:rFonts w:hint="eastAsia"/>
-        </w:rPr>
-        <w:t>Instagram</w:t>
-      </w:r>
-      <w:r>
-        <w:rPr>
-          <w:rFonts w:hint="eastAsia"/>
-        </w:rPr>
-        <w:t>、</w:t>
-      </w:r>
-      <w:r>
-        <w:rPr>
-          <w:rFonts w:hint="eastAsia"/>
-        </w:rPr>
-        <w:t>YouTube</w:t>
-      </w:r>
-      <w:r>
-        <w:rPr>
-          <w:rFonts w:hint="eastAsia"/>
-        </w:rPr>
-        <w:t>、</w:t>
+        <w:t>先週は、</w:t>
+      </w:r>
+      <w:r>
+        <w:rPr>
+          <w:rFonts w:hint="eastAsia"/>
+        </w:rPr>
+        <w:t>AWE</w:t>
+      </w:r>
+      <w:r>
+        <w:rPr>
+          <w:rFonts w:hint="eastAsia"/>
+        </w:rPr>
+        <w:t>（</w:t>
+      </w:r>
+      <w:r>
+        <w:rPr>
+          <w:rFonts w:hint="eastAsia"/>
+        </w:rPr>
+        <w:t>Augmented</w:t>
+      </w:r>
+      <w:proofErr w:type="spellEnd"/>
+      <w:r>
+        <w:rPr>
+          <w:rFonts w:hint="eastAsia"/>
+        </w:rPr>
+        <w:t xml:space="preserve"> World Expo</w:t>
+      </w:r>
+      <w:r>
+        <w:rPr>
+          <w:rFonts w:hint="eastAsia"/>
+        </w:rPr>
+        <w:t>）が扱う</w:t>
+      </w:r>
+      <w:r>
+        <w:rPr>
+          <w:rFonts w:hint="eastAsia"/>
+        </w:rPr>
+        <w:t>AR</w:t>
+      </w:r>
+      <w:r>
+        <w:rPr>
+          <w:rFonts w:hint="eastAsia"/>
+        </w:rPr>
+        <w:t>（拡張現実）、</w:t>
+      </w:r>
+      <w:r>
+        <w:rPr>
+          <w:rFonts w:hint="eastAsia"/>
+        </w:rPr>
+        <w:t>VR</w:t>
+      </w:r>
+      <w:r>
+        <w:rPr>
+          <w:rFonts w:hint="eastAsia"/>
+        </w:rPr>
+        <w:t>（仮想現実）、</w:t>
+      </w:r>
+      <w:r>
+        <w:rPr>
+          <w:rFonts w:hint="eastAsia"/>
+        </w:rPr>
+        <w:t>MR</w:t>
+      </w:r>
+      <w:r>
+        <w:rPr>
+          <w:rFonts w:hint="eastAsia"/>
+        </w:rPr>
+        <w:t>（複合現実）といった業界の概念について話しました。今週は「</w:t>
+      </w:r>
+      <w:r>
+        <w:rPr>
+          <w:rFonts w:hint="eastAsia"/>
+        </w:rPr>
+        <w:t>AI</w:t>
+      </w:r>
+      <w:r>
+        <w:rPr>
+          <w:rFonts w:hint="eastAsia"/>
+        </w:rPr>
+        <w:t>エージェンシー（</w:t>
+      </w:r>
+      <w:r>
+        <w:rPr>
+          <w:rFonts w:hint="eastAsia"/>
+        </w:rPr>
+        <w:t>AI</w:t>
+      </w:r>
+      <w:r>
+        <w:rPr>
+          <w:rFonts w:hint="eastAsia"/>
+        </w:rPr>
+        <w:t>による主体性）」について取り上げます。私たちは「</w:t>
+      </w:r>
+      <w:r>
+        <w:rPr>
+          <w:rFonts w:hint="eastAsia"/>
+        </w:rPr>
+        <w:t>AI</w:t>
+      </w:r>
+      <w:r>
+        <w:rPr>
+          <w:rFonts w:hint="eastAsia"/>
+        </w:rPr>
+        <w:t>エージェンシー」に身を委ねるか、あるいは「</w:t>
+      </w:r>
+      <w:r>
+        <w:rPr>
+          <w:rFonts w:hint="eastAsia"/>
+        </w:rPr>
+        <w:t>AI</w:t>
+      </w:r>
+      <w:r>
+        <w:rPr>
+          <w:rFonts w:hint="eastAsia"/>
+        </w:rPr>
+        <w:t>そのもの」に屈服するかのどちらかになるでしょう。</w:t>
+      </w:r>
+      <w:r>
+        <w:rPr>
+          <w:rFonts w:hint="eastAsia"/>
+        </w:rPr>
+        <w:t>AI</w:t>
+      </w:r>
+      <w:r>
+        <w:rPr>
+          <w:rFonts w:hint="eastAsia"/>
+        </w:rPr>
+        <w:t>エージェントがあなたに代わって行動するようになるからです。</w:t>
+      </w:r>
+    </w:p>
+    <w:p>
+      <w:pPr>
+        <w:rPr>
+          <w:rFonts w:hint="eastAsia"/>
+        </w:rPr>
+      </w:pPr>
+      <w:r>
+        <w:rPr>
+          <w:rFonts w:hint="eastAsia"/>
+        </w:rPr>
+        <w:t>3. MIT</w:t>
+      </w:r>
+      <w:r>
+        <w:rPr>
+          <w:rFonts w:hint="eastAsia"/>
+        </w:rPr>
+        <w:t>メディアラボでは、エッセイ（小論文）を書く</w:t>
+      </w:r>
+      <w:r>
+        <w:rPr>
+          <w:rFonts w:hint="eastAsia"/>
+        </w:rPr>
+        <w:t>3</w:t>
+      </w:r>
+      <w:r>
+        <w:rPr>
+          <w:rFonts w:hint="eastAsia"/>
+        </w:rPr>
+        <w:t>つのグループによる実験が行われました。第</w:t>
+      </w:r>
+      <w:r>
+        <w:rPr>
+          <w:rFonts w:hint="eastAsia"/>
+        </w:rPr>
+        <w:t>1</w:t>
+      </w:r>
+      <w:r>
+        <w:rPr>
+          <w:rFonts w:hint="eastAsia"/>
+        </w:rPr>
+        <w:t>グループは</w:t>
+      </w:r>
+      <w:r>
+        <w:rPr>
+          <w:rFonts w:hint="eastAsia"/>
+        </w:rPr>
+        <w:t>ChatGPT</w:t>
+      </w:r>
+      <w:r>
+        <w:rPr>
+          <w:rFonts w:hint="eastAsia"/>
+        </w:rPr>
+        <w:t>を使い、第</w:t>
+      </w:r>
+      <w:r>
+        <w:rPr>
+          <w:rFonts w:hint="eastAsia"/>
+        </w:rPr>
+        <w:t>2</w:t>
+      </w:r>
+      <w:r>
+        <w:rPr>
+          <w:rFonts w:hint="eastAsia"/>
+        </w:rPr>
+        <w:t>グループは</w:t>
       </w:r>
       <w:r>
         <w:rPr>
@@ -3363,19 +4640,19 @@
         <w:rPr>
           <w:rFonts w:hint="eastAsia"/>
         </w:rPr>
-        <w:t>、</w:t>
-      </w:r>
-      <w:r>
-        <w:rPr>
-          <w:rFonts w:hint="eastAsia"/>
-        </w:rPr>
-        <w:t>Facebook</w:t>
-      </w:r>
-      <w:r>
-        <w:rPr>
-          <w:rFonts w:hint="eastAsia"/>
-        </w:rPr>
-        <w:t>、</w:t>
+        <w:t>検索エンジンを使い、第</w:t>
+      </w:r>
+      <w:r>
+        <w:rPr>
+          <w:rFonts w:hint="eastAsia"/>
+        </w:rPr>
+        <w:t>3</w:t>
+      </w:r>
+      <w:r>
+        <w:rPr>
+          <w:rFonts w:hint="eastAsia"/>
+        </w:rPr>
+        <w:t>グループは自らの頭脳を使って執筆しました。その結果、</w:t>
       </w:r>
       <w:r>
         <w:rPr>
@@ -3387,93 +4664,145 @@
         <w:rPr>
           <w:rFonts w:hint="eastAsia"/>
         </w:rPr>
-        <w:t>、</w:t>
-      </w:r>
-      <w:r>
-        <w:rPr>
-          <w:rFonts w:hint="eastAsia"/>
-        </w:rPr>
-        <w:t>Gemini</w:t>
-      </w:r>
-      <w:r>
-        <w:rPr>
-          <w:rFonts w:hint="eastAsia"/>
-        </w:rPr>
-        <w:t>等</w:t>
+        <w:t>を使ったグループの脳活動が最も低く、</w:t>
+      </w:r>
+      <w:r>
+        <w:rPr>
+          <w:rFonts w:hint="eastAsia"/>
+        </w:rPr>
+        <w:t>Google</w:t>
+      </w:r>
+      <w:r>
+        <w:rPr>
+          <w:rFonts w:hint="eastAsia"/>
+        </w:rPr>
+        <w:t>検索を使ったグループが中間、そして自らの頭脳を使ったグループが最も活発な脳活動を示しました。もし私たちが</w:t>
+      </w:r>
+      <w:r>
+        <w:rPr>
+          <w:rFonts w:hint="eastAsia"/>
+        </w:rPr>
+        <w:t>AI</w:t>
+      </w:r>
+      <w:r>
+        <w:rPr>
+          <w:rFonts w:hint="eastAsia"/>
+        </w:rPr>
+        <w:t>やアルゴリズムに頼りすぎれば、最終的には</w:t>
+      </w:r>
+      <w:r>
+        <w:rPr>
+          <w:rFonts w:hint="eastAsia"/>
+        </w:rPr>
+        <w:t>AI</w:t>
+      </w:r>
+      <w:r>
+        <w:rPr>
+          <w:rFonts w:hint="eastAsia"/>
+        </w:rPr>
+        <w:t>エージェンシーや</w:t>
+      </w:r>
+      <w:r>
+        <w:rPr>
+          <w:rFonts w:hint="eastAsia"/>
+        </w:rPr>
+        <w:t>AI</w:t>
+      </w:r>
+      <w:r>
+        <w:rPr>
+          <w:rFonts w:hint="eastAsia"/>
+        </w:rPr>
+        <w:t>そのものに身を委ね、屈服することになってしまうでしょう。</w:t>
+      </w:r>
+    </w:p>
+    <w:p>
+      <w:pPr>
+        <w:rPr>
+          <w:rFonts w:hint="eastAsia"/>
+        </w:rPr>
+      </w:pPr>
+      <w:r>
+        <w:rPr>
+          <w:rFonts w:hint="eastAsia"/>
+        </w:rPr>
+        <w:t xml:space="preserve">4. </w:t>
+      </w:r>
+      <w:proofErr w:type="spellStart"/>
+      <w:r>
+        <w:rPr>
+          <w:rFonts w:hint="eastAsia"/>
+        </w:rPr>
+        <w:t>ローマ人への手紙</w:t>
       </w:r>
       <w:proofErr w:type="spellEnd"/>
       <w:r>
         <w:rPr>
           <w:rFonts w:hint="eastAsia"/>
         </w:rPr>
-        <w:t>）。</w:t>
-      </w:r>
-    </w:p>
-    <w:p>
-      <w:pPr>
-        <w:rPr>
-          <w:rFonts w:hint="eastAsia"/>
-        </w:rPr>
-      </w:pPr>
-      <w:r>
-        <w:rPr>
-          <w:rFonts w:hint="eastAsia"/>
-        </w:rPr>
-        <w:t xml:space="preserve">2. </w:t>
-      </w:r>
-      <w:r>
-        <w:rPr>
-          <w:rFonts w:hint="eastAsia"/>
-        </w:rPr>
-        <w:t>上週，我們探討了</w:t>
-      </w:r>
-      <w:r>
-        <w:rPr>
-          <w:rFonts w:hint="eastAsia"/>
-        </w:rPr>
-        <w:t>AWE</w:t>
-      </w:r>
-      <w:r>
-        <w:rPr>
-          <w:rFonts w:hint="eastAsia"/>
-        </w:rPr>
-        <w:t>（增強世界博覽會）所代表的</w:t>
-      </w:r>
-      <w:r>
-        <w:rPr>
-          <w:rFonts w:hint="eastAsia"/>
-        </w:rPr>
-        <w:t>AR</w:t>
-      </w:r>
-      <w:r>
-        <w:rPr>
-          <w:rFonts w:hint="eastAsia"/>
-        </w:rPr>
-        <w:t>（擴增實境）、</w:t>
-      </w:r>
-      <w:r>
-        <w:rPr>
-          <w:rFonts w:hint="eastAsia"/>
-        </w:rPr>
-        <w:t>VR</w:t>
-      </w:r>
-      <w:r>
-        <w:rPr>
-          <w:rFonts w:hint="eastAsia"/>
-        </w:rPr>
-        <w:t>（虛擬實境）和混合實境（</w:t>
-      </w:r>
-      <w:r>
-        <w:rPr>
-          <w:rFonts w:hint="eastAsia"/>
-        </w:rPr>
-        <w:t>MR</w:t>
-      </w:r>
-      <w:r>
-        <w:rPr>
-          <w:rFonts w:hint="eastAsia"/>
-        </w:rPr>
-        <w:t>）產業。本週，我們要討論的是「</w:t>
+        <w:t xml:space="preserve"> 12</w:t>
+      </w:r>
+      <w:r>
+        <w:rPr>
+          <w:rFonts w:hint="eastAsia"/>
+        </w:rPr>
+        <w:t>章</w:t>
+      </w:r>
+      <w:r>
+        <w:rPr>
+          <w:rFonts w:hint="eastAsia"/>
+        </w:rPr>
+        <w:t>1</w:t>
+      </w:r>
+      <w:r>
+        <w:rPr>
+          <w:rFonts w:hint="eastAsia"/>
+        </w:rPr>
+        <w:t>節：クリスチャンは、日々の生活のすべてを、礼拝の行為として神に捧げるべきです。</w:t>
+      </w:r>
+    </w:p>
+    <w:p>
+      <w:pPr>
+        <w:rPr>
+          <w:rFonts w:hint="eastAsia"/>
+        </w:rPr>
+      </w:pPr>
+      <w:r>
+        <w:rPr>
+          <w:rFonts w:hint="eastAsia"/>
+        </w:rPr>
+        <w:t xml:space="preserve">5. </w:t>
+      </w:r>
+      <w:proofErr w:type="spellStart"/>
+      <w:r>
+        <w:rPr>
+          <w:rFonts w:hint="eastAsia"/>
+        </w:rPr>
+        <w:t>ローマ人への手紙</w:t>
+      </w:r>
+      <w:proofErr w:type="spellEnd"/>
+      <w:r>
+        <w:rPr>
+          <w:rFonts w:hint="eastAsia"/>
+        </w:rPr>
+        <w:t xml:space="preserve"> 12</w:t>
+      </w:r>
+      <w:r>
+        <w:rPr>
+          <w:rFonts w:hint="eastAsia"/>
+        </w:rPr>
+        <w:t>章</w:t>
+      </w:r>
+      <w:r>
+        <w:rPr>
+          <w:rFonts w:hint="eastAsia"/>
+        </w:rPr>
+        <w:t>2</w:t>
+      </w:r>
+      <w:r>
+        <w:rPr>
+          <w:rFonts w:hint="eastAsia"/>
+        </w:rPr>
+        <w:t>節：芋虫が蝶へと変わる「完全変態」のように、クリスチャンもまた、</w:t>
       </w:r>
       <w:r>
         <w:rPr>
@@ -3485,26 +4814,52 @@
         <w:rPr>
           <w:rFonts w:hint="eastAsia"/>
         </w:rPr>
-        <w:t>代理」（</w:t>
-      </w:r>
-      <w:r>
-        <w:rPr>
-          <w:rFonts w:hint="eastAsia"/>
-        </w:rPr>
-        <w:t xml:space="preserve">AI </w:t>
+        <w:t>やアルゴリズムの世界を「聖霊の世界」へと変革（メタモルフォーゼ）させるべきです。</w:t>
+      </w:r>
+    </w:p>
+    <w:p>
+      <w:pPr>
+        <w:rPr>
+          <w:rFonts w:hint="eastAsia"/>
+        </w:rPr>
+      </w:pPr>
+      <w:r>
+        <w:rPr>
+          <w:rFonts w:hint="eastAsia"/>
+        </w:rPr>
+        <w:t xml:space="preserve">6. </w:t>
       </w:r>
       <w:proofErr w:type="spellStart"/>
       <w:r>
         <w:rPr>
           <w:rFonts w:hint="eastAsia"/>
         </w:rPr>
-        <w:t>Agency</w:t>
-      </w:r>
-      <w:r>
-        <w:rPr>
-          <w:rFonts w:hint="eastAsia"/>
-        </w:rPr>
-        <w:t>）的概念。我們最終將面臨抉擇：是屈服於</w:t>
+        <w:t>コリント人への手紙第二</w:t>
+      </w:r>
+      <w:proofErr w:type="spellEnd"/>
+      <w:r>
+        <w:rPr>
+          <w:rFonts w:hint="eastAsia"/>
+        </w:rPr>
+        <w:t xml:space="preserve"> 10</w:t>
+      </w:r>
+      <w:r>
+        <w:rPr>
+          <w:rFonts w:hint="eastAsia"/>
+        </w:rPr>
+        <w:t>章</w:t>
+      </w:r>
+      <w:r>
+        <w:rPr>
+          <w:rFonts w:hint="eastAsia"/>
+        </w:rPr>
+        <w:t>5-6</w:t>
+      </w:r>
+      <w:r>
+        <w:rPr>
+          <w:rFonts w:hint="eastAsia"/>
+        </w:rPr>
+        <w:t>節：日々の生活を神に捧げ、神の言葉に反する議論を退けましょう。私たちは</w:t>
       </w:r>
       <w:r>
         <w:rPr>
@@ -3516,7 +4871,98 @@
         <w:rPr>
           <w:rFonts w:hint="eastAsia"/>
         </w:rPr>
-        <w:t>代理，還是屈服於</w:t>
+        <w:t>エージェンシーに頼るのをやめ、他の人々と共に集い、対話するのです。これこそが、神が私たちに与えてくださった人生です。</w:t>
+      </w:r>
+    </w:p>
+    <w:p>
+      <w:pPr>
+        <w:rPr>
+          <w:rFonts w:hint="eastAsia"/>
+        </w:rPr>
+      </w:pPr>
+      <w:r>
+        <w:rPr>
+          <w:rFonts w:hint="eastAsia"/>
+        </w:rPr>
+        <w:t xml:space="preserve">8. </w:t>
+      </w:r>
+      <w:proofErr w:type="spellStart"/>
+      <w:r>
+        <w:rPr>
+          <w:rFonts w:hint="eastAsia"/>
+        </w:rPr>
+        <w:t>エステル記</w:t>
+      </w:r>
+      <w:proofErr w:type="spellEnd"/>
+      <w:r>
+        <w:rPr>
+          <w:rFonts w:hint="eastAsia"/>
+        </w:rPr>
+        <w:t xml:space="preserve"> 4</w:t>
+      </w:r>
+      <w:r>
+        <w:rPr>
+          <w:rFonts w:hint="eastAsia"/>
+        </w:rPr>
+        <w:t>章</w:t>
+      </w:r>
+      <w:r>
+        <w:rPr>
+          <w:rFonts w:hint="eastAsia"/>
+        </w:rPr>
+        <w:t>14</w:t>
+      </w:r>
+      <w:r>
+        <w:rPr>
+          <w:rFonts w:hint="eastAsia"/>
+        </w:rPr>
+        <w:t>節：神は人間の責任をも統治しておられます。</w:t>
+      </w:r>
+    </w:p>
+    <w:p>
+      <w:pPr>
+        <w:rPr>
+          <w:rFonts w:hint="eastAsia"/>
+        </w:rPr>
+      </w:pPr>
+      <w:r>
+        <w:rPr>
+          <w:rFonts w:hint="eastAsia"/>
+        </w:rPr>
+        <w:t xml:space="preserve">9. </w:t>
+      </w:r>
+      <w:proofErr w:type="spellStart"/>
+      <w:r>
+        <w:rPr>
+          <w:rFonts w:hint="eastAsia"/>
+        </w:rPr>
+        <w:t>結論（具体的な行動</w:t>
+      </w:r>
+      <w:proofErr w:type="spellEnd"/>
+      <w:r>
+        <w:rPr>
+          <w:rFonts w:hint="eastAsia"/>
+        </w:rPr>
+        <w:t>）：</w:t>
+      </w:r>
+    </w:p>
+    <w:p>
+      <w:pPr>
+        <w:rPr>
+          <w:rFonts w:hint="eastAsia"/>
+        </w:rPr>
+      </w:pPr>
+      <w:r>
+        <w:rPr>
+          <w:rFonts w:hint="eastAsia"/>
+        </w:rPr>
+        <w:t>a. 30</w:t>
+      </w:r>
+      <w:r>
+        <w:rPr>
+          <w:rFonts w:hint="eastAsia"/>
+        </w:rPr>
+        <w:t>日間、「</w:t>
       </w:r>
       <w:r>
         <w:rPr>
@@ -3528,1557 +4974,119 @@
         <w:rPr>
           <w:rFonts w:hint="eastAsia"/>
         </w:rPr>
-        <w:t>本身？因為</w:t>
-      </w:r>
-      <w:r>
-        <w:rPr>
-          <w:rFonts w:hint="eastAsia"/>
-        </w:rPr>
-        <w:t>AI</w:t>
-      </w:r>
-      <w:r>
-        <w:rPr>
-          <w:rFonts w:hint="eastAsia"/>
-        </w:rPr>
-        <w:t>代理將代表我們行事</w:t>
+        <w:t>エージェンシー」への依存をリセットし、「神のエージェンシー（イエス</w:t>
+      </w:r>
+      <w:r>
+        <w:rPr>
+          <w:rFonts w:ascii="MS Mincho" w:eastAsia="MS Mincho" w:hAnsi="MS Mincho" w:cs="MS Mincho" w:hint="eastAsia"/>
+        </w:rPr>
+        <w:t>・</w:t>
+      </w:r>
+      <w:r>
+        <w:rPr>
+          <w:rFonts w:ascii="SimSun" w:hAnsi="SimSun" w:cs="SimSun" w:hint="eastAsia"/>
+        </w:rPr>
+        <w:t>キリスト）」へと切り替えて、どのような結果になるかを見届けましょう。</w:t>
+      </w:r>
+    </w:p>
+    <w:p>
+      <w:pPr>
+        <w:rPr>
+          <w:rFonts w:hint="eastAsia"/>
+        </w:rPr>
+      </w:pPr>
+      <w:r>
+        <w:rPr>
+          <w:rFonts w:hint="eastAsia"/>
+        </w:rPr>
+        <w:t xml:space="preserve">b. </w:t>
+      </w:r>
+      <w:r>
+        <w:rPr>
+          <w:rFonts w:hint="eastAsia"/>
+        </w:rPr>
+        <w:t>「</w:t>
+      </w:r>
+      <w:proofErr w:type="spellStart"/>
+      <w:r>
+        <w:rPr>
+          <w:rFonts w:hint="eastAsia"/>
+        </w:rPr>
+        <w:t>神のエージェンシ</w:t>
       </w:r>
       <w:proofErr w:type="spellEnd"/>
       <w:r>
         <w:rPr>
           <w:rFonts w:hint="eastAsia"/>
         </w:rPr>
+        <w:t>ー」</w:t>
+      </w:r>
+      <w:proofErr w:type="spellStart"/>
+      <w:r>
+        <w:rPr>
+          <w:rFonts w:hint="eastAsia"/>
+        </w:rPr>
+        <w:t>からの限りない呼びかけに応えましょう</w:t>
+      </w:r>
+      <w:proofErr w:type="spellEnd"/>
+      <w:r>
+        <w:rPr>
+          <w:rFonts w:hint="eastAsia"/>
+        </w:rPr>
         <w:t>。</w:t>
       </w:r>
     </w:p>
     <w:p>
-      <w:pPr>
-        <w:rPr>
-          <w:rFonts w:hint="eastAsia"/>
-        </w:rPr>
-      </w:pPr>
-      <w:r>
-        <w:rPr>
-          <w:rFonts w:hint="eastAsia"/>
-        </w:rPr>
-        <w:t xml:space="preserve">3. </w:t>
-      </w:r>
-      <w:r>
-        <w:rPr>
-          <w:rFonts w:hint="eastAsia"/>
-        </w:rPr>
-        <w:t>麻省理工學院（</w:t>
-      </w:r>
-      <w:r>
-        <w:rPr>
-          <w:rFonts w:hint="eastAsia"/>
-        </w:rPr>
-        <w:t>MIT</w:t>
-      </w:r>
-      <w:r>
-        <w:rPr>
-          <w:rFonts w:hint="eastAsia"/>
-        </w:rPr>
-        <w:t>）媒體實驗室曾進行一項寫作實驗，將參與者分為三組：第一組使用</w:t>
-      </w:r>
-      <w:r>
-        <w:rPr>
-          <w:rFonts w:hint="eastAsia"/>
-        </w:rPr>
-        <w:t>ChatGPT</w:t>
-      </w:r>
-      <w:r>
-        <w:rPr>
-          <w:rFonts w:hint="eastAsia"/>
-        </w:rPr>
-        <w:t>寫作，第二組使用</w:t>
-      </w:r>
-      <w:r>
-        <w:rPr>
-          <w:rFonts w:hint="eastAsia"/>
-        </w:rPr>
-        <w:t>Google</w:t>
-      </w:r>
-      <w:r>
-        <w:rPr>
-          <w:rFonts w:hint="eastAsia"/>
-        </w:rPr>
-        <w:t>搜尋引擎輔助寫作，第三組則完全依靠自己的大腦思考寫作。結果顯示：</w:t>
-      </w:r>
-      <w:r>
-        <w:rPr>
-          <w:rFonts w:hint="eastAsia"/>
-        </w:rPr>
-        <w:t>ChatGPT</w:t>
-      </w:r>
-      <w:r>
-        <w:rPr>
-          <w:rFonts w:hint="eastAsia"/>
-        </w:rPr>
-        <w:t>組的大腦活動最弱，</w:t>
-      </w:r>
-      <w:r>
-        <w:rPr>
-          <w:rFonts w:hint="eastAsia"/>
-        </w:rPr>
-        <w:t>Google</w:t>
-      </w:r>
-      <w:r>
-        <w:rPr>
-          <w:rFonts w:hint="eastAsia"/>
-        </w:rPr>
-        <w:t>搜尋組居中，而依賴大腦思考的組別大腦活動最強。如果我們過度依賴</w:t>
-      </w:r>
-      <w:r>
-        <w:rPr>
-          <w:rFonts w:hint="eastAsia"/>
-        </w:rPr>
-        <w:t>AI</w:t>
-      </w:r>
-      <w:r>
-        <w:rPr>
-          <w:rFonts w:hint="eastAsia"/>
-        </w:rPr>
-        <w:t>或演算法，最終結果將是屈服於</w:t>
-      </w:r>
-      <w:r>
-        <w:rPr>
-          <w:rFonts w:hint="eastAsia"/>
-        </w:rPr>
-        <w:t>AI</w:t>
-      </w:r>
-      <w:r>
-        <w:rPr>
-          <w:rFonts w:hint="eastAsia"/>
-        </w:rPr>
-        <w:t>代理或</w:t>
-      </w:r>
-      <w:r>
-        <w:rPr>
-          <w:rFonts w:hint="eastAsia"/>
-        </w:rPr>
-        <w:t>AI</w:t>
-      </w:r>
-      <w:r>
-        <w:rPr>
-          <w:rFonts w:hint="eastAsia"/>
-        </w:rPr>
-        <w:t>本身。</w:t>
-      </w:r>
-    </w:p>
-    <w:p>
-      <w:pPr>
-        <w:rPr>
-          <w:rFonts w:hint="eastAsia"/>
-        </w:rPr>
-      </w:pPr>
-      <w:r>
-        <w:rPr>
-          <w:rFonts w:hint="eastAsia"/>
-        </w:rPr>
-        <w:t xml:space="preserve">4. </w:t>
+      <w:r>
+        <w:rPr>
+          <w:rFonts w:hint="eastAsia"/>
+        </w:rPr>
+        <w:t xml:space="preserve">c. </w:t>
       </w:r>
       <w:proofErr w:type="spellStart"/>
       <w:r>
         <w:rPr>
           <w:rFonts w:hint="eastAsia"/>
         </w:rPr>
-        <w:t>羅馬書</w:t>
+        <w:t>友人や家族などにも</w:t>
       </w:r>
       <w:proofErr w:type="spellEnd"/>
       <w:r>
         <w:rPr>
           <w:rFonts w:hint="eastAsia"/>
         </w:rPr>
-        <w:t xml:space="preserve"> 12:1</w:t>
-      </w:r>
-      <w:r>
-        <w:rPr>
-          <w:rFonts w:hint="eastAsia"/>
-        </w:rPr>
-        <w:t>：基督徒應將自己日常生活的各個面向奉獻給神，以此作為一種敬拜。</w:t>
-      </w:r>
-    </w:p>
-    <w:p>
-      <w:pPr>
-        <w:rPr>
-          <w:rFonts w:hint="eastAsia"/>
-        </w:rPr>
-      </w:pPr>
-      <w:r>
-        <w:rPr>
-          <w:rFonts w:hint="eastAsia"/>
-        </w:rPr>
-        <w:t xml:space="preserve">5. </w:t>
+        <w:t>、「</w:t>
       </w:r>
       <w:proofErr w:type="spellStart"/>
       <w:r>
         <w:rPr>
           <w:rFonts w:hint="eastAsia"/>
         </w:rPr>
-        <w:t>羅馬書</w:t>
+        <w:t>神のエージェンシ</w:t>
       </w:r>
       <w:proofErr w:type="spellEnd"/>
       <w:r>
         <w:rPr>
           <w:rFonts w:hint="eastAsia"/>
         </w:rPr>
-        <w:t xml:space="preserve"> 12:2</w:t>
-      </w:r>
-      <w:r>
-        <w:rPr>
-          <w:rFonts w:hint="eastAsia"/>
-        </w:rPr>
-        <w:t>：毛毛蟲蛻變為蝴蝶是一個徹底的變態過程。基督徒應將</w:t>
-      </w:r>
-      <w:r>
-        <w:rPr>
-          <w:rFonts w:hint="eastAsia"/>
-        </w:rPr>
-        <w:t>AI</w:t>
-      </w:r>
-      <w:r>
-        <w:rPr>
-          <w:rFonts w:hint="eastAsia"/>
-        </w:rPr>
-        <w:t>與演算法主導的世界，轉化為屬靈的國度。</w:t>
-      </w:r>
-    </w:p>
-    <w:p>
-      <w:pPr>
-        <w:rPr>
-          <w:rFonts w:hint="eastAsia"/>
-        </w:rPr>
-      </w:pPr>
-      <w:r>
-        <w:rPr>
-          <w:rFonts w:hint="eastAsia"/>
-        </w:rPr>
-        <w:t xml:space="preserve">6. </w:t>
+        <w:t>ー」</w:t>
       </w:r>
       <w:proofErr w:type="spellStart"/>
       <w:r>
         <w:rPr>
           <w:rFonts w:hint="eastAsia"/>
         </w:rPr>
-        <w:t>哥林多後書</w:t>
+        <w:t>を用いるよう勧めてみましょう</w:t>
       </w:r>
       <w:proofErr w:type="spellEnd"/>
       <w:r>
         <w:rPr>
           <w:rFonts w:hint="eastAsia"/>
         </w:rPr>
-        <w:t xml:space="preserve"> 10:5-6</w:t>
-      </w:r>
-      <w:r>
-        <w:rPr>
-          <w:rFonts w:hint="eastAsia"/>
-        </w:rPr>
-        <w:t>：我們要破除那些抵擋神真理的論點，轉而順服神的話語。</w:t>
-      </w:r>
-    </w:p>
-    <w:p>
-      <w:pPr>
-        <w:rPr>
-          <w:rFonts w:hint="eastAsia"/>
-        </w:rPr>
-      </w:pPr>
-      <w:r>
-        <w:rPr>
-          <w:rFonts w:hint="eastAsia"/>
-        </w:rPr>
-        <w:t xml:space="preserve">7. </w:t>
-      </w:r>
-      <w:proofErr w:type="spellStart"/>
-      <w:r>
-        <w:rPr>
-          <w:rFonts w:hint="eastAsia"/>
-        </w:rPr>
-        <w:t>我們要放下對</w:t>
-      </w:r>
-      <w:r>
-        <w:rPr>
-          <w:rFonts w:hint="eastAsia"/>
-        </w:rPr>
-        <w:t>AI</w:t>
-      </w:r>
-      <w:r>
-        <w:rPr>
-          <w:rFonts w:hint="eastAsia"/>
-        </w:rPr>
-        <w:t>代理的依賴，轉而與他人面對面交流、探討。這才是神賜給我們的生活方式</w:t>
-      </w:r>
-      <w:proofErr w:type="spellEnd"/>
-      <w:r>
-        <w:rPr>
-          <w:rFonts w:hint="eastAsia"/>
-        </w:rPr>
         <w:t>。</w:t>
       </w:r>
     </w:p>
-    <w:p>
-      <w:pPr>
-        <w:rPr>
-          <w:rFonts w:hint="eastAsia"/>
-        </w:rPr>
-      </w:pPr>
-      <w:r>
-        <w:rPr>
-          <w:rFonts w:hint="eastAsia"/>
-        </w:rPr>
-        <w:t xml:space="preserve">8. </w:t>
-      </w:r>
-      <w:proofErr w:type="spellStart"/>
-      <w:r>
-        <w:rPr>
-          <w:rFonts w:hint="eastAsia"/>
-        </w:rPr>
-        <w:t>以斯帖記</w:t>
-      </w:r>
-      <w:proofErr w:type="spellEnd"/>
-      <w:r>
-        <w:rPr>
-          <w:rFonts w:hint="eastAsia"/>
-        </w:rPr>
-        <w:t xml:space="preserve"> 4:14</w:t>
-      </w:r>
-      <w:r>
-        <w:rPr>
-          <w:rFonts w:hint="eastAsia"/>
-        </w:rPr>
-        <w:t>：神掌管人類的責任。</w:t>
-      </w:r>
-    </w:p>
-    <w:p>
-      <w:pPr>
-        <w:rPr>
-          <w:rFonts w:hint="eastAsia"/>
-        </w:rPr>
-      </w:pPr>
-      <w:r>
-        <w:rPr>
-          <w:rFonts w:hint="eastAsia"/>
-        </w:rPr>
-        <w:t xml:space="preserve">9. </w:t>
-      </w:r>
-      <w:r>
-        <w:rPr>
-          <w:rFonts w:hint="eastAsia"/>
-        </w:rPr>
-        <w:t>結語：</w:t>
-      </w:r>
-    </w:p>
-    <w:p>
-      <w:pPr>
-        <w:rPr>
-          <w:rFonts w:hint="eastAsia"/>
-        </w:rPr>
-      </w:pPr>
-      <w:r>
-        <w:rPr>
-          <w:rFonts w:hint="eastAsia"/>
-        </w:rPr>
-        <w:t xml:space="preserve">a. </w:t>
-      </w:r>
-      <w:proofErr w:type="spellStart"/>
-      <w:r>
-        <w:rPr>
-          <w:rFonts w:hint="eastAsia"/>
-        </w:rPr>
-        <w:t>試著將「</w:t>
-      </w:r>
-      <w:r>
-        <w:rPr>
-          <w:rFonts w:hint="eastAsia"/>
-        </w:rPr>
-        <w:t>AI</w:t>
-      </w:r>
-      <w:r>
-        <w:rPr>
-          <w:rFonts w:hint="eastAsia"/>
-        </w:rPr>
-        <w:t>代理」重設為「神之代理</w:t>
-      </w:r>
-      <w:proofErr w:type="spellEnd"/>
-      <w:r>
-        <w:rPr>
-          <w:rFonts w:hint="eastAsia"/>
-        </w:rPr>
-        <w:t>」（</w:t>
-      </w:r>
-      <w:proofErr w:type="spellStart"/>
-      <w:r>
-        <w:rPr>
-          <w:rFonts w:hint="eastAsia"/>
-        </w:rPr>
-        <w:t>即耶穌</w:t>
-      </w:r>
-      <w:proofErr w:type="spellEnd"/>
-      <w:r>
-        <w:rPr>
-          <w:rFonts w:hint="eastAsia"/>
-        </w:rPr>
-        <w:t>），堅持</w:t>
-      </w:r>
-      <w:r>
-        <w:rPr>
-          <w:rFonts w:hint="eastAsia"/>
-        </w:rPr>
-        <w:t>30</w:t>
-      </w:r>
-      <w:r>
-        <w:rPr>
-          <w:rFonts w:hint="eastAsia"/>
-        </w:rPr>
-        <w:t>天，看看會有什麼結果。</w:t>
-      </w:r>
-    </w:p>
-    <w:p>
-      <w:pPr>
-        <w:rPr>
-          <w:rFonts w:hint="eastAsia"/>
-        </w:rPr>
-      </w:pPr>
-      <w:r>
-        <w:rPr>
-          <w:rFonts w:hint="eastAsia"/>
-        </w:rPr>
-        <w:t xml:space="preserve">b. </w:t>
-      </w:r>
-      <w:proofErr w:type="spellStart"/>
-      <w:r>
-        <w:rPr>
-          <w:rFonts w:hint="eastAsia"/>
-        </w:rPr>
-        <w:t>我們隨時都能接收來自「神之代理」的呼召</w:t>
-      </w:r>
-      <w:proofErr w:type="spellEnd"/>
-      <w:r>
-        <w:rPr>
-          <w:rFonts w:hint="eastAsia"/>
-        </w:rPr>
-        <w:t>。</w:t>
-      </w:r>
-    </w:p>
-    <w:p>
-      <w:r>
-        <w:rPr>
-          <w:rFonts w:hint="eastAsia"/>
-        </w:rPr>
-        <w:t xml:space="preserve">c. </w:t>
-      </w:r>
-      <w:proofErr w:type="spellStart"/>
-      <w:r>
-        <w:rPr>
-          <w:rFonts w:hint="eastAsia"/>
-        </w:rPr>
-        <w:t>邀請你的朋友、家人等也來使用「神之代理</w:t>
-      </w:r>
-      <w:proofErr w:type="spellEnd"/>
-      <w:r>
-        <w:rPr>
-          <w:rFonts w:hint="eastAsia"/>
-        </w:rPr>
-        <w:t>」。</w:t>
-      </w:r>
-    </w:p>
     <w:p/>
-    <w:p>
-      <w:r>
-        <w:t>===</w:t>
-      </w:r>
-    </w:p>
-    <w:p>
-      <w:pPr>
-        <w:rPr>
-          <w:rFonts w:hint="eastAsia"/>
-        </w:rPr>
-      </w:pPr>
-      <w:r>
-        <w:rPr>
-          <w:rFonts w:hint="eastAsia"/>
-        </w:rPr>
-        <w:t>2026</w:t>
-      </w:r>
-      <w:r>
-        <w:rPr>
-          <w:rFonts w:hint="eastAsia"/>
-        </w:rPr>
-        <w:t>年</w:t>
-      </w:r>
-      <w:r>
-        <w:rPr>
-          <w:rFonts w:hint="eastAsia"/>
-        </w:rPr>
-        <w:t>6</w:t>
-      </w:r>
-      <w:r>
-        <w:rPr>
-          <w:rFonts w:hint="eastAsia"/>
-        </w:rPr>
-        <w:t>月</w:t>
-      </w:r>
-      <w:r>
-        <w:rPr>
-          <w:rFonts w:hint="eastAsia"/>
-        </w:rPr>
-        <w:t>6</w:t>
-      </w:r>
-      <w:r>
-        <w:rPr>
-          <w:rFonts w:hint="eastAsia"/>
-        </w:rPr>
-        <w:t>日、メンロ</w:t>
-      </w:r>
-      <w:r>
-        <w:rPr>
-          <w:rFonts w:ascii="MS Mincho" w:eastAsia="MS Mincho" w:hAnsi="MS Mincho" w:cs="MS Mincho" w:hint="eastAsia"/>
-        </w:rPr>
-        <w:t>・</w:t>
-      </w:r>
-      <w:r>
-        <w:rPr>
-          <w:rFonts w:ascii="SimSun" w:hAnsi="SimSun" w:cs="SimSun" w:hint="eastAsia"/>
-        </w:rPr>
-        <w:t>チャーチ礼拝（前週</w:t>
-      </w:r>
-      <w:r>
-        <w:rPr>
-          <w:rFonts w:hint="eastAsia"/>
-        </w:rPr>
-        <w:t>2028</w:t>
-      </w:r>
-      <w:r>
-        <w:rPr>
-          <w:rFonts w:hint="eastAsia"/>
-        </w:rPr>
-        <w:t>年</w:t>
-      </w:r>
-      <w:r>
-        <w:rPr>
-          <w:rFonts w:hint="eastAsia"/>
-        </w:rPr>
-        <w:t>5</w:t>
-      </w:r>
-      <w:r>
-        <w:rPr>
-          <w:rFonts w:hint="eastAsia"/>
-        </w:rPr>
-        <w:t>月</w:t>
-      </w:r>
-      <w:r>
-        <w:rPr>
-          <w:rFonts w:hint="eastAsia"/>
-        </w:rPr>
-        <w:t>31</w:t>
-      </w:r>
-      <w:r>
-        <w:rPr>
-          <w:rFonts w:hint="eastAsia"/>
-        </w:rPr>
-        <w:t>日のまとめ）</w:t>
-      </w:r>
-    </w:p>
-    <w:p>
-      <w:pPr>
-        <w:rPr>
-          <w:rFonts w:hint="eastAsia"/>
-        </w:rPr>
-      </w:pPr>
-      <w:r>
-        <w:rPr>
-          <w:rFonts w:hint="eastAsia"/>
-        </w:rPr>
-        <w:t>https://www.youtube.com/watch?v=Vnm08C3ohyU</w:t>
-      </w:r>
-    </w:p>
-    <w:p>
-      <w:pPr>
-        <w:rPr>
-          <w:rFonts w:hint="eastAsia"/>
-        </w:rPr>
-      </w:pPr>
-      <w:r>
-        <w:rPr>
-          <w:rFonts w:hint="eastAsia"/>
-        </w:rPr>
-        <w:t xml:space="preserve">Infinite </w:t>
-      </w:r>
-      <w:proofErr w:type="spellStart"/>
-      <w:r>
-        <w:rPr>
-          <w:rFonts w:hint="eastAsia"/>
-        </w:rPr>
-        <w:t>Loop</w:t>
-      </w:r>
-      <w:r>
-        <w:rPr>
-          <w:rFonts w:hint="eastAsia"/>
-        </w:rPr>
-        <w:t>（無限ループ</w:t>
-      </w:r>
-      <w:proofErr w:type="spellEnd"/>
-      <w:r>
-        <w:rPr>
-          <w:rFonts w:hint="eastAsia"/>
-        </w:rPr>
-        <w:t>）</w:t>
-      </w:r>
-      <w:r>
-        <w:rPr>
-          <w:rFonts w:hint="eastAsia"/>
-        </w:rPr>
-        <w:t xml:space="preserve"> | </w:t>
-      </w:r>
-      <w:proofErr w:type="spellStart"/>
-      <w:r>
-        <w:rPr>
-          <w:rFonts w:hint="eastAsia"/>
-        </w:rPr>
-        <w:t>Glitch</w:t>
-      </w:r>
-      <w:r>
-        <w:rPr>
-          <w:rFonts w:hint="eastAsia"/>
-        </w:rPr>
-        <w:t>（グリッチ</w:t>
-      </w:r>
-      <w:proofErr w:type="spellEnd"/>
-      <w:r>
-        <w:rPr>
-          <w:rFonts w:hint="eastAsia"/>
-        </w:rPr>
-        <w:t>）</w:t>
-      </w:r>
-      <w:r>
-        <w:rPr>
-          <w:rFonts w:hint="eastAsia"/>
-        </w:rPr>
-        <w:t xml:space="preserve"> | </w:t>
-      </w:r>
-      <w:proofErr w:type="spellStart"/>
-      <w:r>
-        <w:rPr>
-          <w:rFonts w:hint="eastAsia"/>
-        </w:rPr>
-        <w:t>メンロ</w:t>
-      </w:r>
-      <w:r>
-        <w:rPr>
-          <w:rFonts w:ascii="MS Mincho" w:eastAsia="MS Mincho" w:hAnsi="MS Mincho" w:cs="MS Mincho" w:hint="eastAsia"/>
-        </w:rPr>
-        <w:t>・</w:t>
-      </w:r>
-      <w:r>
-        <w:rPr>
-          <w:rFonts w:ascii="SimSun" w:hAnsi="SimSun" w:cs="SimSun" w:hint="eastAsia"/>
-        </w:rPr>
-        <w:t>チャーチ、フィル</w:t>
-      </w:r>
-      <w:r>
-        <w:rPr>
-          <w:rFonts w:ascii="MS Mincho" w:eastAsia="MS Mincho" w:hAnsi="MS Mincho" w:cs="MS Mincho" w:hint="eastAsia"/>
-        </w:rPr>
-        <w:t>・</w:t>
-      </w:r>
-      <w:r>
-        <w:rPr>
-          <w:rFonts w:ascii="SimSun" w:hAnsi="SimSun" w:cs="SimSun" w:hint="eastAsia"/>
-        </w:rPr>
-        <w:t>ユーバンク</w:t>
-      </w:r>
-      <w:proofErr w:type="spellEnd"/>
-    </w:p>
-    <w:p>
-      <w:pPr>
-        <w:rPr>
-          <w:rFonts w:hint="eastAsia"/>
-        </w:rPr>
-      </w:pPr>
-    </w:p>
-    <w:p>
-      <w:pPr>
-        <w:rPr>
-          <w:rFonts w:hint="eastAsia"/>
-        </w:rPr>
-      </w:pPr>
-      <w:r>
-        <w:rPr>
-          <w:rFonts w:hint="eastAsia"/>
-        </w:rPr>
-        <w:t>「</w:t>
-      </w:r>
-      <w:r>
-        <w:rPr>
-          <w:rFonts w:hint="eastAsia"/>
-        </w:rPr>
-        <w:t>Infinite Loop</w:t>
-      </w:r>
-      <w:r>
-        <w:rPr>
-          <w:rFonts w:hint="eastAsia"/>
-        </w:rPr>
-        <w:t>（無限ループ）」と題されたこのメッセージは、</w:t>
-      </w:r>
-      <w:r>
-        <w:rPr>
-          <w:rFonts w:hint="eastAsia"/>
-        </w:rPr>
-        <w:t>AI</w:t>
-      </w:r>
-      <w:r>
-        <w:rPr>
-          <w:rFonts w:hint="eastAsia"/>
-        </w:rPr>
-        <w:t>時代の人間について語っています。</w:t>
-      </w:r>
-      <w:r>
-        <w:rPr>
-          <w:rFonts w:hint="eastAsia"/>
-        </w:rPr>
-        <w:t>AI</w:t>
-      </w:r>
-      <w:r>
-        <w:rPr>
-          <w:rFonts w:hint="eastAsia"/>
-        </w:rPr>
-        <w:t>時代において、人間は論理だけでは対処しきれない不安を抱えています。真の平安は、</w:t>
-      </w:r>
-      <w:r>
-        <w:rPr>
-          <w:rFonts w:hint="eastAsia"/>
-        </w:rPr>
-        <w:t>AI</w:t>
-      </w:r>
-      <w:r>
-        <w:rPr>
-          <w:rFonts w:hint="eastAsia"/>
-        </w:rPr>
-        <w:t>やアルゴリズムによる思考や処理からではなく、神の聖霊によってもたらされるものです</w:t>
-      </w:r>
-      <w:r>
-        <w:rPr>
-          <w:rFonts w:hint="eastAsia"/>
-        </w:rPr>
-        <w:lastRenderedPageBreak/>
-        <w:t>。平安を見出すためには、不安という「無限ループ」から抜け出す必要があります。</w:t>
-      </w:r>
-      <w:r>
-        <w:rPr>
-          <w:rFonts w:hint="eastAsia"/>
-        </w:rPr>
-        <w:t xml:space="preserve"> 1. </w:t>
-      </w:r>
-      <w:r>
-        <w:rPr>
-          <w:rFonts w:hint="eastAsia"/>
-        </w:rPr>
-        <w:t>週に</w:t>
-      </w:r>
-      <w:r>
-        <w:rPr>
-          <w:rFonts w:hint="eastAsia"/>
-        </w:rPr>
-        <w:t>56</w:t>
-      </w:r>
-      <w:r>
-        <w:rPr>
-          <w:rFonts w:hint="eastAsia"/>
-        </w:rPr>
-        <w:t>時間のうち、私たちは</w:t>
-      </w:r>
-      <w:r>
-        <w:rPr>
-          <w:rFonts w:hint="eastAsia"/>
-        </w:rPr>
-        <w:t>1</w:t>
-      </w:r>
-      <w:r>
-        <w:rPr>
-          <w:rFonts w:hint="eastAsia"/>
-        </w:rPr>
-        <w:t>時間を日曜礼拝に費やし、残りの</w:t>
-      </w:r>
-      <w:r>
-        <w:rPr>
-          <w:rFonts w:hint="eastAsia"/>
-        </w:rPr>
-        <w:t>55</w:t>
-      </w:r>
-      <w:r>
-        <w:rPr>
-          <w:rFonts w:hint="eastAsia"/>
-        </w:rPr>
-        <w:t>時間を</w:t>
-      </w:r>
-      <w:r>
-        <w:rPr>
-          <w:rFonts w:hint="eastAsia"/>
-        </w:rPr>
-        <w:t>AI</w:t>
-      </w:r>
-      <w:r>
-        <w:rPr>
-          <w:rFonts w:hint="eastAsia"/>
-        </w:rPr>
-        <w:t>アルゴリズム（</w:t>
-      </w:r>
-      <w:r>
-        <w:rPr>
-          <w:rFonts w:hint="eastAsia"/>
-        </w:rPr>
-        <w:t>TikTok</w:t>
-      </w:r>
-      <w:r>
-        <w:rPr>
-          <w:rFonts w:hint="eastAsia"/>
-        </w:rPr>
-        <w:t>、</w:t>
-      </w:r>
-      <w:r>
-        <w:rPr>
-          <w:rFonts w:hint="eastAsia"/>
-        </w:rPr>
-        <w:t>X</w:t>
-      </w:r>
-      <w:r>
-        <w:rPr>
-          <w:rFonts w:hint="eastAsia"/>
-        </w:rPr>
-        <w:t>、</w:t>
-      </w:r>
-      <w:r>
-        <w:rPr>
-          <w:rFonts w:hint="eastAsia"/>
-        </w:rPr>
-        <w:t>Anthropic Claude</w:t>
-      </w:r>
-      <w:r>
-        <w:rPr>
-          <w:rFonts w:hint="eastAsia"/>
-        </w:rPr>
-        <w:t>、</w:t>
-      </w:r>
-      <w:r>
-        <w:rPr>
-          <w:rFonts w:hint="eastAsia"/>
-        </w:rPr>
-        <w:t>Instagram</w:t>
-      </w:r>
-      <w:r>
-        <w:rPr>
-          <w:rFonts w:hint="eastAsia"/>
-        </w:rPr>
-        <w:t>、</w:t>
-      </w:r>
-      <w:r>
-        <w:rPr>
-          <w:rFonts w:hint="eastAsia"/>
-        </w:rPr>
-        <w:t>YouTube</w:t>
-      </w:r>
-      <w:r>
-        <w:rPr>
-          <w:rFonts w:hint="eastAsia"/>
-        </w:rPr>
-        <w:t>、</w:t>
-      </w:r>
-      <w:r>
-        <w:rPr>
-          <w:rFonts w:hint="eastAsia"/>
-        </w:rPr>
-        <w:t>Google</w:t>
-      </w:r>
-      <w:r>
-        <w:rPr>
-          <w:rFonts w:hint="eastAsia"/>
-        </w:rPr>
-        <w:t>、</w:t>
-      </w:r>
-      <w:r>
-        <w:rPr>
-          <w:rFonts w:hint="eastAsia"/>
-        </w:rPr>
-        <w:t>Facebook</w:t>
-      </w:r>
-      <w:r>
-        <w:rPr>
-          <w:rFonts w:hint="eastAsia"/>
-        </w:rPr>
-        <w:t>、</w:t>
-      </w:r>
-      <w:r>
-        <w:rPr>
-          <w:rFonts w:hint="eastAsia"/>
-        </w:rPr>
-        <w:t>ChatGPT</w:t>
-      </w:r>
-      <w:r>
-        <w:rPr>
-          <w:rFonts w:hint="eastAsia"/>
-        </w:rPr>
-        <w:t>、</w:t>
-      </w:r>
-      <w:r>
-        <w:rPr>
-          <w:rFonts w:hint="eastAsia"/>
-        </w:rPr>
-        <w:t>Gemini</w:t>
-      </w:r>
-      <w:r>
-        <w:rPr>
-          <w:rFonts w:hint="eastAsia"/>
-        </w:rPr>
-        <w:t>など）の中で過ごしています。</w:t>
-      </w:r>
-    </w:p>
-    <w:p>
-      <w:pPr>
-        <w:rPr>
-          <w:rFonts w:hint="eastAsia"/>
-        </w:rPr>
-      </w:pPr>
-      <w:r>
-        <w:rPr>
-          <w:rFonts w:hint="eastAsia"/>
-        </w:rPr>
-        <w:t xml:space="preserve">2. </w:t>
-      </w:r>
-      <w:proofErr w:type="spellStart"/>
-      <w:r>
-        <w:rPr>
-          <w:rFonts w:hint="eastAsia"/>
-        </w:rPr>
-        <w:t>先週は、</w:t>
-      </w:r>
-      <w:r>
-        <w:rPr>
-          <w:rFonts w:hint="eastAsia"/>
-        </w:rPr>
-        <w:t>AWE</w:t>
-      </w:r>
-      <w:r>
-        <w:rPr>
-          <w:rFonts w:hint="eastAsia"/>
-        </w:rPr>
-        <w:t>（</w:t>
-      </w:r>
-      <w:r>
-        <w:rPr>
-          <w:rFonts w:hint="eastAsia"/>
-        </w:rPr>
-        <w:t>Augmented</w:t>
-      </w:r>
-      <w:proofErr w:type="spellEnd"/>
-      <w:r>
-        <w:rPr>
-          <w:rFonts w:hint="eastAsia"/>
-        </w:rPr>
-        <w:t xml:space="preserve"> World Expo</w:t>
-      </w:r>
-      <w:r>
-        <w:rPr>
-          <w:rFonts w:hint="eastAsia"/>
-        </w:rPr>
-        <w:t>）が扱う</w:t>
-      </w:r>
-      <w:r>
-        <w:rPr>
-          <w:rFonts w:hint="eastAsia"/>
-        </w:rPr>
-        <w:t>AR</w:t>
-      </w:r>
-      <w:r>
-        <w:rPr>
-          <w:rFonts w:hint="eastAsia"/>
-        </w:rPr>
-        <w:t>（拡張現実）、</w:t>
-      </w:r>
-      <w:r>
-        <w:rPr>
-          <w:rFonts w:hint="eastAsia"/>
-        </w:rPr>
-        <w:t>VR</w:t>
-      </w:r>
-      <w:r>
-        <w:rPr>
-          <w:rFonts w:hint="eastAsia"/>
-        </w:rPr>
-        <w:t>（仮想現実）、</w:t>
-      </w:r>
-      <w:r>
-        <w:rPr>
-          <w:rFonts w:hint="eastAsia"/>
-        </w:rPr>
-        <w:t>MR</w:t>
-      </w:r>
-      <w:r>
-        <w:rPr>
-          <w:rFonts w:hint="eastAsia"/>
-        </w:rPr>
-        <w:t>（複合現実）といった業界の概念について話しました。今週は「</w:t>
-      </w:r>
-      <w:r>
-        <w:rPr>
-          <w:rFonts w:hint="eastAsia"/>
-        </w:rPr>
-        <w:t>AI</w:t>
-      </w:r>
-      <w:r>
-        <w:rPr>
-          <w:rFonts w:hint="eastAsia"/>
-        </w:rPr>
-        <w:t>エージェンシー（</w:t>
-      </w:r>
-      <w:r>
-        <w:rPr>
-          <w:rFonts w:hint="eastAsia"/>
-        </w:rPr>
-        <w:t>AI</w:t>
-      </w:r>
-      <w:r>
-        <w:rPr>
-          <w:rFonts w:hint="eastAsia"/>
-        </w:rPr>
-        <w:t>による主体的な代行）」について話します。私たちは、</w:t>
-      </w:r>
-      <w:r>
-        <w:rPr>
-          <w:rFonts w:hint="eastAsia"/>
-        </w:rPr>
-        <w:t>AI</w:t>
-      </w:r>
-      <w:r>
-        <w:rPr>
-          <w:rFonts w:hint="eastAsia"/>
-        </w:rPr>
-        <w:t>エージェンシー、あるいは</w:t>
-      </w:r>
-      <w:r>
-        <w:rPr>
-          <w:rFonts w:hint="eastAsia"/>
-        </w:rPr>
-        <w:t>AI</w:t>
-      </w:r>
-      <w:r>
-        <w:rPr>
-          <w:rFonts w:hint="eastAsia"/>
-        </w:rPr>
-        <w:t>そのものに主導権を委ねてしまうことになるでしょう。</w:t>
-      </w:r>
-      <w:r>
-        <w:rPr>
-          <w:rFonts w:hint="eastAsia"/>
-        </w:rPr>
-        <w:t>AI</w:t>
-      </w:r>
-      <w:r>
-        <w:rPr>
-          <w:rFonts w:hint="eastAsia"/>
-        </w:rPr>
-        <w:t>エージェントがあなたに代わって行動するようになるからです。</w:t>
-      </w:r>
-    </w:p>
-    <w:p>
-      <w:pPr>
-        <w:rPr>
-          <w:rFonts w:hint="eastAsia"/>
-        </w:rPr>
-      </w:pPr>
-      <w:r>
-        <w:rPr>
-          <w:rFonts w:hint="eastAsia"/>
-        </w:rPr>
-        <w:t>3. MIT</w:t>
-      </w:r>
-      <w:r>
-        <w:rPr>
-          <w:rFonts w:hint="eastAsia"/>
-        </w:rPr>
-        <w:t>メディアラボでは、エッセイを書く</w:t>
-      </w:r>
-      <w:r>
-        <w:rPr>
-          <w:rFonts w:hint="eastAsia"/>
-        </w:rPr>
-        <w:t>3</w:t>
-      </w:r>
-      <w:r>
-        <w:rPr>
-          <w:rFonts w:hint="eastAsia"/>
-        </w:rPr>
-        <w:t>つのグループを対象に実験が行われました。第</w:t>
-      </w:r>
-      <w:r>
-        <w:rPr>
-          <w:rFonts w:hint="eastAsia"/>
-        </w:rPr>
-        <w:t>1</w:t>
-      </w:r>
-      <w:r>
-        <w:rPr>
-          <w:rFonts w:hint="eastAsia"/>
-        </w:rPr>
-        <w:t>グループは</w:t>
-      </w:r>
-      <w:r>
-        <w:rPr>
-          <w:rFonts w:hint="eastAsia"/>
-        </w:rPr>
-        <w:t>ChatGPT</w:t>
-      </w:r>
-      <w:r>
-        <w:rPr>
-          <w:rFonts w:hint="eastAsia"/>
-        </w:rPr>
-        <w:t>を使い、第</w:t>
-      </w:r>
-      <w:r>
-        <w:rPr>
-          <w:rFonts w:hint="eastAsia"/>
-        </w:rPr>
-        <w:t>2</w:t>
-      </w:r>
-      <w:r>
-        <w:rPr>
-          <w:rFonts w:hint="eastAsia"/>
-        </w:rPr>
-        <w:t>グループは</w:t>
-      </w:r>
-      <w:r>
-        <w:rPr>
-          <w:rFonts w:hint="eastAsia"/>
-        </w:rPr>
-        <w:t>Google</w:t>
-      </w:r>
-      <w:r>
-        <w:rPr>
-          <w:rFonts w:hint="eastAsia"/>
-        </w:rPr>
-        <w:t>検索エンジンを使い、第</w:t>
-      </w:r>
-      <w:r>
-        <w:rPr>
-          <w:rFonts w:hint="eastAsia"/>
-        </w:rPr>
-        <w:t>3</w:t>
-      </w:r>
-      <w:r>
-        <w:rPr>
-          <w:rFonts w:hint="eastAsia"/>
-        </w:rPr>
-        <w:t>グループは自らの頭脳を使って執筆しました。その結果、</w:t>
-      </w:r>
-      <w:r>
-        <w:rPr>
-          <w:rFonts w:hint="eastAsia"/>
-        </w:rPr>
-        <w:t>ChatGPT</w:t>
-      </w:r>
-      <w:r>
-        <w:rPr>
-          <w:rFonts w:hint="eastAsia"/>
-        </w:rPr>
-        <w:t>を使ったグループの脳活動が最も低いことがわかりました。</w:t>
-      </w:r>
-      <w:r>
-        <w:rPr>
-          <w:rFonts w:hint="eastAsia"/>
-        </w:rPr>
-        <w:t>Google</w:t>
-      </w:r>
-      <w:r>
-        <w:rPr>
-          <w:rFonts w:hint="eastAsia"/>
-        </w:rPr>
-        <w:t>検索を使ったグループはその中間で、自らの頭脳を使ったグループの脳活動が最も活発でした。もし私たちが</w:t>
-      </w:r>
-      <w:r>
-        <w:rPr>
-          <w:rFonts w:hint="eastAsia"/>
-        </w:rPr>
-        <w:t>AI</w:t>
-      </w:r>
-      <w:r>
-        <w:rPr>
-          <w:rFonts w:hint="eastAsia"/>
-        </w:rPr>
-        <w:t>やアルゴリズムに頼りすぎれば、最終的には</w:t>
-      </w:r>
-      <w:r>
-        <w:rPr>
-          <w:rFonts w:hint="eastAsia"/>
-        </w:rPr>
-        <w:t>AI</w:t>
-      </w:r>
-      <w:r>
-        <w:rPr>
-          <w:rFonts w:hint="eastAsia"/>
-        </w:rPr>
-        <w:t>エージェンシーや</w:t>
-      </w:r>
-      <w:r>
-        <w:rPr>
-          <w:rFonts w:hint="eastAsia"/>
-        </w:rPr>
-        <w:t>AI</w:t>
-      </w:r>
-      <w:r>
-        <w:rPr>
-          <w:rFonts w:hint="eastAsia"/>
-        </w:rPr>
-        <w:t>そのものに主導権を明け渡すことになってしまうでしょう。</w:t>
-      </w:r>
-    </w:p>
-    <w:p>
-      <w:pPr>
-        <w:rPr>
-          <w:rFonts w:hint="eastAsia"/>
-        </w:rPr>
-      </w:pPr>
-      <w:r>
-        <w:rPr>
-          <w:rFonts w:hint="eastAsia"/>
-        </w:rPr>
-        <w:t xml:space="preserve">4. </w:t>
-      </w:r>
-      <w:proofErr w:type="spellStart"/>
-      <w:r>
-        <w:rPr>
-          <w:rFonts w:hint="eastAsia"/>
-        </w:rPr>
-        <w:t>ローマ人への手紙</w:t>
-      </w:r>
-      <w:proofErr w:type="spellEnd"/>
-      <w:r>
-        <w:rPr>
-          <w:rFonts w:hint="eastAsia"/>
-        </w:rPr>
-        <w:t xml:space="preserve"> 12</w:t>
-      </w:r>
-      <w:r>
-        <w:rPr>
-          <w:rFonts w:hint="eastAsia"/>
-        </w:rPr>
-        <w:t>章</w:t>
-      </w:r>
-      <w:r>
-        <w:rPr>
-          <w:rFonts w:hint="eastAsia"/>
-        </w:rPr>
-        <w:t>1</w:t>
-      </w:r>
-      <w:r>
-        <w:rPr>
-          <w:rFonts w:hint="eastAsia"/>
-        </w:rPr>
-        <w:t>節：クリスチャンは、日々の生活のすべてを、礼拝の行為として神に捧げるべきです。</w:t>
-      </w:r>
-    </w:p>
-    <w:p>
-      <w:pPr>
-        <w:rPr>
-          <w:rFonts w:hint="eastAsia"/>
-        </w:rPr>
-      </w:pPr>
-      <w:r>
-        <w:rPr>
-          <w:rFonts w:hint="eastAsia"/>
-        </w:rPr>
-        <w:t xml:space="preserve">5. </w:t>
-      </w:r>
-      <w:proofErr w:type="spellStart"/>
-      <w:r>
-        <w:rPr>
-          <w:rFonts w:hint="eastAsia"/>
-        </w:rPr>
-        <w:t>ローマ人への手紙</w:t>
-      </w:r>
-      <w:proofErr w:type="spellEnd"/>
-      <w:r>
-        <w:rPr>
-          <w:rFonts w:hint="eastAsia"/>
-        </w:rPr>
-        <w:t xml:space="preserve"> 12</w:t>
-      </w:r>
-      <w:r>
-        <w:rPr>
-          <w:rFonts w:hint="eastAsia"/>
-        </w:rPr>
-        <w:t>章</w:t>
-      </w:r>
-      <w:r>
-        <w:rPr>
-          <w:rFonts w:hint="eastAsia"/>
-        </w:rPr>
-        <w:t>2</w:t>
-      </w:r>
-      <w:r>
-        <w:rPr>
-          <w:rFonts w:hint="eastAsia"/>
-        </w:rPr>
-        <w:t>節：芋虫が蝶へと変わる「完全変態」のように、クリスチャンもまた、</w:t>
-      </w:r>
-      <w:r>
-        <w:rPr>
-          <w:rFonts w:hint="eastAsia"/>
-        </w:rPr>
-        <w:t>AI</w:t>
-      </w:r>
-      <w:r>
-        <w:rPr>
-          <w:rFonts w:hint="eastAsia"/>
-        </w:rPr>
-        <w:t>やアルゴリズムの世界を聖霊の世界へと変革していくべきです。</w:t>
-      </w:r>
-    </w:p>
-    <w:p>
-      <w:pPr>
-        <w:rPr>
-          <w:rFonts w:hint="eastAsia"/>
-        </w:rPr>
-      </w:pPr>
-      <w:r>
-        <w:rPr>
-          <w:rFonts w:hint="eastAsia"/>
-        </w:rPr>
-        <w:t xml:space="preserve">6. </w:t>
-      </w:r>
-      <w:proofErr w:type="spellStart"/>
-      <w:r>
-        <w:rPr>
-          <w:rFonts w:hint="eastAsia"/>
-        </w:rPr>
-        <w:t>コリント人への手紙第二</w:t>
-      </w:r>
-      <w:proofErr w:type="spellEnd"/>
-      <w:r>
-        <w:rPr>
-          <w:rFonts w:hint="eastAsia"/>
-        </w:rPr>
-        <w:t xml:space="preserve"> 10</w:t>
-      </w:r>
-      <w:r>
-        <w:rPr>
-          <w:rFonts w:hint="eastAsia"/>
-        </w:rPr>
-        <w:t>章</w:t>
-      </w:r>
-      <w:r>
-        <w:rPr>
-          <w:rFonts w:hint="eastAsia"/>
-        </w:rPr>
-        <w:t>5-6</w:t>
-      </w:r>
-      <w:r>
-        <w:rPr>
-          <w:rFonts w:hint="eastAsia"/>
-        </w:rPr>
-        <w:t>節：私たちは神に逆らう議論を打ち砕き、神の言葉に従います。</w:t>
-      </w:r>
-    </w:p>
-    <w:p>
-      <w:pPr>
-        <w:rPr>
-          <w:rFonts w:hint="eastAsia"/>
-        </w:rPr>
-      </w:pPr>
-      <w:r>
-        <w:rPr>
-          <w:rFonts w:hint="eastAsia"/>
-        </w:rPr>
-        <w:t xml:space="preserve">7. </w:t>
-      </w:r>
-      <w:proofErr w:type="spellStart"/>
-      <w:r>
-        <w:rPr>
-          <w:rFonts w:hint="eastAsia"/>
-        </w:rPr>
-        <w:t>私たちは</w:t>
-      </w:r>
-      <w:r>
-        <w:rPr>
-          <w:rFonts w:hint="eastAsia"/>
-        </w:rPr>
-        <w:t>AI</w:t>
-      </w:r>
-      <w:r>
-        <w:rPr>
-          <w:rFonts w:hint="eastAsia"/>
-        </w:rPr>
-        <w:t>に任せるのをやめ、他の人々と集い、対話します。これこそが、神が私たちに与えてくださった人生なのです</w:t>
-      </w:r>
-      <w:proofErr w:type="spellEnd"/>
-      <w:r>
-        <w:rPr>
-          <w:rFonts w:hint="eastAsia"/>
-        </w:rPr>
-        <w:t>。</w:t>
-      </w:r>
-    </w:p>
-    <w:p>
-      <w:pPr>
-        <w:rPr>
-          <w:rFonts w:hint="eastAsia"/>
-        </w:rPr>
-      </w:pPr>
-      <w:r>
-        <w:rPr>
-          <w:rFonts w:hint="eastAsia"/>
-        </w:rPr>
-        <w:t xml:space="preserve">8. </w:t>
-      </w:r>
-      <w:proofErr w:type="spellStart"/>
-      <w:r>
-        <w:rPr>
-          <w:rFonts w:hint="eastAsia"/>
-        </w:rPr>
-        <w:t>エステル記</w:t>
-      </w:r>
-      <w:proofErr w:type="spellEnd"/>
-      <w:r>
-        <w:rPr>
-          <w:rFonts w:hint="eastAsia"/>
-        </w:rPr>
-        <w:t xml:space="preserve"> 4</w:t>
-      </w:r>
-      <w:r>
-        <w:rPr>
-          <w:rFonts w:hint="eastAsia"/>
-        </w:rPr>
-        <w:t>章</w:t>
-      </w:r>
-      <w:r>
-        <w:rPr>
-          <w:rFonts w:hint="eastAsia"/>
-        </w:rPr>
-        <w:t>14</w:t>
-      </w:r>
-      <w:r>
-        <w:rPr>
-          <w:rFonts w:hint="eastAsia"/>
-        </w:rPr>
-        <w:t>節：神は人間の責任をも統治しておられます。</w:t>
-      </w:r>
-    </w:p>
-    <w:p>
-      <w:pPr>
-        <w:rPr>
-          <w:rFonts w:hint="eastAsia"/>
-        </w:rPr>
-      </w:pPr>
-      <w:r>
-        <w:rPr>
-          <w:rFonts w:hint="eastAsia"/>
-        </w:rPr>
-        <w:t xml:space="preserve">9. </w:t>
-      </w:r>
-      <w:proofErr w:type="spellStart"/>
-      <w:r>
-        <w:rPr>
-          <w:rFonts w:hint="eastAsia"/>
-        </w:rPr>
-        <w:t>結論</w:t>
-      </w:r>
-      <w:proofErr w:type="spellEnd"/>
-      <w:r>
-        <w:rPr>
-          <w:rFonts w:hint="eastAsia"/>
-        </w:rPr>
-        <w:t>：</w:t>
-      </w:r>
-    </w:p>
-    <w:p>
-      <w:pPr>
-        <w:rPr>
-          <w:rFonts w:hint="eastAsia"/>
-        </w:rPr>
-      </w:pPr>
-      <w:r>
-        <w:rPr>
-          <w:rFonts w:hint="eastAsia"/>
-        </w:rPr>
-        <w:t>a. 30</w:t>
-      </w:r>
-      <w:r>
-        <w:rPr>
-          <w:rFonts w:hint="eastAsia"/>
-        </w:rPr>
-        <w:t>日間、</w:t>
-      </w:r>
-      <w:r>
-        <w:rPr>
-          <w:rFonts w:hint="eastAsia"/>
-        </w:rPr>
-        <w:t>AI</w:t>
-      </w:r>
-      <w:r>
-        <w:rPr>
-          <w:rFonts w:hint="eastAsia"/>
-        </w:rPr>
-        <w:t>エージェンシーへの依存をリセットし、神のエージェンシー（イエス</w:t>
-      </w:r>
-      <w:r>
-        <w:rPr>
-          <w:rFonts w:ascii="MS Mincho" w:eastAsia="MS Mincho" w:hAnsi="MS Mincho" w:cs="MS Mincho" w:hint="eastAsia"/>
-        </w:rPr>
-        <w:t>・</w:t>
-      </w:r>
-      <w:r>
-        <w:rPr>
-          <w:rFonts w:ascii="SimSun" w:hAnsi="SimSun" w:cs="SimSun" w:hint="eastAsia"/>
-        </w:rPr>
-        <w:t>キリスト）に立ち返って、どのような結果になるかを見てみましょう。</w:t>
-      </w:r>
-    </w:p>
-    <w:p>
-      <w:pPr>
-        <w:rPr>
-          <w:rFonts w:hint="eastAsia"/>
-        </w:rPr>
-      </w:pPr>
-      <w:r>
-        <w:rPr>
-          <w:rFonts w:hint="eastAsia"/>
-        </w:rPr>
-        <w:t xml:space="preserve">b. </w:t>
-      </w:r>
-      <w:proofErr w:type="spellStart"/>
-      <w:r>
-        <w:rPr>
-          <w:rFonts w:hint="eastAsia"/>
-        </w:rPr>
-        <w:t>神のエージェンシーからは、無限の呼びかけが届いています</w:t>
-      </w:r>
-      <w:proofErr w:type="spellEnd"/>
-      <w:r>
-        <w:rPr>
-          <w:rFonts w:hint="eastAsia"/>
-        </w:rPr>
-        <w:t>。</w:t>
-      </w:r>
-    </w:p>
-    <w:p>
-      <w:r>
-        <w:rPr>
-          <w:rFonts w:hint="eastAsia"/>
-        </w:rPr>
-        <w:t xml:space="preserve">c. </w:t>
-      </w:r>
-      <w:proofErr w:type="spellStart"/>
-      <w:r>
-        <w:rPr>
-          <w:rFonts w:hint="eastAsia"/>
-        </w:rPr>
-        <w:t>友人や家族などにも、神のエージェンシーを用いるよう勧めてみてください</w:t>
-      </w:r>
-      <w:proofErr w:type="spellEnd"/>
-      <w:r>
-        <w:rPr>
-          <w:rFonts w:hint="eastAsia"/>
-        </w:rPr>
-        <w:t>。</w:t>
-      </w:r>
-    </w:p>
     <w:sectPr>
       <w:footerReference w:type="default" r:id="rId36"/>
       <w:pgSz w:w="12240" w:h="15840"/>

--- a/Church/2026/2026_0606_MenloChurch.docx
+++ b/Church/2026/2026_0606_MenloChurch.docx
@@ -165,23 +165,6 @@
     <w:p>
       <w:r>
         <w:t>5:23/</w:t>
-      </w:r>
-      <w:r>
-        <w:t>1:16:07</w:t>
-      </w:r>
-    </w:p>
-    <w:p>
-      <w:r>
-        <w:t>5</w:t>
-      </w:r>
-      <w:r>
-        <w:t>:</w:t>
-      </w:r>
-      <w:r>
-        <w:t>30</w:t>
-      </w:r>
-      <w:r>
-        <w:t>/</w:t>
       </w:r>
       <w:r>
         <w:t>1:16:07</w:t>
@@ -1544,15 +1527,7 @@
         <w:t>, “Don’t give your body, your loyalty to Caesar or pledge supreme</w:t>
       </w:r>
       <w:r>
-        <w:t xml:space="preserve"> allegiance to </w:t>
-      </w:r>
-      <w:proofErr w:type="spellStart"/>
-      <w:r>
-        <w:t>a</w:t>
-      </w:r>
-      <w:proofErr w:type="spellEnd"/>
-      <w:r>
-        <w:t xml:space="preserve"> earthly </w:t>
+        <w:t xml:space="preserve"> allegiance to a earthly </w:t>
       </w:r>
       <w:r>
         <w:t>kingdom or to a political affiliation,</w:t>
@@ -2972,11 +2947,6 @@
       </w:r>
     </w:p>
     <w:p>
-      <w:pPr>
-        <w:rPr>
-          <w:rFonts w:hint="eastAsia"/>
-        </w:rPr>
-      </w:pPr>
       <w:r>
         <w:rPr>
           <w:rFonts w:hint="eastAsia"/>
@@ -3063,11 +3033,6 @@
       </w:r>
     </w:p>
     <w:p>
-      <w:pPr>
-        <w:rPr>
-          <w:rFonts w:hint="eastAsia"/>
-        </w:rPr>
-      </w:pPr>
       <w:r>
         <w:rPr>
           <w:rFonts w:hint="eastAsia"/>
@@ -3076,12 +3041,6 @@
       </w:r>
     </w:p>
     <w:p>
-      <w:pPr>
-        <w:rPr>
-          <w:rFonts w:hint="eastAsia"/>
-        </w:rPr>
-      </w:pPr>
-      <w:proofErr w:type="spellStart"/>
       <w:r>
         <w:rPr>
           <w:rFonts w:hint="eastAsia"/>
@@ -3092,14 +3051,7 @@
         <w:rPr>
           <w:rFonts w:hint="eastAsia"/>
         </w:rPr>
-        <w:t>Infinite</w:t>
-      </w:r>
-      <w:proofErr w:type="spellEnd"/>
-      <w:r>
-        <w:rPr>
-          <w:rFonts w:hint="eastAsia"/>
-        </w:rPr>
-        <w:t xml:space="preserve"> Loop</w:t>
+        <w:t>Infinite Loop</w:t>
       </w:r>
       <w:r>
         <w:rPr>
@@ -3113,7 +3065,6 @@
         </w:rPr>
         <w:t xml:space="preserve">| </w:t>
       </w:r>
-      <w:proofErr w:type="spellStart"/>
       <w:r>
         <w:rPr>
           <w:rFonts w:hint="eastAsia"/>
@@ -3126,7 +3077,6 @@
         </w:rPr>
         <w:t>Glitch</w:t>
       </w:r>
-      <w:proofErr w:type="spellEnd"/>
       <w:r>
         <w:rPr>
           <w:rFonts w:hint="eastAsia"/>
@@ -3137,14 +3087,7 @@
         <w:rPr>
           <w:rFonts w:hint="eastAsia"/>
         </w:rPr>
-        <w:t xml:space="preserve">| </w:t>
-      </w:r>
-      <w:proofErr w:type="spellStart"/>
-      <w:r>
-        <w:rPr>
-          <w:rFonts w:hint="eastAsia"/>
-        </w:rPr>
-        <w:t>Menlo</w:t>
+        <w:t>| Menlo</w:t>
       </w:r>
       <w:r>
         <w:rPr>
@@ -3152,7 +3095,6 @@
         </w:rPr>
         <w:t>教會</w:t>
       </w:r>
-      <w:proofErr w:type="spellEnd"/>
       <w:r>
         <w:rPr>
           <w:rFonts w:hint="eastAsia"/>
@@ -3160,19 +3102,8 @@
         <w:t xml:space="preserve"> Phil EuBank</w:t>
       </w:r>
     </w:p>
-    <w:p>
-      <w:pPr>
-        <w:rPr>
-          <w:rFonts w:hint="eastAsia"/>
-        </w:rPr>
-      </w:pPr>
-    </w:p>
-    <w:p>
-      <w:pPr>
-        <w:rPr>
-          <w:rFonts w:hint="eastAsia"/>
-        </w:rPr>
-      </w:pPr>
+    <w:p/>
+    <w:p>
       <w:r>
         <w:rPr>
           <w:rFonts w:hint="eastAsia"/>
@@ -3291,14 +3222,7 @@
         <w:rPr>
           <w:rFonts w:hint="eastAsia"/>
         </w:rPr>
-        <w:t xml:space="preserve">Anthropic </w:t>
-      </w:r>
-      <w:proofErr w:type="spellStart"/>
-      <w:r>
-        <w:rPr>
-          <w:rFonts w:hint="eastAsia"/>
-        </w:rPr>
-        <w:t>Claude</w:t>
+        <w:t>Anthropic Claude</w:t>
       </w:r>
       <w:r>
         <w:rPr>
@@ -3376,29 +3300,16 @@
         <w:rPr>
           <w:rFonts w:hint="eastAsia"/>
         </w:rPr>
-        <w:t>等</w:t>
-      </w:r>
-      <w:proofErr w:type="spellEnd"/>
-      <w:r>
-        <w:rPr>
-          <w:rFonts w:hint="eastAsia"/>
-        </w:rPr>
-        <w:t>）。</w:t>
-      </w:r>
-    </w:p>
-    <w:p>
-      <w:pPr>
-        <w:rPr>
-          <w:rFonts w:hint="eastAsia"/>
-        </w:rPr>
-      </w:pPr>
+        <w:t>等）。</w:t>
+      </w:r>
+    </w:p>
+    <w:p>
       <w:r>
         <w:rPr>
           <w:rFonts w:hint="eastAsia"/>
         </w:rPr>
         <w:t xml:space="preserve">2. </w:t>
       </w:r>
-      <w:proofErr w:type="spellStart"/>
       <w:r>
         <w:rPr>
           <w:rFonts w:hint="eastAsia"/>
@@ -3445,21 +3356,7 @@
         <w:rPr>
           <w:rFonts w:hint="eastAsia"/>
         </w:rPr>
-        <w:t>Mixed</w:t>
-      </w:r>
-      <w:proofErr w:type="spellEnd"/>
-      <w:r>
-        <w:rPr>
-          <w:rFonts w:hint="eastAsia"/>
-        </w:rPr>
-        <w:t xml:space="preserve"> </w:t>
-      </w:r>
-      <w:proofErr w:type="spellStart"/>
-      <w:r>
-        <w:rPr>
-          <w:rFonts w:hint="eastAsia"/>
-        </w:rPr>
-        <w:t>Reality</w:t>
+        <w:t>Mixed Reality</w:t>
       </w:r>
       <w:r>
         <w:rPr>
@@ -3477,27 +3374,13 @@
         <w:rPr>
           <w:rFonts w:hint="eastAsia"/>
         </w:rPr>
-        <w:t>代理</w:t>
-      </w:r>
-      <w:proofErr w:type="spellEnd"/>
-      <w:r>
-        <w:rPr>
-          <w:rFonts w:hint="eastAsia"/>
-        </w:rPr>
-        <w:t>」（</w:t>
-      </w:r>
-      <w:r>
-        <w:rPr>
-          <w:rFonts w:hint="eastAsia"/>
-        </w:rPr>
-        <w:t xml:space="preserve">AI </w:t>
-      </w:r>
-      <w:proofErr w:type="spellStart"/>
-      <w:r>
-        <w:rPr>
-          <w:rFonts w:hint="eastAsia"/>
-        </w:rPr>
-        <w:t>Agency</w:t>
+        <w:t>代理」（</w:t>
+      </w:r>
+      <w:r>
+        <w:rPr>
+          <w:rFonts w:hint="eastAsia"/>
+        </w:rPr>
+        <w:t>AI Agency</w:t>
       </w:r>
       <w:r>
         <w:rPr>
@@ -3539,9 +3422,112 @@
         <w:rPr>
           <w:rFonts w:hint="eastAsia"/>
         </w:rPr>
-        <w:t>代理將代表我們行事</w:t>
-      </w:r>
-      <w:proofErr w:type="spellEnd"/>
+        <w:t>代理將代表我們行事。</w:t>
+      </w:r>
+    </w:p>
+    <w:p>
+      <w:r>
+        <w:rPr>
+          <w:rFonts w:hint="eastAsia"/>
+        </w:rPr>
+        <w:t xml:space="preserve">3. </w:t>
+      </w:r>
+      <w:r>
+        <w:rPr>
+          <w:rFonts w:hint="eastAsia"/>
+        </w:rPr>
+        <w:t>麻省理工學院（</w:t>
+      </w:r>
+      <w:r>
+        <w:rPr>
+          <w:rFonts w:hint="eastAsia"/>
+        </w:rPr>
+        <w:t>MIT</w:t>
+      </w:r>
+      <w:r>
+        <w:rPr>
+          <w:rFonts w:hint="eastAsia"/>
+        </w:rPr>
+        <w:t>）媒體實驗室曾進行一項寫作實驗，將參與者分為三組：第一組使用</w:t>
+      </w:r>
+      <w:r>
+        <w:rPr>
+          <w:rFonts w:hint="eastAsia"/>
+        </w:rPr>
+        <w:t>ChatGPT</w:t>
+      </w:r>
+      <w:r>
+        <w:rPr>
+          <w:rFonts w:hint="eastAsia"/>
+        </w:rPr>
+        <w:t>寫作，第二組使用</w:t>
+      </w:r>
+      <w:r>
+        <w:rPr>
+          <w:rFonts w:hint="eastAsia"/>
+        </w:rPr>
+        <w:t>Google</w:t>
+      </w:r>
+      <w:r>
+        <w:rPr>
+          <w:rFonts w:hint="eastAsia"/>
+        </w:rPr>
+        <w:t>搜尋引擎輔助寫作，第三組則完全依靠自己的大腦思考寫作。結果顯示：</w:t>
+      </w:r>
+      <w:r>
+        <w:rPr>
+          <w:rFonts w:hint="eastAsia"/>
+        </w:rPr>
+        <w:t>ChatGPT</w:t>
+      </w:r>
+      <w:r>
+        <w:rPr>
+          <w:rFonts w:hint="eastAsia"/>
+        </w:rPr>
+        <w:t>組的大腦活動最弱，</w:t>
+      </w:r>
+      <w:r>
+        <w:rPr>
+          <w:rFonts w:hint="eastAsia"/>
+        </w:rPr>
+        <w:t>Google</w:t>
+      </w:r>
+      <w:r>
+        <w:rPr>
+          <w:rFonts w:hint="eastAsia"/>
+        </w:rPr>
+        <w:t>搜尋組居中，而依賴大腦思考的組別大腦活動最強。如果我們過度依賴</w:t>
+      </w:r>
+      <w:r>
+        <w:rPr>
+          <w:rFonts w:hint="eastAsia"/>
+        </w:rPr>
+        <w:t>AI/</w:t>
+      </w:r>
+      <w:r>
+        <w:rPr>
+          <w:rFonts w:hint="eastAsia"/>
+        </w:rPr>
+        <w:t>演算法，最終結果將是臣服於</w:t>
+      </w:r>
+      <w:r>
+        <w:rPr>
+          <w:rFonts w:hint="eastAsia"/>
+        </w:rPr>
+        <w:t>AI</w:t>
+      </w:r>
+      <w:r>
+        <w:rPr>
+          <w:rFonts w:hint="eastAsia"/>
+        </w:rPr>
+        <w:t>代理或</w:t>
+      </w:r>
+      <w:r>
+        <w:rPr>
+          <w:rFonts w:hint="eastAsia"/>
+        </w:rPr>
+        <w:t>AI</w:t>
+      </w:r>
       <w:r>
         <w:rPr>
           <w:rFonts w:hint="eastAsia"/>
@@ -3550,82 +3536,67 @@
       </w:r>
     </w:p>
     <w:p>
-      <w:pPr>
-        <w:rPr>
-          <w:rFonts w:hint="eastAsia"/>
-        </w:rPr>
-      </w:pPr>
-      <w:r>
-        <w:rPr>
-          <w:rFonts w:hint="eastAsia"/>
-        </w:rPr>
-        <w:t xml:space="preserve">3. </w:t>
-      </w:r>
-      <w:r>
-        <w:rPr>
-          <w:rFonts w:hint="eastAsia"/>
-        </w:rPr>
-        <w:t>麻省理工學院（</w:t>
-      </w:r>
-      <w:r>
-        <w:rPr>
-          <w:rFonts w:hint="eastAsia"/>
-        </w:rPr>
-        <w:t>MIT</w:t>
-      </w:r>
-      <w:r>
-        <w:rPr>
-          <w:rFonts w:hint="eastAsia"/>
-        </w:rPr>
-        <w:t>）媒體實驗室曾進行一項寫作實驗，將參與者分為三組：第一組使用</w:t>
-      </w:r>
-      <w:r>
-        <w:rPr>
-          <w:rFonts w:hint="eastAsia"/>
-        </w:rPr>
-        <w:t>ChatGPT</w:t>
-      </w:r>
-      <w:r>
-        <w:rPr>
-          <w:rFonts w:hint="eastAsia"/>
-        </w:rPr>
-        <w:t>寫作，第二組使用</w:t>
-      </w:r>
-      <w:r>
-        <w:rPr>
-          <w:rFonts w:hint="eastAsia"/>
-        </w:rPr>
-        <w:t>Google</w:t>
-      </w:r>
-      <w:r>
-        <w:rPr>
-          <w:rFonts w:hint="eastAsia"/>
-        </w:rPr>
-        <w:t>搜尋引擎輔助寫作，第三組則完全依靠自己的大腦思考寫作。結果顯示：</w:t>
-      </w:r>
-      <w:r>
-        <w:rPr>
-          <w:rFonts w:hint="eastAsia"/>
-        </w:rPr>
-        <w:t>ChatGPT</w:t>
-      </w:r>
-      <w:r>
-        <w:rPr>
-          <w:rFonts w:hint="eastAsia"/>
-        </w:rPr>
-        <w:t>組的大腦活動最弱，</w:t>
-      </w:r>
-      <w:r>
-        <w:rPr>
-          <w:rFonts w:hint="eastAsia"/>
-        </w:rPr>
-        <w:t>Google</w:t>
-      </w:r>
-      <w:r>
-        <w:rPr>
-          <w:rFonts w:hint="eastAsia"/>
-        </w:rPr>
-        <w:t>搜尋組居中，而依賴大腦思考的組別大腦活動最強。如果我們過度依賴</w:t>
+      <w:r>
+        <w:rPr>
+          <w:rFonts w:hint="eastAsia"/>
+        </w:rPr>
+        <w:t xml:space="preserve">4. </w:t>
+      </w:r>
+      <w:r>
+        <w:rPr>
+          <w:rFonts w:hint="eastAsia"/>
+        </w:rPr>
+        <w:t>羅馬書</w:t>
+      </w:r>
+      <w:r>
+        <w:rPr>
+          <w:rFonts w:hint="eastAsia"/>
+        </w:rPr>
+        <w:t xml:space="preserve"> 12:1</w:t>
+      </w:r>
+      <w:r>
+        <w:rPr>
+          <w:rFonts w:hint="eastAsia"/>
+        </w:rPr>
+        <w:t>：基督徒應將日常生活的各個面向奉獻給神，以此作為一種敬拜。</w:t>
+      </w:r>
+    </w:p>
+    <w:p>
+      <w:r>
+        <w:rPr>
+          <w:rFonts w:hint="eastAsia"/>
+        </w:rPr>
+        <w:t xml:space="preserve">5. </w:t>
+      </w:r>
+      <w:r>
+        <w:rPr>
+          <w:rFonts w:hint="eastAsia"/>
+        </w:rPr>
+        <w:t>羅馬書</w:t>
+      </w:r>
+      <w:r>
+        <w:rPr>
+          <w:rFonts w:hint="eastAsia"/>
+        </w:rPr>
+        <w:t xml:space="preserve"> 12:2</w:t>
+      </w:r>
+      <w:r>
+        <w:rPr>
+          <w:rFonts w:hint="eastAsia"/>
+        </w:rPr>
+        <w:t>：毛毛蟲蛻變為蝴蝶是一個徹底的變態（</w:t>
+      </w:r>
+      <w:r>
+        <w:rPr>
+          <w:rFonts w:hint="eastAsia"/>
+        </w:rPr>
+        <w:t>metamorphosis</w:t>
+      </w:r>
+      <w:r>
+        <w:rPr>
+          <w:rFonts w:hint="eastAsia"/>
+        </w:rPr>
+        <w:t>）過程。基督徒也應經歷這種蛻變，將</w:t>
       </w:r>
       <w:r>
         <w:rPr>
@@ -3637,7 +3608,33 @@
         <w:rPr>
           <w:rFonts w:hint="eastAsia"/>
         </w:rPr>
-        <w:t>演算法，最終結果將是臣服於</w:t>
+        <w:t>演算法的世界轉化為屬靈的聖潔世界。</w:t>
+      </w:r>
+    </w:p>
+    <w:p>
+      <w:r>
+        <w:rPr>
+          <w:rFonts w:hint="eastAsia"/>
+        </w:rPr>
+        <w:t xml:space="preserve">6. </w:t>
+      </w:r>
+      <w:r>
+        <w:rPr>
+          <w:rFonts w:hint="eastAsia"/>
+        </w:rPr>
+        <w:t>哥林多後書</w:t>
+      </w:r>
+      <w:r>
+        <w:rPr>
+          <w:rFonts w:hint="eastAsia"/>
+        </w:rPr>
+        <w:t xml:space="preserve"> 10:5-6</w:t>
+      </w:r>
+      <w:r>
+        <w:rPr>
+          <w:rFonts w:hint="eastAsia"/>
+        </w:rPr>
+        <w:t>：將日常生活奉獻給神，並摒棄那些違背神話語的論點。我們要擺脫對</w:t>
       </w:r>
       <w:r>
         <w:rPr>
@@ -3649,7 +3646,73 @@
         <w:rPr>
           <w:rFonts w:hint="eastAsia"/>
         </w:rPr>
-        <w:t>代理或</w:t>
+        <w:t>代理的依賴，轉而與他人面對面交流與探討。這才是神賜給我們的生活方式。</w:t>
+      </w:r>
+    </w:p>
+    <w:p>
+      <w:r>
+        <w:rPr>
+          <w:rFonts w:hint="eastAsia"/>
+        </w:rPr>
+        <w:t xml:space="preserve">8. </w:t>
+      </w:r>
+      <w:r>
+        <w:rPr>
+          <w:rFonts w:hint="eastAsia"/>
+        </w:rPr>
+        <w:t>以斯帖記</w:t>
+      </w:r>
+      <w:r>
+        <w:rPr>
+          <w:rFonts w:hint="eastAsia"/>
+        </w:rPr>
+        <w:t xml:space="preserve"> 4:14</w:t>
+      </w:r>
+      <w:r>
+        <w:rPr>
+          <w:rFonts w:hint="eastAsia"/>
+        </w:rPr>
+        <w:t>：神掌管人的責任。</w:t>
+      </w:r>
+    </w:p>
+    <w:p>
+      <w:r>
+        <w:rPr>
+          <w:rFonts w:hint="eastAsia"/>
+        </w:rPr>
+        <w:t xml:space="preserve">9. </w:t>
+      </w:r>
+      <w:r>
+        <w:rPr>
+          <w:rFonts w:hint="eastAsia"/>
+        </w:rPr>
+        <w:t>結論（行動步驟）：</w:t>
+      </w:r>
+    </w:p>
+    <w:p>
+      <w:r>
+        <w:rPr>
+          <w:rFonts w:hint="eastAsia"/>
+        </w:rPr>
+        <w:t xml:space="preserve">a. </w:t>
+      </w:r>
+      <w:r>
+        <w:rPr>
+          <w:rFonts w:hint="eastAsia"/>
+        </w:rPr>
+        <w:t>試著在</w:t>
+      </w:r>
+      <w:r>
+        <w:rPr>
+          <w:rFonts w:hint="eastAsia"/>
+        </w:rPr>
+        <w:t>30</w:t>
+      </w:r>
+      <w:r>
+        <w:rPr>
+          <w:rFonts w:hint="eastAsia"/>
+        </w:rPr>
+        <w:t>天內將「</w:t>
       </w:r>
       <w:r>
         <w:rPr>
@@ -3661,300 +3724,21 @@
         <w:rPr>
           <w:rFonts w:hint="eastAsia"/>
         </w:rPr>
-        <w:t>。</w:t>
-      </w:r>
-    </w:p>
-    <w:p>
-      <w:pPr>
-        <w:rPr>
-          <w:rFonts w:hint="eastAsia"/>
-        </w:rPr>
-      </w:pPr>
-      <w:r>
-        <w:rPr>
-          <w:rFonts w:hint="eastAsia"/>
-        </w:rPr>
-        <w:t xml:space="preserve">4. </w:t>
-      </w:r>
-      <w:proofErr w:type="spellStart"/>
-      <w:r>
-        <w:rPr>
-          <w:rFonts w:hint="eastAsia"/>
-        </w:rPr>
-        <w:t>羅馬書</w:t>
-      </w:r>
-      <w:proofErr w:type="spellEnd"/>
-      <w:r>
-        <w:rPr>
-          <w:rFonts w:hint="eastAsia"/>
-        </w:rPr>
-        <w:t xml:space="preserve"> 12:1</w:t>
-      </w:r>
-      <w:r>
-        <w:rPr>
-          <w:rFonts w:hint="eastAsia"/>
-        </w:rPr>
-        <w:t>：基督徒應將日常生活的各個面向奉獻給神，以此作為一種敬拜。</w:t>
-      </w:r>
-    </w:p>
-    <w:p>
-      <w:pPr>
-        <w:rPr>
-          <w:rFonts w:hint="eastAsia"/>
-        </w:rPr>
-      </w:pPr>
-      <w:r>
-        <w:rPr>
-          <w:rFonts w:hint="eastAsia"/>
-        </w:rPr>
-        <w:t xml:space="preserve">5. </w:t>
-      </w:r>
-      <w:proofErr w:type="spellStart"/>
-      <w:r>
-        <w:rPr>
-          <w:rFonts w:hint="eastAsia"/>
-        </w:rPr>
-        <w:t>羅馬書</w:t>
-      </w:r>
-      <w:proofErr w:type="spellEnd"/>
-      <w:r>
-        <w:rPr>
-          <w:rFonts w:hint="eastAsia"/>
-        </w:rPr>
-        <w:t xml:space="preserve"> 12:2</w:t>
-      </w:r>
-      <w:r>
-        <w:rPr>
-          <w:rFonts w:hint="eastAsia"/>
-        </w:rPr>
-        <w:t>：毛毛蟲蛻變為蝴蝶是一個徹底的變態（</w:t>
-      </w:r>
-      <w:r>
-        <w:rPr>
-          <w:rFonts w:hint="eastAsia"/>
-        </w:rPr>
-        <w:t>metamorphosis</w:t>
-      </w:r>
-      <w:r>
-        <w:rPr>
-          <w:rFonts w:hint="eastAsia"/>
-        </w:rPr>
-        <w:t>）過程。基督徒也應經歷這種蛻變，將</w:t>
-      </w:r>
-      <w:r>
-        <w:rPr>
-          <w:rFonts w:hint="eastAsia"/>
-        </w:rPr>
-        <w:t>AI/</w:t>
-      </w:r>
-      <w:r>
-        <w:rPr>
-          <w:rFonts w:hint="eastAsia"/>
-        </w:rPr>
-        <w:t>演算法的世界轉化為屬靈的聖潔世界。</w:t>
-      </w:r>
-    </w:p>
-    <w:p>
-      <w:pPr>
-        <w:rPr>
-          <w:rFonts w:hint="eastAsia"/>
-        </w:rPr>
-      </w:pPr>
-      <w:r>
-        <w:rPr>
-          <w:rFonts w:hint="eastAsia"/>
-        </w:rPr>
-        <w:t xml:space="preserve">6. </w:t>
-      </w:r>
-      <w:proofErr w:type="spellStart"/>
-      <w:r>
-        <w:rPr>
-          <w:rFonts w:hint="eastAsia"/>
-        </w:rPr>
-        <w:t>哥林多後書</w:t>
-      </w:r>
-      <w:proofErr w:type="spellEnd"/>
-      <w:r>
-        <w:rPr>
-          <w:rFonts w:hint="eastAsia"/>
-        </w:rPr>
-        <w:t xml:space="preserve"> 10:5-6</w:t>
-      </w:r>
-      <w:r>
-        <w:rPr>
-          <w:rFonts w:hint="eastAsia"/>
-        </w:rPr>
-        <w:t>：將日常生活奉獻給神，並摒棄那些違背神話語的論點。我們要擺脫對</w:t>
-      </w:r>
-      <w:r>
-        <w:rPr>
-          <w:rFonts w:hint="eastAsia"/>
-        </w:rPr>
-        <w:t>AI</w:t>
-      </w:r>
-      <w:r>
-        <w:rPr>
-          <w:rFonts w:hint="eastAsia"/>
-        </w:rPr>
-        <w:t>代理的依賴，轉而與他人面對面交流與探討。這才是神賜給我們的生活方式。</w:t>
-      </w:r>
-    </w:p>
-    <w:p>
-      <w:pPr>
-        <w:rPr>
-          <w:rFonts w:hint="eastAsia"/>
-        </w:rPr>
-      </w:pPr>
-      <w:r>
-        <w:rPr>
-          <w:rFonts w:hint="eastAsia"/>
-        </w:rPr>
-        <w:t xml:space="preserve">8. </w:t>
-      </w:r>
-      <w:proofErr w:type="spellStart"/>
-      <w:r>
-        <w:rPr>
-          <w:rFonts w:hint="eastAsia"/>
-        </w:rPr>
-        <w:t>以斯帖記</w:t>
-      </w:r>
-      <w:proofErr w:type="spellEnd"/>
-      <w:r>
-        <w:rPr>
-          <w:rFonts w:hint="eastAsia"/>
-        </w:rPr>
-        <w:t xml:space="preserve"> 4:14</w:t>
-      </w:r>
-      <w:r>
-        <w:rPr>
-          <w:rFonts w:hint="eastAsia"/>
-        </w:rPr>
-        <w:t>：神掌管人的責任。</w:t>
-      </w:r>
-    </w:p>
-    <w:p>
-      <w:pPr>
-        <w:rPr>
-          <w:rFonts w:hint="eastAsia"/>
-        </w:rPr>
-      </w:pPr>
-      <w:r>
-        <w:rPr>
-          <w:rFonts w:hint="eastAsia"/>
-        </w:rPr>
-        <w:t xml:space="preserve">9. </w:t>
-      </w:r>
-      <w:proofErr w:type="spellStart"/>
-      <w:r>
-        <w:rPr>
-          <w:rFonts w:hint="eastAsia"/>
-        </w:rPr>
-        <w:t>結論（行動步驟</w:t>
-      </w:r>
-      <w:proofErr w:type="spellEnd"/>
-      <w:r>
-        <w:rPr>
-          <w:rFonts w:hint="eastAsia"/>
-        </w:rPr>
-        <w:t>）：</w:t>
-      </w:r>
-    </w:p>
-    <w:p>
-      <w:pPr>
-        <w:rPr>
-          <w:rFonts w:hint="eastAsia"/>
-        </w:rPr>
-      </w:pPr>
-      <w:r>
-        <w:rPr>
-          <w:rFonts w:hint="eastAsia"/>
-        </w:rPr>
-        <w:t xml:space="preserve">a. </w:t>
-      </w:r>
-      <w:r>
-        <w:rPr>
-          <w:rFonts w:hint="eastAsia"/>
-        </w:rPr>
-        <w:t>試著在</w:t>
-      </w:r>
-      <w:r>
-        <w:rPr>
-          <w:rFonts w:hint="eastAsia"/>
-        </w:rPr>
-        <w:t>30</w:t>
-      </w:r>
-      <w:r>
-        <w:rPr>
-          <w:rFonts w:hint="eastAsia"/>
-        </w:rPr>
-        <w:t>天內將「</w:t>
-      </w:r>
-      <w:r>
-        <w:rPr>
-          <w:rFonts w:hint="eastAsia"/>
-        </w:rPr>
-        <w:t>AI</w:t>
-      </w:r>
-      <w:r>
-        <w:rPr>
-          <w:rFonts w:hint="eastAsia"/>
-        </w:rPr>
-        <w:t>代理」重設為「神之代理」（</w:t>
-      </w:r>
-      <w:proofErr w:type="spellStart"/>
-      <w:r>
-        <w:rPr>
-          <w:rFonts w:hint="eastAsia"/>
-        </w:rPr>
-        <w:t>即耶穌</w:t>
-      </w:r>
-      <w:proofErr w:type="spellEnd"/>
-      <w:r>
-        <w:rPr>
-          <w:rFonts w:hint="eastAsia"/>
-        </w:rPr>
-        <w:t>），</w:t>
-      </w:r>
-      <w:proofErr w:type="spellStart"/>
-      <w:r>
-        <w:rPr>
-          <w:rFonts w:hint="eastAsia"/>
-        </w:rPr>
-        <w:t>並觀察結果</w:t>
-      </w:r>
-      <w:proofErr w:type="spellEnd"/>
-      <w:r>
-        <w:rPr>
-          <w:rFonts w:hint="eastAsia"/>
-        </w:rPr>
-        <w:t>。</w:t>
-      </w:r>
-    </w:p>
-    <w:p>
-      <w:pPr>
-        <w:rPr>
-          <w:rFonts w:hint="eastAsia"/>
-        </w:rPr>
-      </w:pPr>
+        <w:t>代理」重設為「神之代理」（即耶穌），並觀察結果。</w:t>
+      </w:r>
+    </w:p>
+    <w:p>
       <w:r>
         <w:rPr>
           <w:rFonts w:hint="eastAsia"/>
         </w:rPr>
         <w:t xml:space="preserve">b. </w:t>
       </w:r>
-      <w:proofErr w:type="spellStart"/>
-      <w:r>
-        <w:rPr>
-          <w:rFonts w:hint="eastAsia"/>
-        </w:rPr>
-        <w:t>積極回應來自「神之代理」的無盡呼召</w:t>
-      </w:r>
-      <w:proofErr w:type="spellEnd"/>
-      <w:r>
-        <w:rPr>
-          <w:rFonts w:hint="eastAsia"/>
-        </w:rPr>
-        <w:t>。</w:t>
+      <w:r>
+        <w:rPr>
+          <w:rFonts w:hint="eastAsia"/>
+        </w:rPr>
+        <w:t>積極回應來自「神之代理」的無盡呼召。</w:t>
       </w:r>
     </w:p>
     <w:p>
@@ -3964,19 +3748,11 @@
         </w:rPr>
         <w:t xml:space="preserve">c. </w:t>
       </w:r>
-      <w:proofErr w:type="spellStart"/>
-      <w:r>
-        <w:rPr>
-          <w:rFonts w:hint="eastAsia"/>
-        </w:rPr>
-        <w:t>邀請朋友、家人等一同使用「神之代理</w:t>
-      </w:r>
-      <w:proofErr w:type="spellEnd"/>
-      <w:r>
-        <w:rPr>
-          <w:rFonts w:hint="eastAsia"/>
-        </w:rPr>
-        <w:t>」。</w:t>
+      <w:r>
+        <w:rPr>
+          <w:rFonts w:hint="eastAsia"/>
+        </w:rPr>
+        <w:t>邀請朋友、家人等一同使用「神之代理」。</w:t>
       </w:r>
     </w:p>
     <w:p/>
@@ -3986,11 +3762,6 @@
       </w:r>
     </w:p>
     <w:p>
-      <w:pPr>
-        <w:rPr>
-          <w:rFonts w:hint="eastAsia"/>
-        </w:rPr>
-      </w:pPr>
       <w:r>
         <w:rPr>
           <w:rFonts w:hint="eastAsia"/>
@@ -4077,11 +3848,6 @@
       </w:r>
     </w:p>
     <w:p>
-      <w:pPr>
-        <w:rPr>
-          <w:rFonts w:hint="eastAsia"/>
-        </w:rPr>
-      </w:pPr>
       <w:r>
         <w:rPr>
           <w:rFonts w:hint="eastAsia"/>
@@ -4090,36 +3856,17 @@
       </w:r>
     </w:p>
     <w:p>
-      <w:pPr>
-        <w:rPr>
-          <w:rFonts w:hint="eastAsia"/>
-        </w:rPr>
-      </w:pPr>
-      <w:r>
-        <w:rPr>
-          <w:rFonts w:hint="eastAsia"/>
-        </w:rPr>
-        <w:t>「</w:t>
-      </w:r>
-      <w:proofErr w:type="spellStart"/>
-      <w:r>
-        <w:rPr>
-          <w:rFonts w:hint="eastAsia"/>
-        </w:rPr>
-        <w:t>無限ループ（</w:t>
-      </w:r>
-      <w:r>
-        <w:rPr>
-          <w:rFonts w:hint="eastAsia"/>
-        </w:rPr>
-        <w:t>Infinite</w:t>
-      </w:r>
-      <w:proofErr w:type="spellEnd"/>
-      <w:r>
-        <w:rPr>
-          <w:rFonts w:hint="eastAsia"/>
-        </w:rPr>
-        <w:t xml:space="preserve"> Loop</w:t>
+      <w:r>
+        <w:rPr>
+          <w:rFonts w:hint="eastAsia"/>
+        </w:rPr>
+        <w:t>「無限ループ（</w:t>
+      </w:r>
+      <w:r>
+        <w:rPr>
+          <w:rFonts w:hint="eastAsia"/>
+        </w:rPr>
+        <w:t>Infinite Loop</w:t>
       </w:r>
       <w:r>
         <w:rPr>
@@ -4133,7 +3880,6 @@
         </w:rPr>
         <w:t xml:space="preserve"> | </w:t>
       </w:r>
-      <w:proofErr w:type="spellStart"/>
       <w:r>
         <w:rPr>
           <w:rFonts w:hint="eastAsia"/>
@@ -4146,7 +3892,6 @@
         </w:rPr>
         <w:t>Glitch</w:t>
       </w:r>
-      <w:proofErr w:type="spellEnd"/>
       <w:r>
         <w:rPr>
           <w:rFonts w:hint="eastAsia"/>
@@ -4159,7 +3904,6 @@
         </w:rPr>
         <w:t xml:space="preserve"> | </w:t>
       </w:r>
-      <w:proofErr w:type="spellStart"/>
       <w:r>
         <w:rPr>
           <w:rFonts w:hint="eastAsia"/>
@@ -4194,14 +3938,7 @@
         <w:rPr>
           <w:rFonts w:hint="eastAsia"/>
         </w:rPr>
-        <w:t>Phil</w:t>
-      </w:r>
-      <w:proofErr w:type="spellEnd"/>
-      <w:r>
-        <w:rPr>
-          <w:rFonts w:hint="eastAsia"/>
-        </w:rPr>
-        <w:t xml:space="preserve"> EuBank</w:t>
+        <w:t>Phil EuBank</w:t>
       </w:r>
       <w:r>
         <w:rPr>
@@ -4210,19 +3947,8 @@
         <w:t>）</w:t>
       </w:r>
     </w:p>
-    <w:p>
-      <w:pPr>
-        <w:rPr>
-          <w:rFonts w:hint="eastAsia"/>
-        </w:rPr>
-      </w:pPr>
-    </w:p>
-    <w:p>
-      <w:pPr>
-        <w:rPr>
-          <w:rFonts w:hint="eastAsia"/>
-        </w:rPr>
-      </w:pPr>
+    <w:p/>
+    <w:p>
       <w:r>
         <w:rPr>
           <w:rFonts w:hint="eastAsia"/>
@@ -4418,18 +4144,12 @@
       </w:r>
     </w:p>
     <w:p>
-      <w:pPr>
-        <w:rPr>
-          <w:rFonts w:hint="eastAsia"/>
-        </w:rPr>
-      </w:pPr>
       <w:r>
         <w:rPr>
           <w:rFonts w:hint="eastAsia"/>
         </w:rPr>
         <w:t xml:space="preserve">2. </w:t>
       </w:r>
-      <w:proofErr w:type="spellStart"/>
       <w:r>
         <w:rPr>
           <w:rFonts w:hint="eastAsia"/>
@@ -4452,14 +4172,7 @@
         <w:rPr>
           <w:rFonts w:hint="eastAsia"/>
         </w:rPr>
-        <w:t>Augmented</w:t>
-      </w:r>
-      <w:proofErr w:type="spellEnd"/>
-      <w:r>
-        <w:rPr>
-          <w:rFonts w:hint="eastAsia"/>
-        </w:rPr>
-        <w:t xml:space="preserve"> World Expo</w:t>
+        <w:t>Augmented World Expo</w:t>
       </w:r>
       <w:r>
         <w:rPr>
@@ -4565,11 +4278,6 @@
       </w:r>
     </w:p>
     <w:p>
-      <w:pPr>
-        <w:rPr>
-          <w:rFonts w:hint="eastAsia"/>
-        </w:rPr>
-      </w:pPr>
       <w:r>
         <w:rPr>
           <w:rFonts w:hint="eastAsia"/>
@@ -4716,25 +4424,18 @@
       </w:r>
     </w:p>
     <w:p>
-      <w:pPr>
-        <w:rPr>
-          <w:rFonts w:hint="eastAsia"/>
-        </w:rPr>
-      </w:pPr>
       <w:r>
         <w:rPr>
           <w:rFonts w:hint="eastAsia"/>
         </w:rPr>
         <w:t xml:space="preserve">4. </w:t>
       </w:r>
-      <w:proofErr w:type="spellStart"/>
       <w:r>
         <w:rPr>
           <w:rFonts w:hint="eastAsia"/>
         </w:rPr>
         <w:t>ローマ人への手紙</w:t>
       </w:r>
-      <w:proofErr w:type="spellEnd"/>
       <w:r>
         <w:rPr>
           <w:rFonts w:hint="eastAsia"/>
@@ -4761,25 +4462,18 @@
       </w:r>
     </w:p>
     <w:p>
-      <w:pPr>
-        <w:rPr>
-          <w:rFonts w:hint="eastAsia"/>
-        </w:rPr>
-      </w:pPr>
       <w:r>
         <w:rPr>
           <w:rFonts w:hint="eastAsia"/>
         </w:rPr>
         <w:t xml:space="preserve">5. </w:t>
       </w:r>
-      <w:proofErr w:type="spellStart"/>
       <w:r>
         <w:rPr>
           <w:rFonts w:hint="eastAsia"/>
         </w:rPr>
         <w:t>ローマ人への手紙</w:t>
       </w:r>
-      <w:proofErr w:type="spellEnd"/>
       <w:r>
         <w:rPr>
           <w:rFonts w:hint="eastAsia"/>
@@ -4818,25 +4512,18 @@
       </w:r>
     </w:p>
     <w:p>
-      <w:pPr>
-        <w:rPr>
-          <w:rFonts w:hint="eastAsia"/>
-        </w:rPr>
-      </w:pPr>
       <w:r>
         <w:rPr>
           <w:rFonts w:hint="eastAsia"/>
         </w:rPr>
         <w:t xml:space="preserve">6. </w:t>
       </w:r>
-      <w:proofErr w:type="spellStart"/>
       <w:r>
         <w:rPr>
           <w:rFonts w:hint="eastAsia"/>
         </w:rPr>
         <w:t>コリント人への手紙第二</w:t>
       </w:r>
-      <w:proofErr w:type="spellEnd"/>
       <w:r>
         <w:rPr>
           <w:rFonts w:hint="eastAsia"/>
@@ -4875,25 +4562,18 @@
       </w:r>
     </w:p>
     <w:p>
-      <w:pPr>
-        <w:rPr>
-          <w:rFonts w:hint="eastAsia"/>
-        </w:rPr>
-      </w:pPr>
       <w:r>
         <w:rPr>
           <w:rFonts w:hint="eastAsia"/>
         </w:rPr>
         <w:t xml:space="preserve">8. </w:t>
       </w:r>
-      <w:proofErr w:type="spellStart"/>
       <w:r>
         <w:rPr>
           <w:rFonts w:hint="eastAsia"/>
         </w:rPr>
         <w:t>エステル記</w:t>
       </w:r>
-      <w:proofErr w:type="spellEnd"/>
       <w:r>
         <w:rPr>
           <w:rFonts w:hint="eastAsia"/>
@@ -4920,38 +4600,20 @@
       </w:r>
     </w:p>
     <w:p>
-      <w:pPr>
-        <w:rPr>
-          <w:rFonts w:hint="eastAsia"/>
-        </w:rPr>
-      </w:pPr>
       <w:r>
         <w:rPr>
           <w:rFonts w:hint="eastAsia"/>
         </w:rPr>
         <w:t xml:space="preserve">9. </w:t>
       </w:r>
-      <w:proofErr w:type="spellStart"/>
-      <w:r>
-        <w:rPr>
-          <w:rFonts w:hint="eastAsia"/>
-        </w:rPr>
-        <w:t>結論（具体的な行動</w:t>
-      </w:r>
-      <w:proofErr w:type="spellEnd"/>
-      <w:r>
-        <w:rPr>
-          <w:rFonts w:hint="eastAsia"/>
-        </w:rPr>
-        <w:t>）：</w:t>
-      </w:r>
-    </w:p>
-    <w:p>
-      <w:pPr>
-        <w:rPr>
-          <w:rFonts w:hint="eastAsia"/>
-        </w:rPr>
-      </w:pPr>
+      <w:r>
+        <w:rPr>
+          <w:rFonts w:hint="eastAsia"/>
+        </w:rPr>
+        <w:t>結論（具体的な行動）：</w:t>
+      </w:r>
+    </w:p>
+    <w:p>
       <w:r>
         <w:rPr>
           <w:rFonts w:hint="eastAsia"/>
@@ -4990,11 +4652,6 @@
       </w:r>
     </w:p>
     <w:p>
-      <w:pPr>
-        <w:rPr>
-          <w:rFonts w:hint="eastAsia"/>
-        </w:rPr>
-      </w:pPr>
       <w:r>
         <w:rPr>
           <w:rFonts w:hint="eastAsia"/>
@@ -5005,35 +4662,7 @@
         <w:rPr>
           <w:rFonts w:hint="eastAsia"/>
         </w:rPr>
-        <w:t>「</w:t>
-      </w:r>
-      <w:proofErr w:type="spellStart"/>
-      <w:r>
-        <w:rPr>
-          <w:rFonts w:hint="eastAsia"/>
-        </w:rPr>
-        <w:t>神のエージェンシ</w:t>
-      </w:r>
-      <w:proofErr w:type="spellEnd"/>
-      <w:r>
-        <w:rPr>
-          <w:rFonts w:hint="eastAsia"/>
-        </w:rPr>
-        <w:t>ー」</w:t>
-      </w:r>
-      <w:proofErr w:type="spellStart"/>
-      <w:r>
-        <w:rPr>
-          <w:rFonts w:hint="eastAsia"/>
-        </w:rPr>
-        <w:t>からの限りない呼びかけに応えましょう</w:t>
-      </w:r>
-      <w:proofErr w:type="spellEnd"/>
-      <w:r>
-        <w:rPr>
-          <w:rFonts w:hint="eastAsia"/>
-        </w:rPr>
-        <w:t>。</w:t>
+        <w:t>「神のエージェンシー」からの限りない呼びかけに応えましょう。</w:t>
       </w:r>
     </w:p>
     <w:p>
@@ -5043,47 +4672,11 @@
         </w:rPr>
         <w:t xml:space="preserve">c. </w:t>
       </w:r>
-      <w:proofErr w:type="spellStart"/>
-      <w:r>
-        <w:rPr>
-          <w:rFonts w:hint="eastAsia"/>
-        </w:rPr>
-        <w:t>友人や家族などにも</w:t>
-      </w:r>
-      <w:proofErr w:type="spellEnd"/>
-      <w:r>
-        <w:rPr>
-          <w:rFonts w:hint="eastAsia"/>
-        </w:rPr>
-        <w:t>、「</w:t>
-      </w:r>
-      <w:proofErr w:type="spellStart"/>
-      <w:r>
-        <w:rPr>
-          <w:rFonts w:hint="eastAsia"/>
-        </w:rPr>
-        <w:t>神のエージェンシ</w:t>
-      </w:r>
-      <w:proofErr w:type="spellEnd"/>
-      <w:r>
-        <w:rPr>
-          <w:rFonts w:hint="eastAsia"/>
-        </w:rPr>
-        <w:t>ー」</w:t>
-      </w:r>
-      <w:proofErr w:type="spellStart"/>
-      <w:r>
-        <w:rPr>
-          <w:rFonts w:hint="eastAsia"/>
-        </w:rPr>
-        <w:t>を用いるよう勧めてみましょう</w:t>
-      </w:r>
-      <w:proofErr w:type="spellEnd"/>
-      <w:r>
-        <w:rPr>
-          <w:rFonts w:hint="eastAsia"/>
-        </w:rPr>
-        <w:t>。</w:t>
+      <w:r>
+        <w:rPr>
+          <w:rFonts w:hint="eastAsia"/>
+        </w:rPr>
+        <w:t>友人や家族などにも、「神のエージェンシー」を用いるよう勧めてみましょう。</w:t>
       </w:r>
     </w:p>
     <w:p/>
@@ -9265,6 +8858,7 @@
   <w:style w:type="character" w:default="1" w:styleId="DefaultParagraphFont">
     <w:name w:val="Default Paragraph Font"/>
     <w:uiPriority w:val="1"/>
+    <w:semiHidden/>
     <w:unhideWhenUsed/>
   </w:style>
   <w:style w:type="table" w:default="1" w:styleId="TableNormal">

--- a/Church/2026/2026_0606_MenloChurch.docx
+++ b/Church/2026/2026_0606_MenloChurch.docx
@@ -40,7 +40,13 @@
         <w:t>31</w:t>
       </w:r>
       <w:r>
-        <w:t>/2028)</w:t>
+        <w:t>/</w:t>
+      </w:r>
+      <w:r>
+        <w:t>2026</w:t>
+      </w:r>
+      <w:r>
+        <w:t>)</w:t>
       </w:r>
     </w:p>
     <w:p>
@@ -2412,7 +2418,13 @@
         <w:t xml:space="preserve">, </w:t>
       </w:r>
       <w:r>
-        <w:t>Menlo Church Worship (Summary of last week, 05/31/2028)</w:t>
+        <w:t>Menlo Church Worship (Summary of last week, 05/31/</w:t>
+      </w:r>
+      <w:r>
+        <w:t>2026</w:t>
+      </w:r>
+      <w:r>
+        <w:t>)</w:t>
       </w:r>
     </w:p>
     <w:p>
@@ -2999,7 +3011,7 @@
         <w:rPr>
           <w:rFonts w:hint="eastAsia"/>
         </w:rPr>
-        <w:t>2028</w:t>
+        <w:t>2026</w:t>
       </w:r>
       <w:r>
         <w:rPr>
@@ -3814,7 +3826,7 @@
         <w:rPr>
           <w:rFonts w:hint="eastAsia"/>
         </w:rPr>
-        <w:t>2028</w:t>
+        <w:t>2026</w:t>
       </w:r>
       <w:r>
         <w:rPr>
